--- a/data/03_investment_memo/investment_memo_6.docx
+++ b/data/03_investment_memo/investment_memo_6.docx
@@ -21,44 +21,31 @@
     <w:p>
       <w:r>
         <w:br/>
-        <w:t>风险管理部认为，半导体 行业仍然面临若干</w:t>
+        <w:t>从产业链角度看，新能源 行业主要由上游设备厂商、</w:t>
         <w:br/>
-        <w:t>不确定性因素，包括技术迭代风险、政策变化、</w:t>
+        <w:t>中游平台企业以及下游应用厂商组成。</w:t>
         <w:br/>
-        <w:t>以及市场竞争加剧等问题。</w:t>
+        <w:t>戴硕电子网络有限公司 主要位于产业链的 上游 环节。</w:t>
         <w:br/>
       </w:r>
     </w:p>
     <w:p>
       <w:r>
         <w:br/>
-        <w:t>根据内部财务模型测算，和泰科技有限公司 在未来三年</w:t>
+        <w:t>从产业链角度看，消费科技 行业主要由上游设备厂商、</w:t>
         <w:br/>
-        <w:t>收入复合增长率预计可达到 20% 左右。</w:t>
+        <w:t>中游平台企业以及下游应用厂商组成。</w:t>
         <w:br/>
-        <w:t>该预测基于行业需求增长以及公司产能扩张计划。</w:t>
+        <w:t>鑫博腾飞信息有限公司 主要位于产业链的 中游 环节。</w:t>
         <w:br/>
       </w:r>
     </w:p>
     <w:p>
       <w:r>
         <w:br/>
-        <w:t>国讯网络有限公司 是中国 云计算 行业的重要企业之一。</w:t>
+        <w:t>华辰资本旗下的 HC Energy Transition Fund 在最近的资产配置会议中</w:t>
         <w:br/>
-        <w:t>根据华辰资本 量化研究部 的研究，该公司成立于 2016 年，</w:t>
-        <w:br/>
-        <w:t>目前员工规模约 6348 人。公司近年来持续加大研发投入，</w:t>
-        <w:br/>
-        <w:t>在核心技术方面形成了较强的竞争壁垒。</w:t>
-        <w:br/>
-      </w:r>
-    </w:p>
-    <w:p>
-      <w:r>
-        <w:br/>
-        <w:t>华辰资本旗下的 HC Quant Arbitrage Fund 在最近的资产配置会议中</w:t>
-        <w:br/>
-        <w:t>讨论了 消费科技 行业的投资机会，并对 南康网络有限公司</w:t>
+        <w:t>讨论了 消费科技 行业的投资机会，并对 方正科技信息有限公司</w:t>
         <w:br/>
         <w:t>进行了重点评估。</w:t>
         <w:br/>
@@ -67,3160 +54,11 @@
     <w:p>
       <w:r>
         <w:br/>
-        <w:t>从产业链角度看，机器人 行业主要由上游设备厂商、</w:t>
+        <w:t>佳禾传媒有限公司 是中国 云计算 行业的重要企业之一。</w:t>
         <w:br/>
-        <w:t>中游平台企业以及下游应用厂商组成。</w:t>
+        <w:t>根据华辰资本 投资策略部 的研究，该公司成立于 2016 年，</w:t>
         <w:br/>
-        <w:t>艾提科信科技有限公司 主要位于产业链的 中游 环节。</w:t>
-        <w:br/>
-      </w:r>
-    </w:p>
-    <w:p>
-      <w:r>
-        <w:br/>
-        <w:t>从产业链角度看，医疗科技 行业主要由上游设备厂商、</w:t>
-        <w:br/>
-        <w:t>中游平台企业以及下游应用厂商组成。</w:t>
-        <w:br/>
-        <w:t>富罳信息有限公司 主要位于产业链的 下游 环节。</w:t>
-        <w:br/>
-      </w:r>
-    </w:p>
-    <w:p>
-      <w:r>
-        <w:br/>
-        <w:t>飞利信科技有限公司 是中国 新能源 行业的重要企业之一。</w:t>
-        <w:br/>
-        <w:t>根据华辰资本 风险管理部 的研究，该公司成立于 2005 年，</w:t>
-        <w:br/>
-        <w:t>目前员工规模约 4433 人。公司近年来持续加大研发投入，</w:t>
-        <w:br/>
-        <w:t>在核心技术方面形成了较强的竞争壁垒。</w:t>
-        <w:br/>
-      </w:r>
-    </w:p>
-    <w:p>
-      <w:r>
-        <w:br/>
-        <w:t>从产业链角度看，云计算 行业主要由上游设备厂商、</w:t>
-        <w:br/>
-        <w:t>中游平台企业以及下游应用厂商组成。</w:t>
-        <w:br/>
-        <w:t>国讯网络有限公司 主要位于产业链的 中游 环节。</w:t>
-        <w:br/>
-      </w:r>
-    </w:p>
-    <w:tbl>
-      <w:tblPr>
-        <w:tblW w:type="auto" w:w="0"/>
-        <w:tblLook w:firstColumn="1" w:firstRow="1" w:lastColumn="0" w:lastRow="0" w:noHBand="0" w:noVBand="1" w:val="04A0"/>
-      </w:tblPr>
-      <w:tblGrid>
-        <w:gridCol w:w="2160"/>
-        <w:gridCol w:w="2160"/>
-        <w:gridCol w:w="2160"/>
-        <w:gridCol w:w="2160"/>
-      </w:tblGrid>
-      <w:tr>
-        <w:tc>
-          <w:tcPr>
-            <w:tcW w:type="dxa" w:w="2160"/>
-          </w:tcPr>
-          <w:p>
-            <w:r>
-              <w:t>公司</w:t>
-            </w:r>
-          </w:p>
-        </w:tc>
-        <w:tc>
-          <w:tcPr>
-            <w:tcW w:type="dxa" w:w="2160"/>
-          </w:tcPr>
-          <w:p>
-            <w:r>
-              <w:t>行业</w:t>
-            </w:r>
-          </w:p>
-        </w:tc>
-        <w:tc>
-          <w:tcPr>
-            <w:tcW w:type="dxa" w:w="2160"/>
-          </w:tcPr>
-          <w:p>
-            <w:r>
-              <w:t>市值</w:t>
-            </w:r>
-          </w:p>
-        </w:tc>
-        <w:tc>
-          <w:tcPr>
-            <w:tcW w:type="dxa" w:w="2160"/>
-          </w:tcPr>
-          <w:p>
-            <w:r>
-              <w:t>增长率</w:t>
-            </w:r>
-          </w:p>
-        </w:tc>
-      </w:tr>
-      <w:tr>
-        <w:tc>
-          <w:tcPr>
-            <w:tcW w:type="dxa" w:w="2160"/>
-          </w:tcPr>
-          <w:p>
-            <w:r>
-              <w:t>快讯网络有限公司</w:t>
-            </w:r>
-          </w:p>
-        </w:tc>
-        <w:tc>
-          <w:tcPr>
-            <w:tcW w:type="dxa" w:w="2160"/>
-          </w:tcPr>
-          <w:p>
-            <w:r>
-              <w:t>新能源</w:t>
-            </w:r>
-          </w:p>
-        </w:tc>
-        <w:tc>
-          <w:tcPr>
-            <w:tcW w:type="dxa" w:w="2160"/>
-          </w:tcPr>
-          <w:p>
-            <w:r>
-              <w:t>282亿</w:t>
-            </w:r>
-          </w:p>
-        </w:tc>
-        <w:tc>
-          <w:tcPr>
-            <w:tcW w:type="dxa" w:w="2160"/>
-          </w:tcPr>
-          <w:p>
-            <w:r>
-              <w:t>12%</w:t>
-            </w:r>
-          </w:p>
-        </w:tc>
-      </w:tr>
-      <w:tr>
-        <w:tc>
-          <w:tcPr>
-            <w:tcW w:type="dxa" w:w="2160"/>
-          </w:tcPr>
-          <w:p>
-            <w:r>
-              <w:t>艾提科信科技有限公司</w:t>
-            </w:r>
-          </w:p>
-        </w:tc>
-        <w:tc>
-          <w:tcPr>
-            <w:tcW w:type="dxa" w:w="2160"/>
-          </w:tcPr>
-          <w:p>
-            <w:r>
-              <w:t>机器人</w:t>
-            </w:r>
-          </w:p>
-        </w:tc>
-        <w:tc>
-          <w:tcPr>
-            <w:tcW w:type="dxa" w:w="2160"/>
-          </w:tcPr>
-          <w:p>
-            <w:r>
-              <w:t>217亿</w:t>
-            </w:r>
-          </w:p>
-        </w:tc>
-        <w:tc>
-          <w:tcPr>
-            <w:tcW w:type="dxa" w:w="2160"/>
-          </w:tcPr>
-          <w:p>
-            <w:r>
-              <w:t>9%</w:t>
-            </w:r>
-          </w:p>
-        </w:tc>
-      </w:tr>
-      <w:tr>
-        <w:tc>
-          <w:tcPr>
-            <w:tcW w:type="dxa" w:w="2160"/>
-          </w:tcPr>
-          <w:p>
-            <w:r>
-              <w:t>新宇龙信息传媒有限公司</w:t>
-            </w:r>
-          </w:p>
-        </w:tc>
-        <w:tc>
-          <w:tcPr>
-            <w:tcW w:type="dxa" w:w="2160"/>
-          </w:tcPr>
-          <w:p>
-            <w:r>
-              <w:t>机器人</w:t>
-            </w:r>
-          </w:p>
-        </w:tc>
-        <w:tc>
-          <w:tcPr>
-            <w:tcW w:type="dxa" w:w="2160"/>
-          </w:tcPr>
-          <w:p>
-            <w:r>
-              <w:t>707亿</w:t>
-            </w:r>
-          </w:p>
-        </w:tc>
-        <w:tc>
-          <w:tcPr>
-            <w:tcW w:type="dxa" w:w="2160"/>
-          </w:tcPr>
-          <w:p>
-            <w:r>
-              <w:t>9%</w:t>
-            </w:r>
-          </w:p>
-        </w:tc>
-      </w:tr>
-      <w:tr>
-        <w:tc>
-          <w:tcPr>
-            <w:tcW w:type="dxa" w:w="2160"/>
-          </w:tcPr>
-          <w:p>
-            <w:r>
-              <w:t>天益信息有限公司</w:t>
-            </w:r>
-          </w:p>
-        </w:tc>
-        <w:tc>
-          <w:tcPr>
-            <w:tcW w:type="dxa" w:w="2160"/>
-          </w:tcPr>
-          <w:p>
-            <w:r>
-              <w:t>云计算</w:t>
-            </w:r>
-          </w:p>
-        </w:tc>
-        <w:tc>
-          <w:tcPr>
-            <w:tcW w:type="dxa" w:w="2160"/>
-          </w:tcPr>
-          <w:p>
-            <w:r>
-              <w:t>717亿</w:t>
-            </w:r>
-          </w:p>
-        </w:tc>
-        <w:tc>
-          <w:tcPr>
-            <w:tcW w:type="dxa" w:w="2160"/>
-          </w:tcPr>
-          <w:p>
-            <w:r>
-              <w:t>11%</w:t>
-            </w:r>
-          </w:p>
-        </w:tc>
-      </w:tr>
-      <w:tr>
-        <w:tc>
-          <w:tcPr>
-            <w:tcW w:type="dxa" w:w="2160"/>
-          </w:tcPr>
-          <w:p>
-            <w:r>
-              <w:t>创亿信息有限公司</w:t>
-            </w:r>
-          </w:p>
-        </w:tc>
-        <w:tc>
-          <w:tcPr>
-            <w:tcW w:type="dxa" w:w="2160"/>
-          </w:tcPr>
-          <w:p>
-            <w:r>
-              <w:t>医疗科技</w:t>
-            </w:r>
-          </w:p>
-        </w:tc>
-        <w:tc>
-          <w:tcPr>
-            <w:tcW w:type="dxa" w:w="2160"/>
-          </w:tcPr>
-          <w:p>
-            <w:r>
-              <w:t>198亿</w:t>
-            </w:r>
-          </w:p>
-        </w:tc>
-        <w:tc>
-          <w:tcPr>
-            <w:tcW w:type="dxa" w:w="2160"/>
-          </w:tcPr>
-          <w:p>
-            <w:r>
-              <w:t>19%</w:t>
-            </w:r>
-          </w:p>
-        </w:tc>
-      </w:tr>
-      <w:tr>
-        <w:tc>
-          <w:tcPr>
-            <w:tcW w:type="dxa" w:w="2160"/>
-          </w:tcPr>
-          <w:p>
-            <w:r>
-              <w:t>艾提科信科技有限公司</w:t>
-            </w:r>
-          </w:p>
-        </w:tc>
-        <w:tc>
-          <w:tcPr>
-            <w:tcW w:type="dxa" w:w="2160"/>
-          </w:tcPr>
-          <w:p>
-            <w:r>
-              <w:t>机器人</w:t>
-            </w:r>
-          </w:p>
-        </w:tc>
-        <w:tc>
-          <w:tcPr>
-            <w:tcW w:type="dxa" w:w="2160"/>
-          </w:tcPr>
-          <w:p>
-            <w:r>
-              <w:t>471亿</w:t>
-            </w:r>
-          </w:p>
-        </w:tc>
-        <w:tc>
-          <w:tcPr>
-            <w:tcW w:type="dxa" w:w="2160"/>
-          </w:tcPr>
-          <w:p>
-            <w:r>
-              <w:t>27%</w:t>
-            </w:r>
-          </w:p>
-        </w:tc>
-      </w:tr>
-      <w:tr>
-        <w:tc>
-          <w:tcPr>
-            <w:tcW w:type="dxa" w:w="2160"/>
-          </w:tcPr>
-          <w:p>
-            <w:r>
-              <w:t>国讯网络有限公司</w:t>
-            </w:r>
-          </w:p>
-        </w:tc>
-        <w:tc>
-          <w:tcPr>
-            <w:tcW w:type="dxa" w:w="2160"/>
-          </w:tcPr>
-          <w:p>
-            <w:r>
-              <w:t>云计算</w:t>
-            </w:r>
-          </w:p>
-        </w:tc>
-        <w:tc>
-          <w:tcPr>
-            <w:tcW w:type="dxa" w:w="2160"/>
-          </w:tcPr>
-          <w:p>
-            <w:r>
-              <w:t>372亿</w:t>
-            </w:r>
-          </w:p>
-        </w:tc>
-        <w:tc>
-          <w:tcPr>
-            <w:tcW w:type="dxa" w:w="2160"/>
-          </w:tcPr>
-          <w:p>
-            <w:r>
-              <w:t>16%</w:t>
-            </w:r>
-          </w:p>
-        </w:tc>
-      </w:tr>
-      <w:tr>
-        <w:tc>
-          <w:tcPr>
-            <w:tcW w:type="dxa" w:w="2160"/>
-          </w:tcPr>
-          <w:p>
-            <w:r>
-              <w:t>创联世纪科技有限公司</w:t>
-            </w:r>
-          </w:p>
-        </w:tc>
-        <w:tc>
-          <w:tcPr>
-            <w:tcW w:type="dxa" w:w="2160"/>
-          </w:tcPr>
-          <w:p>
-            <w:r>
-              <w:t>医疗科技</w:t>
-            </w:r>
-          </w:p>
-        </w:tc>
-        <w:tc>
-          <w:tcPr>
-            <w:tcW w:type="dxa" w:w="2160"/>
-          </w:tcPr>
-          <w:p>
-            <w:r>
-              <w:t>182亿</w:t>
-            </w:r>
-          </w:p>
-        </w:tc>
-        <w:tc>
-          <w:tcPr>
-            <w:tcW w:type="dxa" w:w="2160"/>
-          </w:tcPr>
-          <w:p>
-            <w:r>
-              <w:t>5%</w:t>
-            </w:r>
-          </w:p>
-        </w:tc>
-      </w:tr>
-      <w:tr>
-        <w:tc>
-          <w:tcPr>
-            <w:tcW w:type="dxa" w:w="2160"/>
-          </w:tcPr>
-          <w:p>
-            <w:r>
-              <w:t>浦华众城科技有限公司</w:t>
-            </w:r>
-          </w:p>
-        </w:tc>
-        <w:tc>
-          <w:tcPr>
-            <w:tcW w:type="dxa" w:w="2160"/>
-          </w:tcPr>
-          <w:p>
-            <w:r>
-              <w:t>半导体</w:t>
-            </w:r>
-          </w:p>
-        </w:tc>
-        <w:tc>
-          <w:tcPr>
-            <w:tcW w:type="dxa" w:w="2160"/>
-          </w:tcPr>
-          <w:p>
-            <w:r>
-              <w:t>736亿</w:t>
-            </w:r>
-          </w:p>
-        </w:tc>
-        <w:tc>
-          <w:tcPr>
-            <w:tcW w:type="dxa" w:w="2160"/>
-          </w:tcPr>
-          <w:p>
-            <w:r>
-              <w:t>20%</w:t>
-            </w:r>
-          </w:p>
-        </w:tc>
-      </w:tr>
-      <w:tr>
-        <w:tc>
-          <w:tcPr>
-            <w:tcW w:type="dxa" w:w="2160"/>
-          </w:tcPr>
-          <w:p>
-            <w:r>
-              <w:t>富罳信息有限公司</w:t>
-            </w:r>
-          </w:p>
-        </w:tc>
-        <w:tc>
-          <w:tcPr>
-            <w:tcW w:type="dxa" w:w="2160"/>
-          </w:tcPr>
-          <w:p>
-            <w:r>
-              <w:t>医疗科技</w:t>
-            </w:r>
-          </w:p>
-        </w:tc>
-        <w:tc>
-          <w:tcPr>
-            <w:tcW w:type="dxa" w:w="2160"/>
-          </w:tcPr>
-          <w:p>
-            <w:r>
-              <w:t>678亿</w:t>
-            </w:r>
-          </w:p>
-        </w:tc>
-        <w:tc>
-          <w:tcPr>
-            <w:tcW w:type="dxa" w:w="2160"/>
-          </w:tcPr>
-          <w:p>
-            <w:r>
-              <w:t>5%</w:t>
-            </w:r>
-          </w:p>
-        </w:tc>
-      </w:tr>
-      <w:tr>
-        <w:tc>
-          <w:tcPr>
-            <w:tcW w:type="dxa" w:w="2160"/>
-          </w:tcPr>
-          <w:p>
-            <w:r>
-              <w:t>昊嘉网络有限公司</w:t>
-            </w:r>
-          </w:p>
-        </w:tc>
-        <w:tc>
-          <w:tcPr>
-            <w:tcW w:type="dxa" w:w="2160"/>
-          </w:tcPr>
-          <w:p>
-            <w:r>
-              <w:t>新能源</w:t>
-            </w:r>
-          </w:p>
-        </w:tc>
-        <w:tc>
-          <w:tcPr>
-            <w:tcW w:type="dxa" w:w="2160"/>
-          </w:tcPr>
-          <w:p>
-            <w:r>
-              <w:t>408亿</w:t>
-            </w:r>
-          </w:p>
-        </w:tc>
-        <w:tc>
-          <w:tcPr>
-            <w:tcW w:type="dxa" w:w="2160"/>
-          </w:tcPr>
-          <w:p>
-            <w:r>
-              <w:t>9%</w:t>
-            </w:r>
-          </w:p>
-        </w:tc>
-      </w:tr>
-      <w:tr>
-        <w:tc>
-          <w:tcPr>
-            <w:tcW w:type="dxa" w:w="2160"/>
-          </w:tcPr>
-          <w:p>
-            <w:r>
-              <w:t>快讯网络有限公司</w:t>
-            </w:r>
-          </w:p>
-        </w:tc>
-        <w:tc>
-          <w:tcPr>
-            <w:tcW w:type="dxa" w:w="2160"/>
-          </w:tcPr>
-          <w:p>
-            <w:r>
-              <w:t>新能源</w:t>
-            </w:r>
-          </w:p>
-        </w:tc>
-        <w:tc>
-          <w:tcPr>
-            <w:tcW w:type="dxa" w:w="2160"/>
-          </w:tcPr>
-          <w:p>
-            <w:r>
-              <w:t>800亿</w:t>
-            </w:r>
-          </w:p>
-        </w:tc>
-        <w:tc>
-          <w:tcPr>
-            <w:tcW w:type="dxa" w:w="2160"/>
-          </w:tcPr>
-          <w:p>
-            <w:r>
-              <w:t>25%</w:t>
-            </w:r>
-          </w:p>
-        </w:tc>
-      </w:tr>
-      <w:tr>
-        <w:tc>
-          <w:tcPr>
-            <w:tcW w:type="dxa" w:w="2160"/>
-          </w:tcPr>
-          <w:p>
-            <w:r>
-              <w:t>银嘉信息有限公司</w:t>
-            </w:r>
-          </w:p>
-        </w:tc>
-        <w:tc>
-          <w:tcPr>
-            <w:tcW w:type="dxa" w:w="2160"/>
-          </w:tcPr>
-          <w:p>
-            <w:r>
-              <w:t>消费科技</w:t>
-            </w:r>
-          </w:p>
-        </w:tc>
-        <w:tc>
-          <w:tcPr>
-            <w:tcW w:type="dxa" w:w="2160"/>
-          </w:tcPr>
-          <w:p>
-            <w:r>
-              <w:t>586亿</w:t>
-            </w:r>
-          </w:p>
-        </w:tc>
-        <w:tc>
-          <w:tcPr>
-            <w:tcW w:type="dxa" w:w="2160"/>
-          </w:tcPr>
-          <w:p>
-            <w:r>
-              <w:t>9%</w:t>
-            </w:r>
-          </w:p>
-        </w:tc>
-      </w:tr>
-      <w:tr>
-        <w:tc>
-          <w:tcPr>
-            <w:tcW w:type="dxa" w:w="2160"/>
-          </w:tcPr>
-          <w:p>
-            <w:r>
-              <w:t>鸿睿思博信息有限公司</w:t>
-            </w:r>
-          </w:p>
-        </w:tc>
-        <w:tc>
-          <w:tcPr>
-            <w:tcW w:type="dxa" w:w="2160"/>
-          </w:tcPr>
-          <w:p>
-            <w:r>
-              <w:t>半导体</w:t>
-            </w:r>
-          </w:p>
-        </w:tc>
-        <w:tc>
-          <w:tcPr>
-            <w:tcW w:type="dxa" w:w="2160"/>
-          </w:tcPr>
-          <w:p>
-            <w:r>
-              <w:t>564亿</w:t>
-            </w:r>
-          </w:p>
-        </w:tc>
-        <w:tc>
-          <w:tcPr>
-            <w:tcW w:type="dxa" w:w="2160"/>
-          </w:tcPr>
-          <w:p>
-            <w:r>
-              <w:t>15%</w:t>
-            </w:r>
-          </w:p>
-        </w:tc>
-      </w:tr>
-      <w:tr>
-        <w:tc>
-          <w:tcPr>
-            <w:tcW w:type="dxa" w:w="2160"/>
-          </w:tcPr>
-          <w:p>
-            <w:r>
-              <w:t>济南亿次元网络有限公司</w:t>
-            </w:r>
-          </w:p>
-        </w:tc>
-        <w:tc>
-          <w:tcPr>
-            <w:tcW w:type="dxa" w:w="2160"/>
-          </w:tcPr>
-          <w:p>
-            <w:r>
-              <w:t>机器人</w:t>
-            </w:r>
-          </w:p>
-        </w:tc>
-        <w:tc>
-          <w:tcPr>
-            <w:tcW w:type="dxa" w:w="2160"/>
-          </w:tcPr>
-          <w:p>
-            <w:r>
-              <w:t>215亿</w:t>
-            </w:r>
-          </w:p>
-        </w:tc>
-        <w:tc>
-          <w:tcPr>
-            <w:tcW w:type="dxa" w:w="2160"/>
-          </w:tcPr>
-          <w:p>
-            <w:r>
-              <w:t>16%</w:t>
-            </w:r>
-          </w:p>
-        </w:tc>
-      </w:tr>
-    </w:tbl>
-    <w:p>
-      <w:pPr>
-        <w:pStyle w:val="Heading1"/>
-      </w:pPr>
-      <w:r>
-        <w:t>行业分析 2</w:t>
-      </w:r>
-    </w:p>
-    <w:p>
-      <w:r>
-        <w:br/>
-        <w:t>根据内部财务模型测算，新宇龙信息传媒有限公司 在未来三年</w:t>
-        <w:br/>
-        <w:t>收入复合增长率预计可达到 33% 左右。</w:t>
-        <w:br/>
-        <w:t>该预测基于行业需求增长以及公司产能扩张计划。</w:t>
-        <w:br/>
-      </w:r>
-    </w:p>
-    <w:p>
-      <w:r>
-        <w:br/>
-        <w:t>风险管理部认为，医疗科技 行业仍然面临若干</w:t>
-        <w:br/>
-        <w:t>不确定性因素，包括技术迭代风险、政策变化、</w:t>
-        <w:br/>
-        <w:t>以及市场竞争加剧等问题。</w:t>
-        <w:br/>
-      </w:r>
-    </w:p>
-    <w:p>
-      <w:r>
-        <w:br/>
-        <w:t>风险管理部认为，半导体 行业仍然面临若干</w:t>
-        <w:br/>
-        <w:t>不确定性因素，包括技术迭代风险、政策变化、</w:t>
-        <w:br/>
-        <w:t>以及市场竞争加剧等问题。</w:t>
-        <w:br/>
-      </w:r>
-    </w:p>
-    <w:p>
-      <w:r>
-        <w:br/>
-        <w:t>九方信息有限公司 是中国 新能源 行业的重要企业之一。</w:t>
-        <w:br/>
-        <w:t>根据华辰资本 投资策略部 的研究，该公司成立于 2011 年，</w:t>
-        <w:br/>
-        <w:t>目前员工规模约 6198 人。公司近年来持续加大研发投入，</w:t>
-        <w:br/>
-        <w:t>在核心技术方面形成了较强的竞争壁垒。</w:t>
-        <w:br/>
-      </w:r>
-    </w:p>
-    <w:p>
-      <w:r>
-        <w:br/>
-        <w:t>从产业链角度看，人工智能 行业主要由上游设备厂商、</w:t>
-        <w:br/>
-        <w:t>中游平台企业以及下游应用厂商组成。</w:t>
-        <w:br/>
-        <w:t>信诚致远传媒有限公司 主要位于产业链的 下游 环节。</w:t>
-        <w:br/>
-      </w:r>
-    </w:p>
-    <w:p>
-      <w:r>
-        <w:br/>
-        <w:t>银嘉信息有限公司 是中国 消费科技 行业的重要企业之一。</w:t>
-        <w:br/>
-        <w:t>根据华辰资本 量化研究部 的研究，该公司成立于 2020 年，</w:t>
-        <w:br/>
-        <w:t>目前员工规模约 2026 人。公司近年来持续加大研发投入，</w:t>
-        <w:br/>
-        <w:t>在核心技术方面形成了较强的竞争壁垒。</w:t>
-        <w:br/>
-      </w:r>
-    </w:p>
-    <w:p>
-      <w:r>
-        <w:br/>
-        <w:t>根据内部财务模型测算，银嘉信息有限公司 在未来三年</w:t>
-        <w:br/>
-        <w:t>收入复合增长率预计可达到 14% 左右。</w:t>
-        <w:br/>
-        <w:t>该预测基于行业需求增长以及公司产能扩张计划。</w:t>
-        <w:br/>
-      </w:r>
-    </w:p>
-    <w:p>
-      <w:r>
-        <w:br/>
-        <w:t>根据内部财务模型测算，南康网络有限公司 在未来三年</w:t>
-        <w:br/>
-        <w:t>收入复合增长率预计可达到 14% 左右。</w:t>
-        <w:br/>
-        <w:t>该预测基于行业需求增长以及公司产能扩张计划。</w:t>
-        <w:br/>
-      </w:r>
-    </w:p>
-    <w:tbl>
-      <w:tblPr>
-        <w:tblW w:type="auto" w:w="0"/>
-        <w:tblLook w:firstColumn="1" w:firstRow="1" w:lastColumn="0" w:lastRow="0" w:noHBand="0" w:noVBand="1" w:val="04A0"/>
-      </w:tblPr>
-      <w:tblGrid>
-        <w:gridCol w:w="2160"/>
-        <w:gridCol w:w="2160"/>
-        <w:gridCol w:w="2160"/>
-        <w:gridCol w:w="2160"/>
-      </w:tblGrid>
-      <w:tr>
-        <w:tc>
-          <w:tcPr>
-            <w:tcW w:type="dxa" w:w="2160"/>
-          </w:tcPr>
-          <w:p>
-            <w:r>
-              <w:t>公司</w:t>
-            </w:r>
-          </w:p>
-        </w:tc>
-        <w:tc>
-          <w:tcPr>
-            <w:tcW w:type="dxa" w:w="2160"/>
-          </w:tcPr>
-          <w:p>
-            <w:r>
-              <w:t>行业</w:t>
-            </w:r>
-          </w:p>
-        </w:tc>
-        <w:tc>
-          <w:tcPr>
-            <w:tcW w:type="dxa" w:w="2160"/>
-          </w:tcPr>
-          <w:p>
-            <w:r>
-              <w:t>市值</w:t>
-            </w:r>
-          </w:p>
-        </w:tc>
-        <w:tc>
-          <w:tcPr>
-            <w:tcW w:type="dxa" w:w="2160"/>
-          </w:tcPr>
-          <w:p>
-            <w:r>
-              <w:t>增长率</w:t>
-            </w:r>
-          </w:p>
-        </w:tc>
-      </w:tr>
-      <w:tr>
-        <w:tc>
-          <w:tcPr>
-            <w:tcW w:type="dxa" w:w="2160"/>
-          </w:tcPr>
-          <w:p>
-            <w:r>
-              <w:t>精芯科技有限公司</w:t>
-            </w:r>
-          </w:p>
-        </w:tc>
-        <w:tc>
-          <w:tcPr>
-            <w:tcW w:type="dxa" w:w="2160"/>
-          </w:tcPr>
-          <w:p>
-            <w:r>
-              <w:t>云计算</w:t>
-            </w:r>
-          </w:p>
-        </w:tc>
-        <w:tc>
-          <w:tcPr>
-            <w:tcW w:type="dxa" w:w="2160"/>
-          </w:tcPr>
-          <w:p>
-            <w:r>
-              <w:t>196亿</w:t>
-            </w:r>
-          </w:p>
-        </w:tc>
-        <w:tc>
-          <w:tcPr>
-            <w:tcW w:type="dxa" w:w="2160"/>
-          </w:tcPr>
-          <w:p>
-            <w:r>
-              <w:t>24%</w:t>
-            </w:r>
-          </w:p>
-        </w:tc>
-      </w:tr>
-      <w:tr>
-        <w:tc>
-          <w:tcPr>
-            <w:tcW w:type="dxa" w:w="2160"/>
-          </w:tcPr>
-          <w:p>
-            <w:r>
-              <w:t>精芯科技有限公司</w:t>
-            </w:r>
-          </w:p>
-        </w:tc>
-        <w:tc>
-          <w:tcPr>
-            <w:tcW w:type="dxa" w:w="2160"/>
-          </w:tcPr>
-          <w:p>
-            <w:r>
-              <w:t>云计算</w:t>
-            </w:r>
-          </w:p>
-        </w:tc>
-        <w:tc>
-          <w:tcPr>
-            <w:tcW w:type="dxa" w:w="2160"/>
-          </w:tcPr>
-          <w:p>
-            <w:r>
-              <w:t>132亿</w:t>
-            </w:r>
-          </w:p>
-        </w:tc>
-        <w:tc>
-          <w:tcPr>
-            <w:tcW w:type="dxa" w:w="2160"/>
-          </w:tcPr>
-          <w:p>
-            <w:r>
-              <w:t>5%</w:t>
-            </w:r>
-          </w:p>
-        </w:tc>
-      </w:tr>
-      <w:tr>
-        <w:tc>
-          <w:tcPr>
-            <w:tcW w:type="dxa" w:w="2160"/>
-          </w:tcPr>
-          <w:p>
-            <w:r>
-              <w:t>雨林木风计算机科技有限公司</w:t>
-            </w:r>
-          </w:p>
-        </w:tc>
-        <w:tc>
-          <w:tcPr>
-            <w:tcW w:type="dxa" w:w="2160"/>
-          </w:tcPr>
-          <w:p>
-            <w:r>
-              <w:t>人工智能</w:t>
-            </w:r>
-          </w:p>
-        </w:tc>
-        <w:tc>
-          <w:tcPr>
-            <w:tcW w:type="dxa" w:w="2160"/>
-          </w:tcPr>
-          <w:p>
-            <w:r>
-              <w:t>383亿</w:t>
-            </w:r>
-          </w:p>
-        </w:tc>
-        <w:tc>
-          <w:tcPr>
-            <w:tcW w:type="dxa" w:w="2160"/>
-          </w:tcPr>
-          <w:p>
-            <w:r>
-              <w:t>6%</w:t>
-            </w:r>
-          </w:p>
-        </w:tc>
-      </w:tr>
-      <w:tr>
-        <w:tc>
-          <w:tcPr>
-            <w:tcW w:type="dxa" w:w="2160"/>
-          </w:tcPr>
-          <w:p>
-            <w:r>
-              <w:t>天益科技有限公司</w:t>
-            </w:r>
-          </w:p>
-        </w:tc>
-        <w:tc>
-          <w:tcPr>
-            <w:tcW w:type="dxa" w:w="2160"/>
-          </w:tcPr>
-          <w:p>
-            <w:r>
-              <w:t>半导体</w:t>
-            </w:r>
-          </w:p>
-        </w:tc>
-        <w:tc>
-          <w:tcPr>
-            <w:tcW w:type="dxa" w:w="2160"/>
-          </w:tcPr>
-          <w:p>
-            <w:r>
-              <w:t>710亿</w:t>
-            </w:r>
-          </w:p>
-        </w:tc>
-        <w:tc>
-          <w:tcPr>
-            <w:tcW w:type="dxa" w:w="2160"/>
-          </w:tcPr>
-          <w:p>
-            <w:r>
-              <w:t>12%</w:t>
-            </w:r>
-          </w:p>
-        </w:tc>
-      </w:tr>
-      <w:tr>
-        <w:tc>
-          <w:tcPr>
-            <w:tcW w:type="dxa" w:w="2160"/>
-          </w:tcPr>
-          <w:p>
-            <w:r>
-              <w:t>精芯信息有限公司</w:t>
-            </w:r>
-          </w:p>
-        </w:tc>
-        <w:tc>
-          <w:tcPr>
-            <w:tcW w:type="dxa" w:w="2160"/>
-          </w:tcPr>
-          <w:p>
-            <w:r>
-              <w:t>消费科技</w:t>
-            </w:r>
-          </w:p>
-        </w:tc>
-        <w:tc>
-          <w:tcPr>
-            <w:tcW w:type="dxa" w:w="2160"/>
-          </w:tcPr>
-          <w:p>
-            <w:r>
-              <w:t>495亿</w:t>
-            </w:r>
-          </w:p>
-        </w:tc>
-        <w:tc>
-          <w:tcPr>
-            <w:tcW w:type="dxa" w:w="2160"/>
-          </w:tcPr>
-          <w:p>
-            <w:r>
-              <w:t>21%</w:t>
-            </w:r>
-          </w:p>
-        </w:tc>
-      </w:tr>
-      <w:tr>
-        <w:tc>
-          <w:tcPr>
-            <w:tcW w:type="dxa" w:w="2160"/>
-          </w:tcPr>
-          <w:p>
-            <w:r>
-              <w:t>九方信息有限公司</w:t>
-            </w:r>
-          </w:p>
-        </w:tc>
-        <w:tc>
-          <w:tcPr>
-            <w:tcW w:type="dxa" w:w="2160"/>
-          </w:tcPr>
-          <w:p>
-            <w:r>
-              <w:t>新能源</w:t>
-            </w:r>
-          </w:p>
-        </w:tc>
-        <w:tc>
-          <w:tcPr>
-            <w:tcW w:type="dxa" w:w="2160"/>
-          </w:tcPr>
-          <w:p>
-            <w:r>
-              <w:t>204亿</w:t>
-            </w:r>
-          </w:p>
-        </w:tc>
-        <w:tc>
-          <w:tcPr>
-            <w:tcW w:type="dxa" w:w="2160"/>
-          </w:tcPr>
-          <w:p>
-            <w:r>
-              <w:t>27%</w:t>
-            </w:r>
-          </w:p>
-        </w:tc>
-      </w:tr>
-      <w:tr>
-        <w:tc>
-          <w:tcPr>
-            <w:tcW w:type="dxa" w:w="2160"/>
-          </w:tcPr>
-          <w:p>
-            <w:r>
-              <w:t>新宇龙信息传媒有限公司</w:t>
-            </w:r>
-          </w:p>
-        </w:tc>
-        <w:tc>
-          <w:tcPr>
-            <w:tcW w:type="dxa" w:w="2160"/>
-          </w:tcPr>
-          <w:p>
-            <w:r>
-              <w:t>机器人</w:t>
-            </w:r>
-          </w:p>
-        </w:tc>
-        <w:tc>
-          <w:tcPr>
-            <w:tcW w:type="dxa" w:w="2160"/>
-          </w:tcPr>
-          <w:p>
-            <w:r>
-              <w:t>654亿</w:t>
-            </w:r>
-          </w:p>
-        </w:tc>
-        <w:tc>
-          <w:tcPr>
-            <w:tcW w:type="dxa" w:w="2160"/>
-          </w:tcPr>
-          <w:p>
-            <w:r>
-              <w:t>24%</w:t>
-            </w:r>
-          </w:p>
-        </w:tc>
-      </w:tr>
-      <w:tr>
-        <w:tc>
-          <w:tcPr>
-            <w:tcW w:type="dxa" w:w="2160"/>
-          </w:tcPr>
-          <w:p>
-            <w:r>
-              <w:t>九方网络有限公司</w:t>
-            </w:r>
-          </w:p>
-        </w:tc>
-        <w:tc>
-          <w:tcPr>
-            <w:tcW w:type="dxa" w:w="2160"/>
-          </w:tcPr>
-          <w:p>
-            <w:r>
-              <w:t>新能源</w:t>
-            </w:r>
-          </w:p>
-        </w:tc>
-        <w:tc>
-          <w:tcPr>
-            <w:tcW w:type="dxa" w:w="2160"/>
-          </w:tcPr>
-          <w:p>
-            <w:r>
-              <w:t>673亿</w:t>
-            </w:r>
-          </w:p>
-        </w:tc>
-        <w:tc>
-          <w:tcPr>
-            <w:tcW w:type="dxa" w:w="2160"/>
-          </w:tcPr>
-          <w:p>
-            <w:r>
-              <w:t>17%</w:t>
-            </w:r>
-          </w:p>
-        </w:tc>
-      </w:tr>
-      <w:tr>
-        <w:tc>
-          <w:tcPr>
-            <w:tcW w:type="dxa" w:w="2160"/>
-          </w:tcPr>
-          <w:p>
-            <w:r>
-              <w:t>和泰科技有限公司</w:t>
-            </w:r>
-          </w:p>
-        </w:tc>
-        <w:tc>
-          <w:tcPr>
-            <w:tcW w:type="dxa" w:w="2160"/>
-          </w:tcPr>
-          <w:p>
-            <w:r>
-              <w:t>人工智能</w:t>
-            </w:r>
-          </w:p>
-        </w:tc>
-        <w:tc>
-          <w:tcPr>
-            <w:tcW w:type="dxa" w:w="2160"/>
-          </w:tcPr>
-          <w:p>
-            <w:r>
-              <w:t>490亿</w:t>
-            </w:r>
-          </w:p>
-        </w:tc>
-        <w:tc>
-          <w:tcPr>
-            <w:tcW w:type="dxa" w:w="2160"/>
-          </w:tcPr>
-          <w:p>
-            <w:r>
-              <w:t>13%</w:t>
-            </w:r>
-          </w:p>
-        </w:tc>
-      </w:tr>
-      <w:tr>
-        <w:tc>
-          <w:tcPr>
-            <w:tcW w:type="dxa" w:w="2160"/>
-          </w:tcPr>
-          <w:p>
-            <w:r>
-              <w:t>银嘉信息有限公司</w:t>
-            </w:r>
-          </w:p>
-        </w:tc>
-        <w:tc>
-          <w:tcPr>
-            <w:tcW w:type="dxa" w:w="2160"/>
-          </w:tcPr>
-          <w:p>
-            <w:r>
-              <w:t>消费科技</w:t>
-            </w:r>
-          </w:p>
-        </w:tc>
-        <w:tc>
-          <w:tcPr>
-            <w:tcW w:type="dxa" w:w="2160"/>
-          </w:tcPr>
-          <w:p>
-            <w:r>
-              <w:t>309亿</w:t>
-            </w:r>
-          </w:p>
-        </w:tc>
-        <w:tc>
-          <w:tcPr>
-            <w:tcW w:type="dxa" w:w="2160"/>
-          </w:tcPr>
-          <w:p>
-            <w:r>
-              <w:t>12%</w:t>
-            </w:r>
-          </w:p>
-        </w:tc>
-      </w:tr>
-      <w:tr>
-        <w:tc>
-          <w:tcPr>
-            <w:tcW w:type="dxa" w:w="2160"/>
-          </w:tcPr>
-          <w:p>
-            <w:r>
-              <w:t>精芯科技有限公司</w:t>
-            </w:r>
-          </w:p>
-        </w:tc>
-        <w:tc>
-          <w:tcPr>
-            <w:tcW w:type="dxa" w:w="2160"/>
-          </w:tcPr>
-          <w:p>
-            <w:r>
-              <w:t>云计算</w:t>
-            </w:r>
-          </w:p>
-        </w:tc>
-        <w:tc>
-          <w:tcPr>
-            <w:tcW w:type="dxa" w:w="2160"/>
-          </w:tcPr>
-          <w:p>
-            <w:r>
-              <w:t>422亿</w:t>
-            </w:r>
-          </w:p>
-        </w:tc>
-        <w:tc>
-          <w:tcPr>
-            <w:tcW w:type="dxa" w:w="2160"/>
-          </w:tcPr>
-          <w:p>
-            <w:r>
-              <w:t>20%</w:t>
-            </w:r>
-          </w:p>
-        </w:tc>
-      </w:tr>
-      <w:tr>
-        <w:tc>
-          <w:tcPr>
-            <w:tcW w:type="dxa" w:w="2160"/>
-          </w:tcPr>
-          <w:p>
-            <w:r>
-              <w:t>富罳信息有限公司</w:t>
-            </w:r>
-          </w:p>
-        </w:tc>
-        <w:tc>
-          <w:tcPr>
-            <w:tcW w:type="dxa" w:w="2160"/>
-          </w:tcPr>
-          <w:p>
-            <w:r>
-              <w:t>医疗科技</w:t>
-            </w:r>
-          </w:p>
-        </w:tc>
-        <w:tc>
-          <w:tcPr>
-            <w:tcW w:type="dxa" w:w="2160"/>
-          </w:tcPr>
-          <w:p>
-            <w:r>
-              <w:t>124亿</w:t>
-            </w:r>
-          </w:p>
-        </w:tc>
-        <w:tc>
-          <w:tcPr>
-            <w:tcW w:type="dxa" w:w="2160"/>
-          </w:tcPr>
-          <w:p>
-            <w:r>
-              <w:t>29%</w:t>
-            </w:r>
-          </w:p>
-        </w:tc>
-      </w:tr>
-      <w:tr>
-        <w:tc>
-          <w:tcPr>
-            <w:tcW w:type="dxa" w:w="2160"/>
-          </w:tcPr>
-          <w:p>
-            <w:r>
-              <w:t>天益科技有限公司</w:t>
-            </w:r>
-          </w:p>
-        </w:tc>
-        <w:tc>
-          <w:tcPr>
-            <w:tcW w:type="dxa" w:w="2160"/>
-          </w:tcPr>
-          <w:p>
-            <w:r>
-              <w:t>半导体</w:t>
-            </w:r>
-          </w:p>
-        </w:tc>
-        <w:tc>
-          <w:tcPr>
-            <w:tcW w:type="dxa" w:w="2160"/>
-          </w:tcPr>
-          <w:p>
-            <w:r>
-              <w:t>504亿</w:t>
-            </w:r>
-          </w:p>
-        </w:tc>
-        <w:tc>
-          <w:tcPr>
-            <w:tcW w:type="dxa" w:w="2160"/>
-          </w:tcPr>
-          <w:p>
-            <w:r>
-              <w:t>25%</w:t>
-            </w:r>
-          </w:p>
-        </w:tc>
-      </w:tr>
-      <w:tr>
-        <w:tc>
-          <w:tcPr>
-            <w:tcW w:type="dxa" w:w="2160"/>
-          </w:tcPr>
-          <w:p>
-            <w:r>
-              <w:t>华远软件信息有限公司</w:t>
-            </w:r>
-          </w:p>
-        </w:tc>
-        <w:tc>
-          <w:tcPr>
-            <w:tcW w:type="dxa" w:w="2160"/>
-          </w:tcPr>
-          <w:p>
-            <w:r>
-              <w:t>半导体</w:t>
-            </w:r>
-          </w:p>
-        </w:tc>
-        <w:tc>
-          <w:tcPr>
-            <w:tcW w:type="dxa" w:w="2160"/>
-          </w:tcPr>
-          <w:p>
-            <w:r>
-              <w:t>517亿</w:t>
-            </w:r>
-          </w:p>
-        </w:tc>
-        <w:tc>
-          <w:tcPr>
-            <w:tcW w:type="dxa" w:w="2160"/>
-          </w:tcPr>
-          <w:p>
-            <w:r>
-              <w:t>17%</w:t>
-            </w:r>
-          </w:p>
-        </w:tc>
-      </w:tr>
-      <w:tr>
-        <w:tc>
-          <w:tcPr>
-            <w:tcW w:type="dxa" w:w="2160"/>
-          </w:tcPr>
-          <w:p>
-            <w:r>
-              <w:t>天益信息有限公司</w:t>
-            </w:r>
-          </w:p>
-        </w:tc>
-        <w:tc>
-          <w:tcPr>
-            <w:tcW w:type="dxa" w:w="2160"/>
-          </w:tcPr>
-          <w:p>
-            <w:r>
-              <w:t>云计算</w:t>
-            </w:r>
-          </w:p>
-        </w:tc>
-        <w:tc>
-          <w:tcPr>
-            <w:tcW w:type="dxa" w:w="2160"/>
-          </w:tcPr>
-          <w:p>
-            <w:r>
-              <w:t>111亿</w:t>
-            </w:r>
-          </w:p>
-        </w:tc>
-        <w:tc>
-          <w:tcPr>
-            <w:tcW w:type="dxa" w:w="2160"/>
-          </w:tcPr>
-          <w:p>
-            <w:r>
-              <w:t>11%</w:t>
-            </w:r>
-          </w:p>
-        </w:tc>
-      </w:tr>
-    </w:tbl>
-    <w:p>
-      <w:pPr>
-        <w:pStyle w:val="Heading1"/>
-      </w:pPr>
-      <w:r>
-        <w:t>行业分析 3</w:t>
-      </w:r>
-    </w:p>
-    <w:p>
-      <w:r>
-        <w:br/>
-        <w:t>风险管理部认为，新能源 行业仍然面临若干</w:t>
-        <w:br/>
-        <w:t>不确定性因素，包括技术迭代风险、政策变化、</w:t>
-        <w:br/>
-        <w:t>以及市场竞争加剧等问题。</w:t>
-        <w:br/>
-      </w:r>
-    </w:p>
-    <w:p>
-      <w:r>
-        <w:br/>
-        <w:t>从产业链角度看，半导体 行业主要由上游设备厂商、</w:t>
-        <w:br/>
-        <w:t>中游平台企业以及下游应用厂商组成。</w:t>
-        <w:br/>
-        <w:t>鸿睿思博信息有限公司 主要位于产业链的 下游 环节。</w:t>
-        <w:br/>
-      </w:r>
-    </w:p>
-    <w:p>
-      <w:r>
-        <w:br/>
-        <w:t>从产业链角度看，医疗科技 行业主要由上游设备厂商、</w:t>
-        <w:br/>
-        <w:t>中游平台企业以及下游应用厂商组成。</w:t>
-        <w:br/>
-        <w:t>富罳信息有限公司 主要位于产业链的 下游 环节。</w:t>
-        <w:br/>
-      </w:r>
-    </w:p>
-    <w:p>
-      <w:r>
-        <w:br/>
-        <w:t>华辰资本旗下的 HC Alpha Growth Fund 在最近的资产配置会议中</w:t>
-        <w:br/>
-        <w:t>讨论了 云计算 行业的投资机会，并对 易动力科技有限公司</w:t>
-        <w:br/>
-        <w:t>进行了重点评估。</w:t>
-        <w:br/>
-      </w:r>
-    </w:p>
-    <w:p>
-      <w:r>
-        <w:br/>
-        <w:t>艾提科信科技有限公司 是中国 机器人 行业的重要企业之一。</w:t>
-        <w:br/>
-        <w:t>根据华辰资本 量化研究部 的研究，该公司成立于 2017 年，</w:t>
-        <w:br/>
-        <w:t>目前员工规模约 324 人。公司近年来持续加大研发投入，</w:t>
-        <w:br/>
-        <w:t>在核心技术方面形成了较强的竞争壁垒。</w:t>
-        <w:br/>
-      </w:r>
-    </w:p>
-    <w:p>
-      <w:r>
-        <w:br/>
-        <w:t>从产业链角度看，人工智能 行业主要由上游设备厂商、</w:t>
-        <w:br/>
-        <w:t>中游平台企业以及下游应用厂商组成。</w:t>
-        <w:br/>
-        <w:t>信诚致远传媒有限公司 主要位于产业链的 中游 环节。</w:t>
-        <w:br/>
-      </w:r>
-    </w:p>
-    <w:p>
-      <w:r>
-        <w:br/>
-        <w:t>风险管理部认为，人工智能 行业仍然面临若干</w:t>
-        <w:br/>
-        <w:t>不确定性因素，包括技术迭代风险、政策变化、</w:t>
-        <w:br/>
-        <w:t>以及市场竞争加剧等问题。</w:t>
-        <w:br/>
-      </w:r>
-    </w:p>
-    <w:p>
-      <w:r>
-        <w:br/>
-        <w:t>兰金电子网络有限公司 是中国 消费科技 行业的重要企业之一。</w:t>
-        <w:br/>
-        <w:t>根据华辰资本 风险管理部 的研究，该公司成立于 2006 年，</w:t>
-        <w:br/>
-        <w:t>目前员工规模约 4629 人。公司近年来持续加大研发投入，</w:t>
-        <w:br/>
-        <w:t>在核心技术方面形成了较强的竞争壁垒。</w:t>
-        <w:br/>
-      </w:r>
-    </w:p>
-    <w:tbl>
-      <w:tblPr>
-        <w:tblW w:type="auto" w:w="0"/>
-        <w:tblLook w:firstColumn="1" w:firstRow="1" w:lastColumn="0" w:lastRow="0" w:noHBand="0" w:noVBand="1" w:val="04A0"/>
-      </w:tblPr>
-      <w:tblGrid>
-        <w:gridCol w:w="2160"/>
-        <w:gridCol w:w="2160"/>
-        <w:gridCol w:w="2160"/>
-        <w:gridCol w:w="2160"/>
-      </w:tblGrid>
-      <w:tr>
-        <w:tc>
-          <w:tcPr>
-            <w:tcW w:type="dxa" w:w="2160"/>
-          </w:tcPr>
-          <w:p>
-            <w:r>
-              <w:t>公司</w:t>
-            </w:r>
-          </w:p>
-        </w:tc>
-        <w:tc>
-          <w:tcPr>
-            <w:tcW w:type="dxa" w:w="2160"/>
-          </w:tcPr>
-          <w:p>
-            <w:r>
-              <w:t>行业</w:t>
-            </w:r>
-          </w:p>
-        </w:tc>
-        <w:tc>
-          <w:tcPr>
-            <w:tcW w:type="dxa" w:w="2160"/>
-          </w:tcPr>
-          <w:p>
-            <w:r>
-              <w:t>市值</w:t>
-            </w:r>
-          </w:p>
-        </w:tc>
-        <w:tc>
-          <w:tcPr>
-            <w:tcW w:type="dxa" w:w="2160"/>
-          </w:tcPr>
-          <w:p>
-            <w:r>
-              <w:t>增长率</w:t>
-            </w:r>
-          </w:p>
-        </w:tc>
-      </w:tr>
-      <w:tr>
-        <w:tc>
-          <w:tcPr>
-            <w:tcW w:type="dxa" w:w="2160"/>
-          </w:tcPr>
-          <w:p>
-            <w:r>
-              <w:t>鸿睿思博信息有限公司</w:t>
-            </w:r>
-          </w:p>
-        </w:tc>
-        <w:tc>
-          <w:tcPr>
-            <w:tcW w:type="dxa" w:w="2160"/>
-          </w:tcPr>
-          <w:p>
-            <w:r>
-              <w:t>半导体</w:t>
-            </w:r>
-          </w:p>
-        </w:tc>
-        <w:tc>
-          <w:tcPr>
-            <w:tcW w:type="dxa" w:w="2160"/>
-          </w:tcPr>
-          <w:p>
-            <w:r>
-              <w:t>205亿</w:t>
-            </w:r>
-          </w:p>
-        </w:tc>
-        <w:tc>
-          <w:tcPr>
-            <w:tcW w:type="dxa" w:w="2160"/>
-          </w:tcPr>
-          <w:p>
-            <w:r>
-              <w:t>11%</w:t>
-            </w:r>
-          </w:p>
-        </w:tc>
-      </w:tr>
-      <w:tr>
-        <w:tc>
-          <w:tcPr>
-            <w:tcW w:type="dxa" w:w="2160"/>
-          </w:tcPr>
-          <w:p>
-            <w:r>
-              <w:t>鸿睿思博信息有限公司</w:t>
-            </w:r>
-          </w:p>
-        </w:tc>
-        <w:tc>
-          <w:tcPr>
-            <w:tcW w:type="dxa" w:w="2160"/>
-          </w:tcPr>
-          <w:p>
-            <w:r>
-              <w:t>半导体</w:t>
-            </w:r>
-          </w:p>
-        </w:tc>
-        <w:tc>
-          <w:tcPr>
-            <w:tcW w:type="dxa" w:w="2160"/>
-          </w:tcPr>
-          <w:p>
-            <w:r>
-              <w:t>223亿</w:t>
-            </w:r>
-          </w:p>
-        </w:tc>
-        <w:tc>
-          <w:tcPr>
-            <w:tcW w:type="dxa" w:w="2160"/>
-          </w:tcPr>
-          <w:p>
-            <w:r>
-              <w:t>18%</w:t>
-            </w:r>
-          </w:p>
-        </w:tc>
-      </w:tr>
-      <w:tr>
-        <w:tc>
-          <w:tcPr>
-            <w:tcW w:type="dxa" w:w="2160"/>
-          </w:tcPr>
-          <w:p>
-            <w:r>
-              <w:t>南康网络有限公司</w:t>
-            </w:r>
-          </w:p>
-        </w:tc>
-        <w:tc>
-          <w:tcPr>
-            <w:tcW w:type="dxa" w:w="2160"/>
-          </w:tcPr>
-          <w:p>
-            <w:r>
-              <w:t>消费科技</w:t>
-            </w:r>
-          </w:p>
-        </w:tc>
-        <w:tc>
-          <w:tcPr>
-            <w:tcW w:type="dxa" w:w="2160"/>
-          </w:tcPr>
-          <w:p>
-            <w:r>
-              <w:t>144亿</w:t>
-            </w:r>
-          </w:p>
-        </w:tc>
-        <w:tc>
-          <w:tcPr>
-            <w:tcW w:type="dxa" w:w="2160"/>
-          </w:tcPr>
-          <w:p>
-            <w:r>
-              <w:t>13%</w:t>
-            </w:r>
-          </w:p>
-        </w:tc>
-      </w:tr>
-      <w:tr>
-        <w:tc>
-          <w:tcPr>
-            <w:tcW w:type="dxa" w:w="2160"/>
-          </w:tcPr>
-          <w:p>
-            <w:r>
-              <w:t>华远软件信息有限公司</w:t>
-            </w:r>
-          </w:p>
-        </w:tc>
-        <w:tc>
-          <w:tcPr>
-            <w:tcW w:type="dxa" w:w="2160"/>
-          </w:tcPr>
-          <w:p>
-            <w:r>
-              <w:t>半导体</w:t>
-            </w:r>
-          </w:p>
-        </w:tc>
-        <w:tc>
-          <w:tcPr>
-            <w:tcW w:type="dxa" w:w="2160"/>
-          </w:tcPr>
-          <w:p>
-            <w:r>
-              <w:t>275亿</w:t>
-            </w:r>
-          </w:p>
-        </w:tc>
-        <w:tc>
-          <w:tcPr>
-            <w:tcW w:type="dxa" w:w="2160"/>
-          </w:tcPr>
-          <w:p>
-            <w:r>
-              <w:t>20%</w:t>
-            </w:r>
-          </w:p>
-        </w:tc>
-      </w:tr>
-      <w:tr>
-        <w:tc>
-          <w:tcPr>
-            <w:tcW w:type="dxa" w:w="2160"/>
-          </w:tcPr>
-          <w:p>
-            <w:r>
-              <w:t>雨林木风计算机网络有限公司</w:t>
-            </w:r>
-          </w:p>
-        </w:tc>
-        <w:tc>
-          <w:tcPr>
-            <w:tcW w:type="dxa" w:w="2160"/>
-          </w:tcPr>
-          <w:p>
-            <w:r>
-              <w:t>医疗科技</w:t>
-            </w:r>
-          </w:p>
-        </w:tc>
-        <w:tc>
-          <w:tcPr>
-            <w:tcW w:type="dxa" w:w="2160"/>
-          </w:tcPr>
-          <w:p>
-            <w:r>
-              <w:t>790亿</w:t>
-            </w:r>
-          </w:p>
-        </w:tc>
-        <w:tc>
-          <w:tcPr>
-            <w:tcW w:type="dxa" w:w="2160"/>
-          </w:tcPr>
-          <w:p>
-            <w:r>
-              <w:t>19%</w:t>
-            </w:r>
-          </w:p>
-        </w:tc>
-      </w:tr>
-      <w:tr>
-        <w:tc>
-          <w:tcPr>
-            <w:tcW w:type="dxa" w:w="2160"/>
-          </w:tcPr>
-          <w:p>
-            <w:r>
-              <w:t>雨林木风计算机科技有限公司</w:t>
-            </w:r>
-          </w:p>
-        </w:tc>
-        <w:tc>
-          <w:tcPr>
-            <w:tcW w:type="dxa" w:w="2160"/>
-          </w:tcPr>
-          <w:p>
-            <w:r>
-              <w:t>人工智能</w:t>
-            </w:r>
-          </w:p>
-        </w:tc>
-        <w:tc>
-          <w:tcPr>
-            <w:tcW w:type="dxa" w:w="2160"/>
-          </w:tcPr>
-          <w:p>
-            <w:r>
-              <w:t>404亿</w:t>
-            </w:r>
-          </w:p>
-        </w:tc>
-        <w:tc>
-          <w:tcPr>
-            <w:tcW w:type="dxa" w:w="2160"/>
-          </w:tcPr>
-          <w:p>
-            <w:r>
-              <w:t>25%</w:t>
-            </w:r>
-          </w:p>
-        </w:tc>
-      </w:tr>
-      <w:tr>
-        <w:tc>
-          <w:tcPr>
-            <w:tcW w:type="dxa" w:w="2160"/>
-          </w:tcPr>
-          <w:p>
-            <w:r>
-              <w:t>万迅电脑网络有限公司</w:t>
-            </w:r>
-          </w:p>
-        </w:tc>
-        <w:tc>
-          <w:tcPr>
-            <w:tcW w:type="dxa" w:w="2160"/>
-          </w:tcPr>
-          <w:p>
-            <w:r>
-              <w:t>半导体</w:t>
-            </w:r>
-          </w:p>
-        </w:tc>
-        <w:tc>
-          <w:tcPr>
-            <w:tcW w:type="dxa" w:w="2160"/>
-          </w:tcPr>
-          <w:p>
-            <w:r>
-              <w:t>281亿</w:t>
-            </w:r>
-          </w:p>
-        </w:tc>
-        <w:tc>
-          <w:tcPr>
-            <w:tcW w:type="dxa" w:w="2160"/>
-          </w:tcPr>
-          <w:p>
-            <w:r>
-              <w:t>8%</w:t>
-            </w:r>
-          </w:p>
-        </w:tc>
-      </w:tr>
-      <w:tr>
-        <w:tc>
-          <w:tcPr>
-            <w:tcW w:type="dxa" w:w="2160"/>
-          </w:tcPr>
-          <w:p>
-            <w:r>
-              <w:t>创汇传媒有限公司</w:t>
-            </w:r>
-          </w:p>
-        </w:tc>
-        <w:tc>
-          <w:tcPr>
-            <w:tcW w:type="dxa" w:w="2160"/>
-          </w:tcPr>
-          <w:p>
-            <w:r>
-              <w:t>新能源</w:t>
-            </w:r>
-          </w:p>
-        </w:tc>
-        <w:tc>
-          <w:tcPr>
-            <w:tcW w:type="dxa" w:w="2160"/>
-          </w:tcPr>
-          <w:p>
-            <w:r>
-              <w:t>770亿</w:t>
-            </w:r>
-          </w:p>
-        </w:tc>
-        <w:tc>
-          <w:tcPr>
-            <w:tcW w:type="dxa" w:w="2160"/>
-          </w:tcPr>
-          <w:p>
-            <w:r>
-              <w:t>13%</w:t>
-            </w:r>
-          </w:p>
-        </w:tc>
-      </w:tr>
-      <w:tr>
-        <w:tc>
-          <w:tcPr>
-            <w:tcW w:type="dxa" w:w="2160"/>
-          </w:tcPr>
-          <w:p>
-            <w:r>
-              <w:t>雨林木风计算机科技有限公司</w:t>
-            </w:r>
-          </w:p>
-        </w:tc>
-        <w:tc>
-          <w:tcPr>
-            <w:tcW w:type="dxa" w:w="2160"/>
-          </w:tcPr>
-          <w:p>
-            <w:r>
-              <w:t>人工智能</w:t>
-            </w:r>
-          </w:p>
-        </w:tc>
-        <w:tc>
-          <w:tcPr>
-            <w:tcW w:type="dxa" w:w="2160"/>
-          </w:tcPr>
-          <w:p>
-            <w:r>
-              <w:t>782亿</w:t>
-            </w:r>
-          </w:p>
-        </w:tc>
-        <w:tc>
-          <w:tcPr>
-            <w:tcW w:type="dxa" w:w="2160"/>
-          </w:tcPr>
-          <w:p>
-            <w:r>
-              <w:t>21%</w:t>
-            </w:r>
-          </w:p>
-        </w:tc>
-      </w:tr>
-      <w:tr>
-        <w:tc>
-          <w:tcPr>
-            <w:tcW w:type="dxa" w:w="2160"/>
-          </w:tcPr>
-          <w:p>
-            <w:r>
-              <w:t>昊嘉网络有限公司</w:t>
-            </w:r>
-          </w:p>
-        </w:tc>
-        <w:tc>
-          <w:tcPr>
-            <w:tcW w:type="dxa" w:w="2160"/>
-          </w:tcPr>
-          <w:p>
-            <w:r>
-              <w:t>新能源</w:t>
-            </w:r>
-          </w:p>
-        </w:tc>
-        <w:tc>
-          <w:tcPr>
-            <w:tcW w:type="dxa" w:w="2160"/>
-          </w:tcPr>
-          <w:p>
-            <w:r>
-              <w:t>553亿</w:t>
-            </w:r>
-          </w:p>
-        </w:tc>
-        <w:tc>
-          <w:tcPr>
-            <w:tcW w:type="dxa" w:w="2160"/>
-          </w:tcPr>
-          <w:p>
-            <w:r>
-              <w:t>28%</w:t>
-            </w:r>
-          </w:p>
-        </w:tc>
-      </w:tr>
-      <w:tr>
-        <w:tc>
-          <w:tcPr>
-            <w:tcW w:type="dxa" w:w="2160"/>
-          </w:tcPr>
-          <w:p>
-            <w:r>
-              <w:t>九方信息有限公司</w:t>
-            </w:r>
-          </w:p>
-        </w:tc>
-        <w:tc>
-          <w:tcPr>
-            <w:tcW w:type="dxa" w:w="2160"/>
-          </w:tcPr>
-          <w:p>
-            <w:r>
-              <w:t>新能源</w:t>
-            </w:r>
-          </w:p>
-        </w:tc>
-        <w:tc>
-          <w:tcPr>
-            <w:tcW w:type="dxa" w:w="2160"/>
-          </w:tcPr>
-          <w:p>
-            <w:r>
-              <w:t>766亿</w:t>
-            </w:r>
-          </w:p>
-        </w:tc>
-        <w:tc>
-          <w:tcPr>
-            <w:tcW w:type="dxa" w:w="2160"/>
-          </w:tcPr>
-          <w:p>
-            <w:r>
-              <w:t>17%</w:t>
-            </w:r>
-          </w:p>
-        </w:tc>
-      </w:tr>
-      <w:tr>
-        <w:tc>
-          <w:tcPr>
-            <w:tcW w:type="dxa" w:w="2160"/>
-          </w:tcPr>
-          <w:p>
-            <w:r>
-              <w:t>银嘉信息有限公司</w:t>
-            </w:r>
-          </w:p>
-        </w:tc>
-        <w:tc>
-          <w:tcPr>
-            <w:tcW w:type="dxa" w:w="2160"/>
-          </w:tcPr>
-          <w:p>
-            <w:r>
-              <w:t>消费科技</w:t>
-            </w:r>
-          </w:p>
-        </w:tc>
-        <w:tc>
-          <w:tcPr>
-            <w:tcW w:type="dxa" w:w="2160"/>
-          </w:tcPr>
-          <w:p>
-            <w:r>
-              <w:t>690亿</w:t>
-            </w:r>
-          </w:p>
-        </w:tc>
-        <w:tc>
-          <w:tcPr>
-            <w:tcW w:type="dxa" w:w="2160"/>
-          </w:tcPr>
-          <w:p>
-            <w:r>
-              <w:t>26%</w:t>
-            </w:r>
-          </w:p>
-        </w:tc>
-      </w:tr>
-      <w:tr>
-        <w:tc>
-          <w:tcPr>
-            <w:tcW w:type="dxa" w:w="2160"/>
-          </w:tcPr>
-          <w:p>
-            <w:r>
-              <w:t>万迅电脑网络有限公司</w:t>
-            </w:r>
-          </w:p>
-        </w:tc>
-        <w:tc>
-          <w:tcPr>
-            <w:tcW w:type="dxa" w:w="2160"/>
-          </w:tcPr>
-          <w:p>
-            <w:r>
-              <w:t>半导体</w:t>
-            </w:r>
-          </w:p>
-        </w:tc>
-        <w:tc>
-          <w:tcPr>
-            <w:tcW w:type="dxa" w:w="2160"/>
-          </w:tcPr>
-          <w:p>
-            <w:r>
-              <w:t>164亿</w:t>
-            </w:r>
-          </w:p>
-        </w:tc>
-        <w:tc>
-          <w:tcPr>
-            <w:tcW w:type="dxa" w:w="2160"/>
-          </w:tcPr>
-          <w:p>
-            <w:r>
-              <w:t>11%</w:t>
-            </w:r>
-          </w:p>
-        </w:tc>
-      </w:tr>
-      <w:tr>
-        <w:tc>
-          <w:tcPr>
-            <w:tcW w:type="dxa" w:w="2160"/>
-          </w:tcPr>
-          <w:p>
-            <w:r>
-              <w:t>凌云网络有限公司</w:t>
-            </w:r>
-          </w:p>
-        </w:tc>
-        <w:tc>
-          <w:tcPr>
-            <w:tcW w:type="dxa" w:w="2160"/>
-          </w:tcPr>
-          <w:p>
-            <w:r>
-              <w:t>医疗科技</w:t>
-            </w:r>
-          </w:p>
-        </w:tc>
-        <w:tc>
-          <w:tcPr>
-            <w:tcW w:type="dxa" w:w="2160"/>
-          </w:tcPr>
-          <w:p>
-            <w:r>
-              <w:t>770亿</w:t>
-            </w:r>
-          </w:p>
-        </w:tc>
-        <w:tc>
-          <w:tcPr>
-            <w:tcW w:type="dxa" w:w="2160"/>
-          </w:tcPr>
-          <w:p>
-            <w:r>
-              <w:t>8%</w:t>
-            </w:r>
-          </w:p>
-        </w:tc>
-      </w:tr>
-      <w:tr>
-        <w:tc>
-          <w:tcPr>
-            <w:tcW w:type="dxa" w:w="2160"/>
-          </w:tcPr>
-          <w:p>
-            <w:r>
-              <w:t>浦华众城信息有限公司</w:t>
-            </w:r>
-          </w:p>
-        </w:tc>
-        <w:tc>
-          <w:tcPr>
-            <w:tcW w:type="dxa" w:w="2160"/>
-          </w:tcPr>
-          <w:p>
-            <w:r>
-              <w:t>云计算</w:t>
-            </w:r>
-          </w:p>
-        </w:tc>
-        <w:tc>
-          <w:tcPr>
-            <w:tcW w:type="dxa" w:w="2160"/>
-          </w:tcPr>
-          <w:p>
-            <w:r>
-              <w:t>377亿</w:t>
-            </w:r>
-          </w:p>
-        </w:tc>
-        <w:tc>
-          <w:tcPr>
-            <w:tcW w:type="dxa" w:w="2160"/>
-          </w:tcPr>
-          <w:p>
-            <w:r>
-              <w:t>9%</w:t>
-            </w:r>
-          </w:p>
-        </w:tc>
-      </w:tr>
-    </w:tbl>
-    <w:p>
-      <w:pPr>
-        <w:pStyle w:val="Heading1"/>
-      </w:pPr>
-      <w:r>
-        <w:t>行业分析 4</w:t>
-      </w:r>
-    </w:p>
-    <w:p>
-      <w:r>
-        <w:br/>
-        <w:t>风险管理部认为，机器人 行业仍然面临若干</w:t>
-        <w:br/>
-        <w:t>不确定性因素，包括技术迭代风险、政策变化、</w:t>
-        <w:br/>
-        <w:t>以及市场竞争加剧等问题。</w:t>
-        <w:br/>
-      </w:r>
-    </w:p>
-    <w:p>
-      <w:r>
-        <w:br/>
-        <w:t>风险管理部认为，人工智能 行业仍然面临若干</w:t>
-        <w:br/>
-        <w:t>不确定性因素，包括技术迭代风险、政策变化、</w:t>
-        <w:br/>
-        <w:t>以及市场竞争加剧等问题。</w:t>
-        <w:br/>
-      </w:r>
-    </w:p>
-    <w:p>
-      <w:r>
-        <w:br/>
-        <w:t>从产业链角度看，云计算 行业主要由上游设备厂商、</w:t>
-        <w:br/>
-        <w:t>中游平台企业以及下游应用厂商组成。</w:t>
-        <w:br/>
-        <w:t>易动力科技有限公司 主要位于产业链的 上游 环节。</w:t>
-        <w:br/>
-      </w:r>
-    </w:p>
-    <w:p>
-      <w:r>
-        <w:br/>
-        <w:t>华辰资本旗下的 HC AI Innovation Fund 在最近的资产配置会议中</w:t>
-        <w:br/>
-        <w:t>讨论了 云计算 行业的投资机会，并对 创亿网络有限公司</w:t>
-        <w:br/>
-        <w:t>进行了重点评估。</w:t>
-        <w:br/>
-      </w:r>
-    </w:p>
-    <w:p>
-      <w:r>
-        <w:br/>
-        <w:t>兰金电子网络有限公司 是中国 消费科技 行业的重要企业之一。</w:t>
-        <w:br/>
-        <w:t>根据华辰资本 风险管理部 的研究，该公司成立于 2006 年，</w:t>
-        <w:br/>
-        <w:t>目前员工规模约 4629 人。公司近年来持续加大研发投入，</w:t>
-        <w:br/>
-        <w:t>在核心技术方面形成了较强的竞争壁垒。</w:t>
-        <w:br/>
-      </w:r>
-    </w:p>
-    <w:p>
-      <w:r>
-        <w:br/>
-        <w:t>从产业链角度看，机器人 行业主要由上游设备厂商、</w:t>
-        <w:br/>
-        <w:t>中游平台企业以及下游应用厂商组成。</w:t>
-        <w:br/>
-        <w:t>东方峻景网络有限公司 主要位于产业链的 下游 环节。</w:t>
-        <w:br/>
-      </w:r>
-    </w:p>
-    <w:p>
-      <w:r>
-        <w:br/>
-        <w:t>华辰资本旗下的 HC Energy Transition Fund 在最近的资产配置会议中</w:t>
-        <w:br/>
-        <w:t>讨论了 人工智能 行业的投资机会，并对 和泰科技有限公司</w:t>
-        <w:br/>
-        <w:t>进行了重点评估。</w:t>
-        <w:br/>
-      </w:r>
-    </w:p>
-    <w:p>
-      <w:r>
-        <w:br/>
-        <w:t>快讯网络有限公司 是中国 新能源 行业的重要企业之一。</w:t>
-        <w:br/>
-        <w:t>根据华辰资本 资产配置委员会 的研究，该公司成立于 2016 年，</w:t>
-        <w:br/>
-        <w:t>目前员工规模约 3433 人。公司近年来持续加大研发投入，</w:t>
-        <w:br/>
-        <w:t>在核心技术方面形成了较强的竞争壁垒。</w:t>
-        <w:br/>
-      </w:r>
-    </w:p>
-    <w:tbl>
-      <w:tblPr>
-        <w:tblW w:type="auto" w:w="0"/>
-        <w:tblLook w:firstColumn="1" w:firstRow="1" w:lastColumn="0" w:lastRow="0" w:noHBand="0" w:noVBand="1" w:val="04A0"/>
-      </w:tblPr>
-      <w:tblGrid>
-        <w:gridCol w:w="2160"/>
-        <w:gridCol w:w="2160"/>
-        <w:gridCol w:w="2160"/>
-        <w:gridCol w:w="2160"/>
-      </w:tblGrid>
-      <w:tr>
-        <w:tc>
-          <w:tcPr>
-            <w:tcW w:type="dxa" w:w="2160"/>
-          </w:tcPr>
-          <w:p>
-            <w:r>
-              <w:t>公司</w:t>
-            </w:r>
-          </w:p>
-        </w:tc>
-        <w:tc>
-          <w:tcPr>
-            <w:tcW w:type="dxa" w:w="2160"/>
-          </w:tcPr>
-          <w:p>
-            <w:r>
-              <w:t>行业</w:t>
-            </w:r>
-          </w:p>
-        </w:tc>
-        <w:tc>
-          <w:tcPr>
-            <w:tcW w:type="dxa" w:w="2160"/>
-          </w:tcPr>
-          <w:p>
-            <w:r>
-              <w:t>市值</w:t>
-            </w:r>
-          </w:p>
-        </w:tc>
-        <w:tc>
-          <w:tcPr>
-            <w:tcW w:type="dxa" w:w="2160"/>
-          </w:tcPr>
-          <w:p>
-            <w:r>
-              <w:t>增长率</w:t>
-            </w:r>
-          </w:p>
-        </w:tc>
-      </w:tr>
-      <w:tr>
-        <w:tc>
-          <w:tcPr>
-            <w:tcW w:type="dxa" w:w="2160"/>
-          </w:tcPr>
-          <w:p>
-            <w:r>
-              <w:t>易动力科技有限公司</w:t>
-            </w:r>
-          </w:p>
-        </w:tc>
-        <w:tc>
-          <w:tcPr>
-            <w:tcW w:type="dxa" w:w="2160"/>
-          </w:tcPr>
-          <w:p>
-            <w:r>
-              <w:t>云计算</w:t>
-            </w:r>
-          </w:p>
-        </w:tc>
-        <w:tc>
-          <w:tcPr>
-            <w:tcW w:type="dxa" w:w="2160"/>
-          </w:tcPr>
-          <w:p>
-            <w:r>
-              <w:t>168亿</w:t>
-            </w:r>
-          </w:p>
-        </w:tc>
-        <w:tc>
-          <w:tcPr>
-            <w:tcW w:type="dxa" w:w="2160"/>
-          </w:tcPr>
-          <w:p>
-            <w:r>
-              <w:t>7%</w:t>
-            </w:r>
-          </w:p>
-        </w:tc>
-      </w:tr>
-      <w:tr>
-        <w:tc>
-          <w:tcPr>
-            <w:tcW w:type="dxa" w:w="2160"/>
-          </w:tcPr>
-          <w:p>
-            <w:r>
-              <w:t>东方峻景传媒有限公司</w:t>
-            </w:r>
-          </w:p>
-        </w:tc>
-        <w:tc>
-          <w:tcPr>
-            <w:tcW w:type="dxa" w:w="2160"/>
-          </w:tcPr>
-          <w:p>
-            <w:r>
-              <w:t>新能源</w:t>
-            </w:r>
-          </w:p>
-        </w:tc>
-        <w:tc>
-          <w:tcPr>
-            <w:tcW w:type="dxa" w:w="2160"/>
-          </w:tcPr>
-          <w:p>
-            <w:r>
-              <w:t>794亿</w:t>
-            </w:r>
-          </w:p>
-        </w:tc>
-        <w:tc>
-          <w:tcPr>
-            <w:tcW w:type="dxa" w:w="2160"/>
-          </w:tcPr>
-          <w:p>
-            <w:r>
-              <w:t>5%</w:t>
-            </w:r>
-          </w:p>
-        </w:tc>
-      </w:tr>
-      <w:tr>
-        <w:tc>
-          <w:tcPr>
-            <w:tcW w:type="dxa" w:w="2160"/>
-          </w:tcPr>
-          <w:p>
-            <w:r>
-              <w:t>东方峻景传媒有限公司</w:t>
-            </w:r>
-          </w:p>
-        </w:tc>
-        <w:tc>
-          <w:tcPr>
-            <w:tcW w:type="dxa" w:w="2160"/>
-          </w:tcPr>
-          <w:p>
-            <w:r>
-              <w:t>新能源</w:t>
-            </w:r>
-          </w:p>
-        </w:tc>
-        <w:tc>
-          <w:tcPr>
-            <w:tcW w:type="dxa" w:w="2160"/>
-          </w:tcPr>
-          <w:p>
-            <w:r>
-              <w:t>424亿</w:t>
-            </w:r>
-          </w:p>
-        </w:tc>
-        <w:tc>
-          <w:tcPr>
-            <w:tcW w:type="dxa" w:w="2160"/>
-          </w:tcPr>
-          <w:p>
-            <w:r>
-              <w:t>27%</w:t>
-            </w:r>
-          </w:p>
-        </w:tc>
-      </w:tr>
-      <w:tr>
-        <w:tc>
-          <w:tcPr>
-            <w:tcW w:type="dxa" w:w="2160"/>
-          </w:tcPr>
-          <w:p>
-            <w:r>
-              <w:t>迪摩科技有限公司</w:t>
-            </w:r>
-          </w:p>
-        </w:tc>
-        <w:tc>
-          <w:tcPr>
-            <w:tcW w:type="dxa" w:w="2160"/>
-          </w:tcPr>
-          <w:p>
-            <w:r>
-              <w:t>人工智能</w:t>
-            </w:r>
-          </w:p>
-        </w:tc>
-        <w:tc>
-          <w:tcPr>
-            <w:tcW w:type="dxa" w:w="2160"/>
-          </w:tcPr>
-          <w:p>
-            <w:r>
-              <w:t>311亿</w:t>
-            </w:r>
-          </w:p>
-        </w:tc>
-        <w:tc>
-          <w:tcPr>
-            <w:tcW w:type="dxa" w:w="2160"/>
-          </w:tcPr>
-          <w:p>
-            <w:r>
-              <w:t>22%</w:t>
-            </w:r>
-          </w:p>
-        </w:tc>
-      </w:tr>
-      <w:tr>
-        <w:tc>
-          <w:tcPr>
-            <w:tcW w:type="dxa" w:w="2160"/>
-          </w:tcPr>
-          <w:p>
-            <w:r>
-              <w:t>创亿信息有限公司</w:t>
-            </w:r>
-          </w:p>
-        </w:tc>
-        <w:tc>
-          <w:tcPr>
-            <w:tcW w:type="dxa" w:w="2160"/>
-          </w:tcPr>
-          <w:p>
-            <w:r>
-              <w:t>医疗科技</w:t>
-            </w:r>
-          </w:p>
-        </w:tc>
-        <w:tc>
-          <w:tcPr>
-            <w:tcW w:type="dxa" w:w="2160"/>
-          </w:tcPr>
-          <w:p>
-            <w:r>
-              <w:t>218亿</w:t>
-            </w:r>
-          </w:p>
-        </w:tc>
-        <w:tc>
-          <w:tcPr>
-            <w:tcW w:type="dxa" w:w="2160"/>
-          </w:tcPr>
-          <w:p>
-            <w:r>
-              <w:t>28%</w:t>
-            </w:r>
-          </w:p>
-        </w:tc>
-      </w:tr>
-      <w:tr>
-        <w:tc>
-          <w:tcPr>
-            <w:tcW w:type="dxa" w:w="2160"/>
-          </w:tcPr>
-          <w:p>
-            <w:r>
-              <w:t>九方网络有限公司</w:t>
-            </w:r>
-          </w:p>
-        </w:tc>
-        <w:tc>
-          <w:tcPr>
-            <w:tcW w:type="dxa" w:w="2160"/>
-          </w:tcPr>
-          <w:p>
-            <w:r>
-              <w:t>新能源</w:t>
-            </w:r>
-          </w:p>
-        </w:tc>
-        <w:tc>
-          <w:tcPr>
-            <w:tcW w:type="dxa" w:w="2160"/>
-          </w:tcPr>
-          <w:p>
-            <w:r>
-              <w:t>187亿</w:t>
-            </w:r>
-          </w:p>
-        </w:tc>
-        <w:tc>
-          <w:tcPr>
-            <w:tcW w:type="dxa" w:w="2160"/>
-          </w:tcPr>
-          <w:p>
-            <w:r>
-              <w:t>20%</w:t>
-            </w:r>
-          </w:p>
-        </w:tc>
-      </w:tr>
-      <w:tr>
-        <w:tc>
-          <w:tcPr>
-            <w:tcW w:type="dxa" w:w="2160"/>
-          </w:tcPr>
-          <w:p>
-            <w:r>
-              <w:t>鸿睿思博网络有限公司</w:t>
-            </w:r>
-          </w:p>
-        </w:tc>
-        <w:tc>
-          <w:tcPr>
-            <w:tcW w:type="dxa" w:w="2160"/>
-          </w:tcPr>
-          <w:p>
-            <w:r>
-              <w:t>新能源</w:t>
-            </w:r>
-          </w:p>
-        </w:tc>
-        <w:tc>
-          <w:tcPr>
-            <w:tcW w:type="dxa" w:w="2160"/>
-          </w:tcPr>
-          <w:p>
-            <w:r>
-              <w:t>428亿</w:t>
-            </w:r>
-          </w:p>
-        </w:tc>
-        <w:tc>
-          <w:tcPr>
-            <w:tcW w:type="dxa" w:w="2160"/>
-          </w:tcPr>
-          <w:p>
-            <w:r>
-              <w:t>27%</w:t>
-            </w:r>
-          </w:p>
-        </w:tc>
-      </w:tr>
-      <w:tr>
-        <w:tc>
-          <w:tcPr>
-            <w:tcW w:type="dxa" w:w="2160"/>
-          </w:tcPr>
-          <w:p>
-            <w:r>
-              <w:t>昊嘉网络有限公司</w:t>
-            </w:r>
-          </w:p>
-        </w:tc>
-        <w:tc>
-          <w:tcPr>
-            <w:tcW w:type="dxa" w:w="2160"/>
-          </w:tcPr>
-          <w:p>
-            <w:r>
-              <w:t>新能源</w:t>
-            </w:r>
-          </w:p>
-        </w:tc>
-        <w:tc>
-          <w:tcPr>
-            <w:tcW w:type="dxa" w:w="2160"/>
-          </w:tcPr>
-          <w:p>
-            <w:r>
-              <w:t>417亿</w:t>
-            </w:r>
-          </w:p>
-        </w:tc>
-        <w:tc>
-          <w:tcPr>
-            <w:tcW w:type="dxa" w:w="2160"/>
-          </w:tcPr>
-          <w:p>
-            <w:r>
-              <w:t>8%</w:t>
-            </w:r>
-          </w:p>
-        </w:tc>
-      </w:tr>
-      <w:tr>
-        <w:tc>
-          <w:tcPr>
-            <w:tcW w:type="dxa" w:w="2160"/>
-          </w:tcPr>
-          <w:p>
-            <w:r>
-              <w:t>济南亿次元网络有限公司</w:t>
-            </w:r>
-          </w:p>
-        </w:tc>
-        <w:tc>
-          <w:tcPr>
-            <w:tcW w:type="dxa" w:w="2160"/>
-          </w:tcPr>
-          <w:p>
-            <w:r>
-              <w:t>机器人</w:t>
-            </w:r>
-          </w:p>
-        </w:tc>
-        <w:tc>
-          <w:tcPr>
-            <w:tcW w:type="dxa" w:w="2160"/>
-          </w:tcPr>
-          <w:p>
-            <w:r>
-              <w:t>367亿</w:t>
-            </w:r>
-          </w:p>
-        </w:tc>
-        <w:tc>
-          <w:tcPr>
-            <w:tcW w:type="dxa" w:w="2160"/>
-          </w:tcPr>
-          <w:p>
-            <w:r>
-              <w:t>9%</w:t>
-            </w:r>
-          </w:p>
-        </w:tc>
-      </w:tr>
-      <w:tr>
-        <w:tc>
-          <w:tcPr>
-            <w:tcW w:type="dxa" w:w="2160"/>
-          </w:tcPr>
-          <w:p>
-            <w:r>
-              <w:t>创亿信息有限公司</w:t>
-            </w:r>
-          </w:p>
-        </w:tc>
-        <w:tc>
-          <w:tcPr>
-            <w:tcW w:type="dxa" w:w="2160"/>
-          </w:tcPr>
-          <w:p>
-            <w:r>
-              <w:t>医疗科技</w:t>
-            </w:r>
-          </w:p>
-        </w:tc>
-        <w:tc>
-          <w:tcPr>
-            <w:tcW w:type="dxa" w:w="2160"/>
-          </w:tcPr>
-          <w:p>
-            <w:r>
-              <w:t>743亿</w:t>
-            </w:r>
-          </w:p>
-        </w:tc>
-        <w:tc>
-          <w:tcPr>
-            <w:tcW w:type="dxa" w:w="2160"/>
-          </w:tcPr>
-          <w:p>
-            <w:r>
-              <w:t>25%</w:t>
-            </w:r>
-          </w:p>
-        </w:tc>
-      </w:tr>
-      <w:tr>
-        <w:tc>
-          <w:tcPr>
-            <w:tcW w:type="dxa" w:w="2160"/>
-          </w:tcPr>
-          <w:p>
-            <w:r>
-              <w:t>国讯网络有限公司</w:t>
-            </w:r>
-          </w:p>
-        </w:tc>
-        <w:tc>
-          <w:tcPr>
-            <w:tcW w:type="dxa" w:w="2160"/>
-          </w:tcPr>
-          <w:p>
-            <w:r>
-              <w:t>云计算</w:t>
-            </w:r>
-          </w:p>
-        </w:tc>
-        <w:tc>
-          <w:tcPr>
-            <w:tcW w:type="dxa" w:w="2160"/>
-          </w:tcPr>
-          <w:p>
-            <w:r>
-              <w:t>674亿</w:t>
-            </w:r>
-          </w:p>
-        </w:tc>
-        <w:tc>
-          <w:tcPr>
-            <w:tcW w:type="dxa" w:w="2160"/>
-          </w:tcPr>
-          <w:p>
-            <w:r>
-              <w:t>16%</w:t>
-            </w:r>
-          </w:p>
-        </w:tc>
-      </w:tr>
-      <w:tr>
-        <w:tc>
-          <w:tcPr>
-            <w:tcW w:type="dxa" w:w="2160"/>
-          </w:tcPr>
-          <w:p>
-            <w:r>
-              <w:t>南康网络有限公司</w:t>
-            </w:r>
-          </w:p>
-        </w:tc>
-        <w:tc>
-          <w:tcPr>
-            <w:tcW w:type="dxa" w:w="2160"/>
-          </w:tcPr>
-          <w:p>
-            <w:r>
-              <w:t>消费科技</w:t>
-            </w:r>
-          </w:p>
-        </w:tc>
-        <w:tc>
-          <w:tcPr>
-            <w:tcW w:type="dxa" w:w="2160"/>
-          </w:tcPr>
-          <w:p>
-            <w:r>
-              <w:t>748亿</w:t>
-            </w:r>
-          </w:p>
-        </w:tc>
-        <w:tc>
-          <w:tcPr>
-            <w:tcW w:type="dxa" w:w="2160"/>
-          </w:tcPr>
-          <w:p>
-            <w:r>
-              <w:t>21%</w:t>
-            </w:r>
-          </w:p>
-        </w:tc>
-      </w:tr>
-      <w:tr>
-        <w:tc>
-          <w:tcPr>
-            <w:tcW w:type="dxa" w:w="2160"/>
-          </w:tcPr>
-          <w:p>
-            <w:r>
-              <w:t>精芯信息有限公司</w:t>
-            </w:r>
-          </w:p>
-        </w:tc>
-        <w:tc>
-          <w:tcPr>
-            <w:tcW w:type="dxa" w:w="2160"/>
-          </w:tcPr>
-          <w:p>
-            <w:r>
-              <w:t>消费科技</w:t>
-            </w:r>
-          </w:p>
-        </w:tc>
-        <w:tc>
-          <w:tcPr>
-            <w:tcW w:type="dxa" w:w="2160"/>
-          </w:tcPr>
-          <w:p>
-            <w:r>
-              <w:t>630亿</w:t>
-            </w:r>
-          </w:p>
-        </w:tc>
-        <w:tc>
-          <w:tcPr>
-            <w:tcW w:type="dxa" w:w="2160"/>
-          </w:tcPr>
-          <w:p>
-            <w:r>
-              <w:t>18%</w:t>
-            </w:r>
-          </w:p>
-        </w:tc>
-      </w:tr>
-      <w:tr>
-        <w:tc>
-          <w:tcPr>
-            <w:tcW w:type="dxa" w:w="2160"/>
-          </w:tcPr>
-          <w:p>
-            <w:r>
-              <w:t>立信电子网络有限公司</w:t>
-            </w:r>
-          </w:p>
-        </w:tc>
-        <w:tc>
-          <w:tcPr>
-            <w:tcW w:type="dxa" w:w="2160"/>
-          </w:tcPr>
-          <w:p>
-            <w:r>
-              <w:t>云计算</w:t>
-            </w:r>
-          </w:p>
-        </w:tc>
-        <w:tc>
-          <w:tcPr>
-            <w:tcW w:type="dxa" w:w="2160"/>
-          </w:tcPr>
-          <w:p>
-            <w:r>
-              <w:t>724亿</w:t>
-            </w:r>
-          </w:p>
-        </w:tc>
-        <w:tc>
-          <w:tcPr>
-            <w:tcW w:type="dxa" w:w="2160"/>
-          </w:tcPr>
-          <w:p>
-            <w:r>
-              <w:t>15%</w:t>
-            </w:r>
-          </w:p>
-        </w:tc>
-      </w:tr>
-      <w:tr>
-        <w:tc>
-          <w:tcPr>
-            <w:tcW w:type="dxa" w:w="2160"/>
-          </w:tcPr>
-          <w:p>
-            <w:r>
-              <w:t>九方网络有限公司</w:t>
-            </w:r>
-          </w:p>
-        </w:tc>
-        <w:tc>
-          <w:tcPr>
-            <w:tcW w:type="dxa" w:w="2160"/>
-          </w:tcPr>
-          <w:p>
-            <w:r>
-              <w:t>新能源</w:t>
-            </w:r>
-          </w:p>
-        </w:tc>
-        <w:tc>
-          <w:tcPr>
-            <w:tcW w:type="dxa" w:w="2160"/>
-          </w:tcPr>
-          <w:p>
-            <w:r>
-              <w:t>756亿</w:t>
-            </w:r>
-          </w:p>
-        </w:tc>
-        <w:tc>
-          <w:tcPr>
-            <w:tcW w:type="dxa" w:w="2160"/>
-          </w:tcPr>
-          <w:p>
-            <w:r>
-              <w:t>23%</w:t>
-            </w:r>
-          </w:p>
-        </w:tc>
-      </w:tr>
-    </w:tbl>
-    <w:p>
-      <w:pPr>
-        <w:pStyle w:val="Heading1"/>
-      </w:pPr>
-      <w:r>
-        <w:t>行业分析 5</w:t>
-      </w:r>
-    </w:p>
-    <w:p>
-      <w:r>
-        <w:br/>
-        <w:t>根据内部财务模型测算，精芯信息有限公司 在未来三年</w:t>
-        <w:br/>
-        <w:t>收入复合增长率预计可达到 32% 左右。</w:t>
-        <w:br/>
-        <w:t>该预测基于行业需求增长以及公司产能扩张计划。</w:t>
-        <w:br/>
-      </w:r>
-    </w:p>
-    <w:p>
-      <w:r>
-        <w:br/>
-        <w:t>华辰资本旗下的 HC AI Innovation Fund 在最近的资产配置会议中</w:t>
-        <w:br/>
-        <w:t>讨论了 医疗科技 行业的投资机会，并对 富罳信息有限公司</w:t>
-        <w:br/>
-        <w:t>进行了重点评估。</w:t>
-        <w:br/>
-      </w:r>
-    </w:p>
-    <w:p>
-      <w:r>
-        <w:br/>
-        <w:t>立信电子网络有限公司 是中国 云计算 行业的重要企业之一。</w:t>
-        <w:br/>
-        <w:t>根据华辰资本 投资策略部 的研究，该公司成立于 2009 年，</w:t>
-        <w:br/>
-        <w:t>目前员工规模约 5145 人。公司近年来持续加大研发投入，</w:t>
-        <w:br/>
-        <w:t>在核心技术方面形成了较强的竞争壁垒。</w:t>
-        <w:br/>
-      </w:r>
-    </w:p>
-    <w:p>
-      <w:r>
-        <w:br/>
-        <w:t>从产业链角度看，人工智能 行业主要由上游设备厂商、</w:t>
-        <w:br/>
-        <w:t>中游平台企业以及下游应用厂商组成。</w:t>
-        <w:br/>
-        <w:t>和泰科技有限公司 主要位于产业链的 下游 环节。</w:t>
-        <w:br/>
-      </w:r>
-    </w:p>
-    <w:p>
-      <w:r>
-        <w:br/>
-        <w:t>南康网络有限公司 是中国 消费科技 行业的重要企业之一。</w:t>
-        <w:br/>
-        <w:t>根据华辰资本 量化研究部 的研究，该公司成立于 2012 年，</w:t>
-        <w:br/>
-        <w:t>目前员工规模约 4254 人。公司近年来持续加大研发投入，</w:t>
-        <w:br/>
-        <w:t>在核心技术方面形成了较强的竞争壁垒。</w:t>
-        <w:br/>
-      </w:r>
-    </w:p>
-    <w:p>
-      <w:r>
-        <w:br/>
-        <w:t>和泰科技有限公司 是中国 人工智能 行业的重要企业之一。</w:t>
-        <w:br/>
-        <w:t>根据华辰资本 投资委员会 的研究，该公司成立于 2008 年，</w:t>
-        <w:br/>
-        <w:t>目前员工规模约 6443 人。公司近年来持续加大研发投入，</w:t>
+        <w:t>目前员工规模约 3802 人。公司近年来持续加大研发投入，</w:t>
         <w:br/>
         <w:t>在核心技术方面形成了较强的竞争壁垒。</w:t>
         <w:br/>
@@ -3240,7 +78,29 @@
     <w:p>
       <w:r>
         <w:br/>
-        <w:t>风险管理部认为，医疗科技 行业仍然面临若干</w:t>
+        <w:t>根据内部财务模型测算，良诺科技有限公司 在未来三年</w:t>
+        <w:br/>
+        <w:t>收入复合增长率预计可达到 18% 左右。</w:t>
+        <w:br/>
+        <w:t>该预测基于行业需求增长以及公司产能扩张计划。</w:t>
+        <w:br/>
+      </w:r>
+    </w:p>
+    <w:p>
+      <w:r>
+        <w:br/>
+        <w:t>风险管理部认为，新能源 行业仍然面临若干</w:t>
+        <w:br/>
+        <w:t>不确定性因素，包括技术迭代风险、政策变化、</w:t>
+        <w:br/>
+        <w:t>以及市场竞争加剧等问题。</w:t>
+        <w:br/>
+      </w:r>
+    </w:p>
+    <w:p>
+      <w:r>
+        <w:br/>
+        <w:t>风险管理部认为，半导体 行业仍然面临若干</w:t>
         <w:br/>
         <w:t>不确定性因素，包括技术迭代风险、政策变化、</w:t>
         <w:br/>
@@ -3308,37 +168,37 @@
           </w:tcPr>
           <w:p>
             <w:r>
-              <w:t>富罳信息有限公司</w:t>
-            </w:r>
-          </w:p>
-        </w:tc>
-        <w:tc>
-          <w:tcPr>
-            <w:tcW w:type="dxa" w:w="2160"/>
-          </w:tcPr>
-          <w:p>
-            <w:r>
-              <w:t>医疗科技</w:t>
-            </w:r>
-          </w:p>
-        </w:tc>
-        <w:tc>
-          <w:tcPr>
-            <w:tcW w:type="dxa" w:w="2160"/>
-          </w:tcPr>
-          <w:p>
-            <w:r>
-              <w:t>219亿</w:t>
-            </w:r>
-          </w:p>
-        </w:tc>
-        <w:tc>
-          <w:tcPr>
-            <w:tcW w:type="dxa" w:w="2160"/>
-          </w:tcPr>
-          <w:p>
-            <w:r>
-              <w:t>20%</w:t>
+              <w:t>巨奥传媒有限公司</w:t>
+            </w:r>
+          </w:p>
+        </w:tc>
+        <w:tc>
+          <w:tcPr>
+            <w:tcW w:type="dxa" w:w="2160"/>
+          </w:tcPr>
+          <w:p>
+            <w:r>
+              <w:t>人工智能</w:t>
+            </w:r>
+          </w:p>
+        </w:tc>
+        <w:tc>
+          <w:tcPr>
+            <w:tcW w:type="dxa" w:w="2160"/>
+          </w:tcPr>
+          <w:p>
+            <w:r>
+              <w:t>334亿</w:t>
+            </w:r>
+          </w:p>
+        </w:tc>
+        <w:tc>
+          <w:tcPr>
+            <w:tcW w:type="dxa" w:w="2160"/>
+          </w:tcPr>
+          <w:p>
+            <w:r>
+              <w:t>9%</w:t>
             </w:r>
           </w:p>
         </w:tc>
@@ -3350,37 +210,37 @@
           </w:tcPr>
           <w:p>
             <w:r>
-              <w:t>易动力科技有限公司</w:t>
-            </w:r>
-          </w:p>
-        </w:tc>
-        <w:tc>
-          <w:tcPr>
-            <w:tcW w:type="dxa" w:w="2160"/>
-          </w:tcPr>
-          <w:p>
-            <w:r>
-              <w:t>云计算</w:t>
-            </w:r>
-          </w:p>
-        </w:tc>
-        <w:tc>
-          <w:tcPr>
-            <w:tcW w:type="dxa" w:w="2160"/>
-          </w:tcPr>
-          <w:p>
-            <w:r>
-              <w:t>773亿</w:t>
-            </w:r>
-          </w:p>
-        </w:tc>
-        <w:tc>
-          <w:tcPr>
-            <w:tcW w:type="dxa" w:w="2160"/>
-          </w:tcPr>
-          <w:p>
-            <w:r>
-              <w:t>8%</w:t>
+              <w:t>联通时科传媒有限公司</w:t>
+            </w:r>
+          </w:p>
+        </w:tc>
+        <w:tc>
+          <w:tcPr>
+            <w:tcW w:type="dxa" w:w="2160"/>
+          </w:tcPr>
+          <w:p>
+            <w:r>
+              <w:t>消费科技</w:t>
+            </w:r>
+          </w:p>
+        </w:tc>
+        <w:tc>
+          <w:tcPr>
+            <w:tcW w:type="dxa" w:w="2160"/>
+          </w:tcPr>
+          <w:p>
+            <w:r>
+              <w:t>289亿</w:t>
+            </w:r>
+          </w:p>
+        </w:tc>
+        <w:tc>
+          <w:tcPr>
+            <w:tcW w:type="dxa" w:w="2160"/>
+          </w:tcPr>
+          <w:p>
+            <w:r>
+              <w:t>24%</w:t>
             </w:r>
           </w:p>
         </w:tc>
@@ -3392,37 +252,37 @@
           </w:tcPr>
           <w:p>
             <w:r>
-              <w:t>雨林木风计算机网络有限公司</w:t>
-            </w:r>
-          </w:p>
-        </w:tc>
-        <w:tc>
-          <w:tcPr>
-            <w:tcW w:type="dxa" w:w="2160"/>
-          </w:tcPr>
-          <w:p>
-            <w:r>
-              <w:t>医疗科技</w:t>
-            </w:r>
-          </w:p>
-        </w:tc>
-        <w:tc>
-          <w:tcPr>
-            <w:tcW w:type="dxa" w:w="2160"/>
-          </w:tcPr>
-          <w:p>
-            <w:r>
-              <w:t>607亿</w:t>
-            </w:r>
-          </w:p>
-        </w:tc>
-        <w:tc>
-          <w:tcPr>
-            <w:tcW w:type="dxa" w:w="2160"/>
-          </w:tcPr>
-          <w:p>
-            <w:r>
-              <w:t>21%</w:t>
+              <w:t>雨林木风计算机科技有限公司</w:t>
+            </w:r>
+          </w:p>
+        </w:tc>
+        <w:tc>
+          <w:tcPr>
+            <w:tcW w:type="dxa" w:w="2160"/>
+          </w:tcPr>
+          <w:p>
+            <w:r>
+              <w:t>半导体</w:t>
+            </w:r>
+          </w:p>
+        </w:tc>
+        <w:tc>
+          <w:tcPr>
+            <w:tcW w:type="dxa" w:w="2160"/>
+          </w:tcPr>
+          <w:p>
+            <w:r>
+              <w:t>639亿</w:t>
+            </w:r>
+          </w:p>
+        </w:tc>
+        <w:tc>
+          <w:tcPr>
+            <w:tcW w:type="dxa" w:w="2160"/>
+          </w:tcPr>
+          <w:p>
+            <w:r>
+              <w:t>5%</w:t>
             </w:r>
           </w:p>
         </w:tc>
@@ -3434,37 +294,37 @@
           </w:tcPr>
           <w:p>
             <w:r>
-              <w:t>凌云网络有限公司</w:t>
-            </w:r>
-          </w:p>
-        </w:tc>
-        <w:tc>
-          <w:tcPr>
-            <w:tcW w:type="dxa" w:w="2160"/>
-          </w:tcPr>
-          <w:p>
-            <w:r>
-              <w:t>医疗科技</w:t>
-            </w:r>
-          </w:p>
-        </w:tc>
-        <w:tc>
-          <w:tcPr>
-            <w:tcW w:type="dxa" w:w="2160"/>
-          </w:tcPr>
-          <w:p>
-            <w:r>
-              <w:t>116亿</w:t>
-            </w:r>
-          </w:p>
-        </w:tc>
-        <w:tc>
-          <w:tcPr>
-            <w:tcW w:type="dxa" w:w="2160"/>
-          </w:tcPr>
-          <w:p>
-            <w:r>
-              <w:t>26%</w:t>
+              <w:t>方正科技传媒有限公司</w:t>
+            </w:r>
+          </w:p>
+        </w:tc>
+        <w:tc>
+          <w:tcPr>
+            <w:tcW w:type="dxa" w:w="2160"/>
+          </w:tcPr>
+          <w:p>
+            <w:r>
+              <w:t>人工智能</w:t>
+            </w:r>
+          </w:p>
+        </w:tc>
+        <w:tc>
+          <w:tcPr>
+            <w:tcW w:type="dxa" w:w="2160"/>
+          </w:tcPr>
+          <w:p>
+            <w:r>
+              <w:t>783亿</w:t>
+            </w:r>
+          </w:p>
+        </w:tc>
+        <w:tc>
+          <w:tcPr>
+            <w:tcW w:type="dxa" w:w="2160"/>
+          </w:tcPr>
+          <w:p>
+            <w:r>
+              <w:t>7%</w:t>
             </w:r>
           </w:p>
         </w:tc>
@@ -3476,37 +336,37 @@
           </w:tcPr>
           <w:p>
             <w:r>
-              <w:t>和泰科技有限公司</w:t>
-            </w:r>
-          </w:p>
-        </w:tc>
-        <w:tc>
-          <w:tcPr>
-            <w:tcW w:type="dxa" w:w="2160"/>
-          </w:tcPr>
-          <w:p>
-            <w:r>
-              <w:t>人工智能</w:t>
-            </w:r>
-          </w:p>
-        </w:tc>
-        <w:tc>
-          <w:tcPr>
-            <w:tcW w:type="dxa" w:w="2160"/>
-          </w:tcPr>
-          <w:p>
-            <w:r>
-              <w:t>204亿</w:t>
-            </w:r>
-          </w:p>
-        </w:tc>
-        <w:tc>
-          <w:tcPr>
-            <w:tcW w:type="dxa" w:w="2160"/>
-          </w:tcPr>
-          <w:p>
-            <w:r>
-              <w:t>13%</w:t>
+              <w:t>昊嘉科技有限公司</w:t>
+            </w:r>
+          </w:p>
+        </w:tc>
+        <w:tc>
+          <w:tcPr>
+            <w:tcW w:type="dxa" w:w="2160"/>
+          </w:tcPr>
+          <w:p>
+            <w:r>
+              <w:t>医疗科技</w:t>
+            </w:r>
+          </w:p>
+        </w:tc>
+        <w:tc>
+          <w:tcPr>
+            <w:tcW w:type="dxa" w:w="2160"/>
+          </w:tcPr>
+          <w:p>
+            <w:r>
+              <w:t>662亿</w:t>
+            </w:r>
+          </w:p>
+        </w:tc>
+        <w:tc>
+          <w:tcPr>
+            <w:tcW w:type="dxa" w:w="2160"/>
+          </w:tcPr>
+          <w:p>
+            <w:r>
+              <w:t>10%</w:t>
             </w:r>
           </w:p>
         </w:tc>
@@ -3518,37 +378,37 @@
           </w:tcPr>
           <w:p>
             <w:r>
-              <w:t>浦华众城信息有限公司</w:t>
-            </w:r>
-          </w:p>
-        </w:tc>
-        <w:tc>
-          <w:tcPr>
-            <w:tcW w:type="dxa" w:w="2160"/>
-          </w:tcPr>
-          <w:p>
-            <w:r>
-              <w:t>云计算</w:t>
-            </w:r>
-          </w:p>
-        </w:tc>
-        <w:tc>
-          <w:tcPr>
-            <w:tcW w:type="dxa" w:w="2160"/>
-          </w:tcPr>
-          <w:p>
-            <w:r>
-              <w:t>401亿</w:t>
-            </w:r>
-          </w:p>
-        </w:tc>
-        <w:tc>
-          <w:tcPr>
-            <w:tcW w:type="dxa" w:w="2160"/>
-          </w:tcPr>
-          <w:p>
-            <w:r>
-              <w:t>25%</w:t>
+              <w:t>创汇传媒有限公司</w:t>
+            </w:r>
+          </w:p>
+        </w:tc>
+        <w:tc>
+          <w:tcPr>
+            <w:tcW w:type="dxa" w:w="2160"/>
+          </w:tcPr>
+          <w:p>
+            <w:r>
+              <w:t>新能源</w:t>
+            </w:r>
+          </w:p>
+        </w:tc>
+        <w:tc>
+          <w:tcPr>
+            <w:tcW w:type="dxa" w:w="2160"/>
+          </w:tcPr>
+          <w:p>
+            <w:r>
+              <w:t>422亿</w:t>
+            </w:r>
+          </w:p>
+        </w:tc>
+        <w:tc>
+          <w:tcPr>
+            <w:tcW w:type="dxa" w:w="2160"/>
+          </w:tcPr>
+          <w:p>
+            <w:r>
+              <w:t>12%</w:t>
             </w:r>
           </w:p>
         </w:tc>
@@ -3560,37 +420,37 @@
           </w:tcPr>
           <w:p>
             <w:r>
-              <w:t>艾提科信科技有限公司</w:t>
-            </w:r>
-          </w:p>
-        </w:tc>
-        <w:tc>
-          <w:tcPr>
-            <w:tcW w:type="dxa" w:w="2160"/>
-          </w:tcPr>
-          <w:p>
-            <w:r>
-              <w:t>机器人</w:t>
-            </w:r>
-          </w:p>
-        </w:tc>
-        <w:tc>
-          <w:tcPr>
-            <w:tcW w:type="dxa" w:w="2160"/>
-          </w:tcPr>
-          <w:p>
-            <w:r>
-              <w:t>595亿</w:t>
-            </w:r>
-          </w:p>
-        </w:tc>
-        <w:tc>
-          <w:tcPr>
-            <w:tcW w:type="dxa" w:w="2160"/>
-          </w:tcPr>
-          <w:p>
-            <w:r>
-              <w:t>6%</w:t>
+              <w:t>新格林耐特网络有限公司</w:t>
+            </w:r>
+          </w:p>
+        </w:tc>
+        <w:tc>
+          <w:tcPr>
+            <w:tcW w:type="dxa" w:w="2160"/>
+          </w:tcPr>
+          <w:p>
+            <w:r>
+              <w:t>人工智能</w:t>
+            </w:r>
+          </w:p>
+        </w:tc>
+        <w:tc>
+          <w:tcPr>
+            <w:tcW w:type="dxa" w:w="2160"/>
+          </w:tcPr>
+          <w:p>
+            <w:r>
+              <w:t>375亿</w:t>
+            </w:r>
+          </w:p>
+        </w:tc>
+        <w:tc>
+          <w:tcPr>
+            <w:tcW w:type="dxa" w:w="2160"/>
+          </w:tcPr>
+          <w:p>
+            <w:r>
+              <w:t>27%</w:t>
             </w:r>
           </w:p>
         </w:tc>
@@ -3602,37 +462,37 @@
           </w:tcPr>
           <w:p>
             <w:r>
-              <w:t>创亿信息有限公司</w:t>
-            </w:r>
-          </w:p>
-        </w:tc>
-        <w:tc>
-          <w:tcPr>
-            <w:tcW w:type="dxa" w:w="2160"/>
-          </w:tcPr>
-          <w:p>
-            <w:r>
-              <w:t>医疗科技</w:t>
-            </w:r>
-          </w:p>
-        </w:tc>
-        <w:tc>
-          <w:tcPr>
-            <w:tcW w:type="dxa" w:w="2160"/>
-          </w:tcPr>
-          <w:p>
-            <w:r>
-              <w:t>314亿</w:t>
-            </w:r>
-          </w:p>
-        </w:tc>
-        <w:tc>
-          <w:tcPr>
-            <w:tcW w:type="dxa" w:w="2160"/>
-          </w:tcPr>
-          <w:p>
-            <w:r>
-              <w:t>26%</w:t>
+              <w:t>华泰通安传媒有限公司</w:t>
+            </w:r>
+          </w:p>
+        </w:tc>
+        <w:tc>
+          <w:tcPr>
+            <w:tcW w:type="dxa" w:w="2160"/>
+          </w:tcPr>
+          <w:p>
+            <w:r>
+              <w:t>消费科技</w:t>
+            </w:r>
+          </w:p>
+        </w:tc>
+        <w:tc>
+          <w:tcPr>
+            <w:tcW w:type="dxa" w:w="2160"/>
+          </w:tcPr>
+          <w:p>
+            <w:r>
+              <w:t>292亿</w:t>
+            </w:r>
+          </w:p>
+        </w:tc>
+        <w:tc>
+          <w:tcPr>
+            <w:tcW w:type="dxa" w:w="2160"/>
+          </w:tcPr>
+          <w:p>
+            <w:r>
+              <w:t>22%</w:t>
             </w:r>
           </w:p>
         </w:tc>
@@ -3644,37 +504,37 @@
           </w:tcPr>
           <w:p>
             <w:r>
-              <w:t>鸿睿思博信息有限公司</w:t>
-            </w:r>
-          </w:p>
-        </w:tc>
-        <w:tc>
-          <w:tcPr>
-            <w:tcW w:type="dxa" w:w="2160"/>
-          </w:tcPr>
-          <w:p>
-            <w:r>
-              <w:t>半导体</w:t>
-            </w:r>
-          </w:p>
-        </w:tc>
-        <w:tc>
-          <w:tcPr>
-            <w:tcW w:type="dxa" w:w="2160"/>
-          </w:tcPr>
-          <w:p>
-            <w:r>
-              <w:t>738亿</w:t>
-            </w:r>
-          </w:p>
-        </w:tc>
-        <w:tc>
-          <w:tcPr>
-            <w:tcW w:type="dxa" w:w="2160"/>
-          </w:tcPr>
-          <w:p>
-            <w:r>
-              <w:t>20%</w:t>
+              <w:t>新格林耐特网络有限公司</w:t>
+            </w:r>
+          </w:p>
+        </w:tc>
+        <w:tc>
+          <w:tcPr>
+            <w:tcW w:type="dxa" w:w="2160"/>
+          </w:tcPr>
+          <w:p>
+            <w:r>
+              <w:t>人工智能</w:t>
+            </w:r>
+          </w:p>
+        </w:tc>
+        <w:tc>
+          <w:tcPr>
+            <w:tcW w:type="dxa" w:w="2160"/>
+          </w:tcPr>
+          <w:p>
+            <w:r>
+              <w:t>640亿</w:t>
+            </w:r>
+          </w:p>
+        </w:tc>
+        <w:tc>
+          <w:tcPr>
+            <w:tcW w:type="dxa" w:w="2160"/>
+          </w:tcPr>
+          <w:p>
+            <w:r>
+              <w:t>9%</w:t>
             </w:r>
           </w:p>
         </w:tc>
@@ -3686,37 +546,37 @@
           </w:tcPr>
           <w:p>
             <w:r>
-              <w:t>和泰科技有限公司</w:t>
-            </w:r>
-          </w:p>
-        </w:tc>
-        <w:tc>
-          <w:tcPr>
-            <w:tcW w:type="dxa" w:w="2160"/>
-          </w:tcPr>
-          <w:p>
-            <w:r>
-              <w:t>人工智能</w:t>
-            </w:r>
-          </w:p>
-        </w:tc>
-        <w:tc>
-          <w:tcPr>
-            <w:tcW w:type="dxa" w:w="2160"/>
-          </w:tcPr>
-          <w:p>
-            <w:r>
-              <w:t>279亿</w:t>
-            </w:r>
-          </w:p>
-        </w:tc>
-        <w:tc>
-          <w:tcPr>
-            <w:tcW w:type="dxa" w:w="2160"/>
-          </w:tcPr>
-          <w:p>
-            <w:r>
-              <w:t>22%</w:t>
+              <w:t>联软网络有限公司</w:t>
+            </w:r>
+          </w:p>
+        </w:tc>
+        <w:tc>
+          <w:tcPr>
+            <w:tcW w:type="dxa" w:w="2160"/>
+          </w:tcPr>
+          <w:p>
+            <w:r>
+              <w:t>半导体</w:t>
+            </w:r>
+          </w:p>
+        </w:tc>
+        <w:tc>
+          <w:tcPr>
+            <w:tcW w:type="dxa" w:w="2160"/>
+          </w:tcPr>
+          <w:p>
+            <w:r>
+              <w:t>305亿</w:t>
+            </w:r>
+          </w:p>
+        </w:tc>
+        <w:tc>
+          <w:tcPr>
+            <w:tcW w:type="dxa" w:w="2160"/>
+          </w:tcPr>
+          <w:p>
+            <w:r>
+              <w:t>14%</w:t>
             </w:r>
           </w:p>
         </w:tc>
@@ -3728,37 +588,37 @@
           </w:tcPr>
           <w:p>
             <w:r>
-              <w:t>创联世纪科技有限公司</w:t>
-            </w:r>
-          </w:p>
-        </w:tc>
-        <w:tc>
-          <w:tcPr>
-            <w:tcW w:type="dxa" w:w="2160"/>
-          </w:tcPr>
-          <w:p>
-            <w:r>
-              <w:t>医疗科技</w:t>
-            </w:r>
-          </w:p>
-        </w:tc>
-        <w:tc>
-          <w:tcPr>
-            <w:tcW w:type="dxa" w:w="2160"/>
-          </w:tcPr>
-          <w:p>
-            <w:r>
-              <w:t>780亿</w:t>
-            </w:r>
-          </w:p>
-        </w:tc>
-        <w:tc>
-          <w:tcPr>
-            <w:tcW w:type="dxa" w:w="2160"/>
-          </w:tcPr>
-          <w:p>
-            <w:r>
-              <w:t>8%</w:t>
+              <w:t>佳禾传媒有限公司</w:t>
+            </w:r>
+          </w:p>
+        </w:tc>
+        <w:tc>
+          <w:tcPr>
+            <w:tcW w:type="dxa" w:w="2160"/>
+          </w:tcPr>
+          <w:p>
+            <w:r>
+              <w:t>云计算</w:t>
+            </w:r>
+          </w:p>
+        </w:tc>
+        <w:tc>
+          <w:tcPr>
+            <w:tcW w:type="dxa" w:w="2160"/>
+          </w:tcPr>
+          <w:p>
+            <w:r>
+              <w:t>208亿</w:t>
+            </w:r>
+          </w:p>
+        </w:tc>
+        <w:tc>
+          <w:tcPr>
+            <w:tcW w:type="dxa" w:w="2160"/>
+          </w:tcPr>
+          <w:p>
+            <w:r>
+              <w:t>16%</w:t>
             </w:r>
           </w:p>
         </w:tc>
@@ -3770,37 +630,37 @@
           </w:tcPr>
           <w:p>
             <w:r>
-              <w:t>南康网络有限公司</w:t>
-            </w:r>
-          </w:p>
-        </w:tc>
-        <w:tc>
-          <w:tcPr>
-            <w:tcW w:type="dxa" w:w="2160"/>
-          </w:tcPr>
-          <w:p>
-            <w:r>
-              <w:t>消费科技</w:t>
-            </w:r>
-          </w:p>
-        </w:tc>
-        <w:tc>
-          <w:tcPr>
-            <w:tcW w:type="dxa" w:w="2160"/>
-          </w:tcPr>
-          <w:p>
-            <w:r>
-              <w:t>238亿</w:t>
-            </w:r>
-          </w:p>
-        </w:tc>
-        <w:tc>
-          <w:tcPr>
-            <w:tcW w:type="dxa" w:w="2160"/>
-          </w:tcPr>
-          <w:p>
-            <w:r>
-              <w:t>24%</w:t>
+              <w:t>华泰通安网络有限公司</w:t>
+            </w:r>
+          </w:p>
+        </w:tc>
+        <w:tc>
+          <w:tcPr>
+            <w:tcW w:type="dxa" w:w="2160"/>
+          </w:tcPr>
+          <w:p>
+            <w:r>
+              <w:t>半导体</w:t>
+            </w:r>
+          </w:p>
+        </w:tc>
+        <w:tc>
+          <w:tcPr>
+            <w:tcW w:type="dxa" w:w="2160"/>
+          </w:tcPr>
+          <w:p>
+            <w:r>
+              <w:t>569亿</w:t>
+            </w:r>
+          </w:p>
+        </w:tc>
+        <w:tc>
+          <w:tcPr>
+            <w:tcW w:type="dxa" w:w="2160"/>
+          </w:tcPr>
+          <w:p>
+            <w:r>
+              <w:t>11%</w:t>
             </w:r>
           </w:p>
         </w:tc>
@@ -3812,37 +672,37 @@
           </w:tcPr>
           <w:p>
             <w:r>
-              <w:t>昂歌信息科技有限公司</w:t>
-            </w:r>
-          </w:p>
-        </w:tc>
-        <w:tc>
-          <w:tcPr>
-            <w:tcW w:type="dxa" w:w="2160"/>
-          </w:tcPr>
-          <w:p>
-            <w:r>
-              <w:t>消费科技</w:t>
-            </w:r>
-          </w:p>
-        </w:tc>
-        <w:tc>
-          <w:tcPr>
-            <w:tcW w:type="dxa" w:w="2160"/>
-          </w:tcPr>
-          <w:p>
-            <w:r>
-              <w:t>228亿</w:t>
-            </w:r>
-          </w:p>
-        </w:tc>
-        <w:tc>
-          <w:tcPr>
-            <w:tcW w:type="dxa" w:w="2160"/>
-          </w:tcPr>
-          <w:p>
-            <w:r>
-              <w:t>7%</w:t>
+              <w:t>雨林木风计算机科技有限公司</w:t>
+            </w:r>
+          </w:p>
+        </w:tc>
+        <w:tc>
+          <w:tcPr>
+            <w:tcW w:type="dxa" w:w="2160"/>
+          </w:tcPr>
+          <w:p>
+            <w:r>
+              <w:t>半导体</w:t>
+            </w:r>
+          </w:p>
+        </w:tc>
+        <w:tc>
+          <w:tcPr>
+            <w:tcW w:type="dxa" w:w="2160"/>
+          </w:tcPr>
+          <w:p>
+            <w:r>
+              <w:t>415亿</w:t>
+            </w:r>
+          </w:p>
+        </w:tc>
+        <w:tc>
+          <w:tcPr>
+            <w:tcW w:type="dxa" w:w="2160"/>
+          </w:tcPr>
+          <w:p>
+            <w:r>
+              <w:t>23%</w:t>
             </w:r>
           </w:p>
         </w:tc>
@@ -3854,37 +714,37 @@
           </w:tcPr>
           <w:p>
             <w:r>
-              <w:t>国讯网络有限公司</w:t>
-            </w:r>
-          </w:p>
-        </w:tc>
-        <w:tc>
-          <w:tcPr>
-            <w:tcW w:type="dxa" w:w="2160"/>
-          </w:tcPr>
-          <w:p>
-            <w:r>
-              <w:t>云计算</w:t>
-            </w:r>
-          </w:p>
-        </w:tc>
-        <w:tc>
-          <w:tcPr>
-            <w:tcW w:type="dxa" w:w="2160"/>
-          </w:tcPr>
-          <w:p>
-            <w:r>
-              <w:t>264亿</w:t>
-            </w:r>
-          </w:p>
-        </w:tc>
-        <w:tc>
-          <w:tcPr>
-            <w:tcW w:type="dxa" w:w="2160"/>
-          </w:tcPr>
-          <w:p>
-            <w:r>
-              <w:t>10%</w:t>
+              <w:t>方正科技传媒有限公司</w:t>
+            </w:r>
+          </w:p>
+        </w:tc>
+        <w:tc>
+          <w:tcPr>
+            <w:tcW w:type="dxa" w:w="2160"/>
+          </w:tcPr>
+          <w:p>
+            <w:r>
+              <w:t>人工智能</w:t>
+            </w:r>
+          </w:p>
+        </w:tc>
+        <w:tc>
+          <w:tcPr>
+            <w:tcW w:type="dxa" w:w="2160"/>
+          </w:tcPr>
+          <w:p>
+            <w:r>
+              <w:t>730亿</w:t>
+            </w:r>
+          </w:p>
+        </w:tc>
+        <w:tc>
+          <w:tcPr>
+            <w:tcW w:type="dxa" w:w="2160"/>
+          </w:tcPr>
+          <w:p>
+            <w:r>
+              <w:t>12%</w:t>
             </w:r>
           </w:p>
         </w:tc>
@@ -3896,6 +756,2144 @@
           </w:tcPr>
           <w:p>
             <w:r>
+              <w:t>毕博诚信息有限公司</w:t>
+            </w:r>
+          </w:p>
+        </w:tc>
+        <w:tc>
+          <w:tcPr>
+            <w:tcW w:type="dxa" w:w="2160"/>
+          </w:tcPr>
+          <w:p>
+            <w:r>
+              <w:t>机器人</w:t>
+            </w:r>
+          </w:p>
+        </w:tc>
+        <w:tc>
+          <w:tcPr>
+            <w:tcW w:type="dxa" w:w="2160"/>
+          </w:tcPr>
+          <w:p>
+            <w:r>
+              <w:t>370亿</w:t>
+            </w:r>
+          </w:p>
+        </w:tc>
+        <w:tc>
+          <w:tcPr>
+            <w:tcW w:type="dxa" w:w="2160"/>
+          </w:tcPr>
+          <w:p>
+            <w:r>
+              <w:t>9%</w:t>
+            </w:r>
+          </w:p>
+        </w:tc>
+      </w:tr>
+    </w:tbl>
+    <w:p>
+      <w:pPr>
+        <w:pStyle w:val="Heading1"/>
+      </w:pPr>
+      <w:r>
+        <w:t>行业分析 2</w:t>
+      </w:r>
+    </w:p>
+    <w:p>
+      <w:r>
+        <w:br/>
+        <w:t>风险管理部认为，消费科技 行业仍然面临若干</w:t>
+        <w:br/>
+        <w:t>不确定性因素，包括技术迭代风险、政策变化、</w:t>
+        <w:br/>
+        <w:t>以及市场竞争加剧等问题。</w:t>
+        <w:br/>
+      </w:r>
+    </w:p>
+    <w:p>
+      <w:r>
+        <w:br/>
+        <w:t>从产业链角度看，新能源 行业主要由上游设备厂商、</w:t>
+        <w:br/>
+        <w:t>中游平台企业以及下游应用厂商组成。</w:t>
+        <w:br/>
+        <w:t>创汇传媒有限公司 主要位于产业链的 上游 环节。</w:t>
+        <w:br/>
+      </w:r>
+    </w:p>
+    <w:p>
+      <w:r>
+        <w:br/>
+        <w:t>根据内部财务模型测算，鑫博腾飞信息有限公司 在未来三年</w:t>
+        <w:br/>
+        <w:t>收入复合增长率预计可达到 34% 左右。</w:t>
+        <w:br/>
+        <w:t>该预测基于行业需求增长以及公司产能扩张计划。</w:t>
+        <w:br/>
+      </w:r>
+    </w:p>
+    <w:p>
+      <w:r>
+        <w:br/>
+        <w:t>风险管理部认为，云计算 行业仍然面临若干</w:t>
+        <w:br/>
+        <w:t>不确定性因素，包括技术迭代风险、政策变化、</w:t>
+        <w:br/>
+        <w:t>以及市场竞争加剧等问题。</w:t>
+        <w:br/>
+      </w:r>
+    </w:p>
+    <w:p>
+      <w:r>
+        <w:br/>
+        <w:t>华辰资本旗下的 HC Energy Transition Fund 在最近的资产配置会议中</w:t>
+        <w:br/>
+        <w:t>讨论了 消费科技 行业的投资机会，并对 联通时科传媒有限公司</w:t>
+        <w:br/>
+        <w:t>进行了重点评估。</w:t>
+        <w:br/>
+      </w:r>
+    </w:p>
+    <w:p>
+      <w:r>
+        <w:br/>
+        <w:t>风险管理部认为，消费科技 行业仍然面临若干</w:t>
+        <w:br/>
+        <w:t>不确定性因素，包括技术迭代风险、政策变化、</w:t>
+        <w:br/>
+        <w:t>以及市场竞争加剧等问题。</w:t>
+        <w:br/>
+      </w:r>
+    </w:p>
+    <w:p>
+      <w:r>
+        <w:br/>
+        <w:t>创汇传媒有限公司 是中国 新能源 行业的重要企业之一。</w:t>
+        <w:br/>
+        <w:t>根据华辰资本 资产配置委员会 的研究，该公司成立于 2017 年，</w:t>
+        <w:br/>
+        <w:t>目前员工规模约 7084 人。公司近年来持续加大研发投入，</w:t>
+        <w:br/>
+        <w:t>在核心技术方面形成了较强的竞争壁垒。</w:t>
+        <w:br/>
+      </w:r>
+    </w:p>
+    <w:p>
+      <w:r>
+        <w:br/>
+        <w:t>从产业链角度看，半导体 行业主要由上游设备厂商、</w:t>
+        <w:br/>
+        <w:t>中游平台企业以及下游应用厂商组成。</w:t>
+        <w:br/>
+        <w:t>信诚致远网络有限公司 主要位于产业链的 上游 环节。</w:t>
+        <w:br/>
+      </w:r>
+    </w:p>
+    <w:tbl>
+      <w:tblPr>
+        <w:tblW w:type="auto" w:w="0"/>
+        <w:tblLook w:firstColumn="1" w:firstRow="1" w:lastColumn="0" w:lastRow="0" w:noHBand="0" w:noVBand="1" w:val="04A0"/>
+      </w:tblPr>
+      <w:tblGrid>
+        <w:gridCol w:w="2160"/>
+        <w:gridCol w:w="2160"/>
+        <w:gridCol w:w="2160"/>
+        <w:gridCol w:w="2160"/>
+      </w:tblGrid>
+      <w:tr>
+        <w:tc>
+          <w:tcPr>
+            <w:tcW w:type="dxa" w:w="2160"/>
+          </w:tcPr>
+          <w:p>
+            <w:r>
+              <w:t>公司</w:t>
+            </w:r>
+          </w:p>
+        </w:tc>
+        <w:tc>
+          <w:tcPr>
+            <w:tcW w:type="dxa" w:w="2160"/>
+          </w:tcPr>
+          <w:p>
+            <w:r>
+              <w:t>行业</w:t>
+            </w:r>
+          </w:p>
+        </w:tc>
+        <w:tc>
+          <w:tcPr>
+            <w:tcW w:type="dxa" w:w="2160"/>
+          </w:tcPr>
+          <w:p>
+            <w:r>
+              <w:t>市值</w:t>
+            </w:r>
+          </w:p>
+        </w:tc>
+        <w:tc>
+          <w:tcPr>
+            <w:tcW w:type="dxa" w:w="2160"/>
+          </w:tcPr>
+          <w:p>
+            <w:r>
+              <w:t>增长率</w:t>
+            </w:r>
+          </w:p>
+        </w:tc>
+      </w:tr>
+      <w:tr>
+        <w:tc>
+          <w:tcPr>
+            <w:tcW w:type="dxa" w:w="2160"/>
+          </w:tcPr>
+          <w:p>
+            <w:r>
+              <w:t>九方传媒有限公司</w:t>
+            </w:r>
+          </w:p>
+        </w:tc>
+        <w:tc>
+          <w:tcPr>
+            <w:tcW w:type="dxa" w:w="2160"/>
+          </w:tcPr>
+          <w:p>
+            <w:r>
+              <w:t>医疗科技</w:t>
+            </w:r>
+          </w:p>
+        </w:tc>
+        <w:tc>
+          <w:tcPr>
+            <w:tcW w:type="dxa" w:w="2160"/>
+          </w:tcPr>
+          <w:p>
+            <w:r>
+              <w:t>298亿</w:t>
+            </w:r>
+          </w:p>
+        </w:tc>
+        <w:tc>
+          <w:tcPr>
+            <w:tcW w:type="dxa" w:w="2160"/>
+          </w:tcPr>
+          <w:p>
+            <w:r>
+              <w:t>18%</w:t>
+            </w:r>
+          </w:p>
+        </w:tc>
+      </w:tr>
+      <w:tr>
+        <w:tc>
+          <w:tcPr>
+            <w:tcW w:type="dxa" w:w="2160"/>
+          </w:tcPr>
+          <w:p>
+            <w:r>
+              <w:t>鑫博腾飞信息有限公司</w:t>
+            </w:r>
+          </w:p>
+        </w:tc>
+        <w:tc>
+          <w:tcPr>
+            <w:tcW w:type="dxa" w:w="2160"/>
+          </w:tcPr>
+          <w:p>
+            <w:r>
+              <w:t>消费科技</w:t>
+            </w:r>
+          </w:p>
+        </w:tc>
+        <w:tc>
+          <w:tcPr>
+            <w:tcW w:type="dxa" w:w="2160"/>
+          </w:tcPr>
+          <w:p>
+            <w:r>
+              <w:t>361亿</w:t>
+            </w:r>
+          </w:p>
+        </w:tc>
+        <w:tc>
+          <w:tcPr>
+            <w:tcW w:type="dxa" w:w="2160"/>
+          </w:tcPr>
+          <w:p>
+            <w:r>
+              <w:t>30%</w:t>
+            </w:r>
+          </w:p>
+        </w:tc>
+      </w:tr>
+      <w:tr>
+        <w:tc>
+          <w:tcPr>
+            <w:tcW w:type="dxa" w:w="2160"/>
+          </w:tcPr>
+          <w:p>
+            <w:r>
+              <w:t>浦华众城网络有限公司</w:t>
+            </w:r>
+          </w:p>
+        </w:tc>
+        <w:tc>
+          <w:tcPr>
+            <w:tcW w:type="dxa" w:w="2160"/>
+          </w:tcPr>
+          <w:p>
+            <w:r>
+              <w:t>新能源</w:t>
+            </w:r>
+          </w:p>
+        </w:tc>
+        <w:tc>
+          <w:tcPr>
+            <w:tcW w:type="dxa" w:w="2160"/>
+          </w:tcPr>
+          <w:p>
+            <w:r>
+              <w:t>655亿</w:t>
+            </w:r>
+          </w:p>
+        </w:tc>
+        <w:tc>
+          <w:tcPr>
+            <w:tcW w:type="dxa" w:w="2160"/>
+          </w:tcPr>
+          <w:p>
+            <w:r>
+              <w:t>6%</w:t>
+            </w:r>
+          </w:p>
+        </w:tc>
+      </w:tr>
+      <w:tr>
+        <w:tc>
+          <w:tcPr>
+            <w:tcW w:type="dxa" w:w="2160"/>
+          </w:tcPr>
+          <w:p>
+            <w:r>
+              <w:t>巨奥传媒有限公司</w:t>
+            </w:r>
+          </w:p>
+        </w:tc>
+        <w:tc>
+          <w:tcPr>
+            <w:tcW w:type="dxa" w:w="2160"/>
+          </w:tcPr>
+          <w:p>
+            <w:r>
+              <w:t>人工智能</w:t>
+            </w:r>
+          </w:p>
+        </w:tc>
+        <w:tc>
+          <w:tcPr>
+            <w:tcW w:type="dxa" w:w="2160"/>
+          </w:tcPr>
+          <w:p>
+            <w:r>
+              <w:t>179亿</w:t>
+            </w:r>
+          </w:p>
+        </w:tc>
+        <w:tc>
+          <w:tcPr>
+            <w:tcW w:type="dxa" w:w="2160"/>
+          </w:tcPr>
+          <w:p>
+            <w:r>
+              <w:t>17%</w:t>
+            </w:r>
+          </w:p>
+        </w:tc>
+      </w:tr>
+      <w:tr>
+        <w:tc>
+          <w:tcPr>
+            <w:tcW w:type="dxa" w:w="2160"/>
+          </w:tcPr>
+          <w:p>
+            <w:r>
+              <w:t>精芯信息有限公司</w:t>
+            </w:r>
+          </w:p>
+        </w:tc>
+        <w:tc>
+          <w:tcPr>
+            <w:tcW w:type="dxa" w:w="2160"/>
+          </w:tcPr>
+          <w:p>
+            <w:r>
+              <w:t>半导体</w:t>
+            </w:r>
+          </w:p>
+        </w:tc>
+        <w:tc>
+          <w:tcPr>
+            <w:tcW w:type="dxa" w:w="2160"/>
+          </w:tcPr>
+          <w:p>
+            <w:r>
+              <w:t>441亿</w:t>
+            </w:r>
+          </w:p>
+        </w:tc>
+        <w:tc>
+          <w:tcPr>
+            <w:tcW w:type="dxa" w:w="2160"/>
+          </w:tcPr>
+          <w:p>
+            <w:r>
+              <w:t>25%</w:t>
+            </w:r>
+          </w:p>
+        </w:tc>
+      </w:tr>
+      <w:tr>
+        <w:tc>
+          <w:tcPr>
+            <w:tcW w:type="dxa" w:w="2160"/>
+          </w:tcPr>
+          <w:p>
+            <w:r>
+              <w:t>良诺科技有限公司</w:t>
+            </w:r>
+          </w:p>
+        </w:tc>
+        <w:tc>
+          <w:tcPr>
+            <w:tcW w:type="dxa" w:w="2160"/>
+          </w:tcPr>
+          <w:p>
+            <w:r>
+              <w:t>云计算</w:t>
+            </w:r>
+          </w:p>
+        </w:tc>
+        <w:tc>
+          <w:tcPr>
+            <w:tcW w:type="dxa" w:w="2160"/>
+          </w:tcPr>
+          <w:p>
+            <w:r>
+              <w:t>452亿</w:t>
+            </w:r>
+          </w:p>
+        </w:tc>
+        <w:tc>
+          <w:tcPr>
+            <w:tcW w:type="dxa" w:w="2160"/>
+          </w:tcPr>
+          <w:p>
+            <w:r>
+              <w:t>21%</w:t>
+            </w:r>
+          </w:p>
+        </w:tc>
+      </w:tr>
+      <w:tr>
+        <w:tc>
+          <w:tcPr>
+            <w:tcW w:type="dxa" w:w="2160"/>
+          </w:tcPr>
+          <w:p>
+            <w:r>
+              <w:t>信诚致远网络有限公司</w:t>
+            </w:r>
+          </w:p>
+        </w:tc>
+        <w:tc>
+          <w:tcPr>
+            <w:tcW w:type="dxa" w:w="2160"/>
+          </w:tcPr>
+          <w:p>
+            <w:r>
+              <w:t>半导体</w:t>
+            </w:r>
+          </w:p>
+        </w:tc>
+        <w:tc>
+          <w:tcPr>
+            <w:tcW w:type="dxa" w:w="2160"/>
+          </w:tcPr>
+          <w:p>
+            <w:r>
+              <w:t>514亿</w:t>
+            </w:r>
+          </w:p>
+        </w:tc>
+        <w:tc>
+          <w:tcPr>
+            <w:tcW w:type="dxa" w:w="2160"/>
+          </w:tcPr>
+          <w:p>
+            <w:r>
+              <w:t>6%</w:t>
+            </w:r>
+          </w:p>
+        </w:tc>
+      </w:tr>
+      <w:tr>
+        <w:tc>
+          <w:tcPr>
+            <w:tcW w:type="dxa" w:w="2160"/>
+          </w:tcPr>
+          <w:p>
+            <w:r>
+              <w:t>信诚致远科技有限公司</w:t>
+            </w:r>
+          </w:p>
+        </w:tc>
+        <w:tc>
+          <w:tcPr>
+            <w:tcW w:type="dxa" w:w="2160"/>
+          </w:tcPr>
+          <w:p>
+            <w:r>
+              <w:t>云计算</w:t>
+            </w:r>
+          </w:p>
+        </w:tc>
+        <w:tc>
+          <w:tcPr>
+            <w:tcW w:type="dxa" w:w="2160"/>
+          </w:tcPr>
+          <w:p>
+            <w:r>
+              <w:t>675亿</w:t>
+            </w:r>
+          </w:p>
+        </w:tc>
+        <w:tc>
+          <w:tcPr>
+            <w:tcW w:type="dxa" w:w="2160"/>
+          </w:tcPr>
+          <w:p>
+            <w:r>
+              <w:t>24%</w:t>
+            </w:r>
+          </w:p>
+        </w:tc>
+      </w:tr>
+      <w:tr>
+        <w:tc>
+          <w:tcPr>
+            <w:tcW w:type="dxa" w:w="2160"/>
+          </w:tcPr>
+          <w:p>
+            <w:r>
+              <w:t>泰麒麟网络有限公司</w:t>
+            </w:r>
+          </w:p>
+        </w:tc>
+        <w:tc>
+          <w:tcPr>
+            <w:tcW w:type="dxa" w:w="2160"/>
+          </w:tcPr>
+          <w:p>
+            <w:r>
+              <w:t>云计算</w:t>
+            </w:r>
+          </w:p>
+        </w:tc>
+        <w:tc>
+          <w:tcPr>
+            <w:tcW w:type="dxa" w:w="2160"/>
+          </w:tcPr>
+          <w:p>
+            <w:r>
+              <w:t>313亿</w:t>
+            </w:r>
+          </w:p>
+        </w:tc>
+        <w:tc>
+          <w:tcPr>
+            <w:tcW w:type="dxa" w:w="2160"/>
+          </w:tcPr>
+          <w:p>
+            <w:r>
+              <w:t>12%</w:t>
+            </w:r>
+          </w:p>
+        </w:tc>
+      </w:tr>
+      <w:tr>
+        <w:tc>
+          <w:tcPr>
+            <w:tcW w:type="dxa" w:w="2160"/>
+          </w:tcPr>
+          <w:p>
+            <w:r>
+              <w:t>方正科技信息有限公司</w:t>
+            </w:r>
+          </w:p>
+        </w:tc>
+        <w:tc>
+          <w:tcPr>
+            <w:tcW w:type="dxa" w:w="2160"/>
+          </w:tcPr>
+          <w:p>
+            <w:r>
+              <w:t>消费科技</w:t>
+            </w:r>
+          </w:p>
+        </w:tc>
+        <w:tc>
+          <w:tcPr>
+            <w:tcW w:type="dxa" w:w="2160"/>
+          </w:tcPr>
+          <w:p>
+            <w:r>
+              <w:t>162亿</w:t>
+            </w:r>
+          </w:p>
+        </w:tc>
+        <w:tc>
+          <w:tcPr>
+            <w:tcW w:type="dxa" w:w="2160"/>
+          </w:tcPr>
+          <w:p>
+            <w:r>
+              <w:t>8%</w:t>
+            </w:r>
+          </w:p>
+        </w:tc>
+      </w:tr>
+      <w:tr>
+        <w:tc>
+          <w:tcPr>
+            <w:tcW w:type="dxa" w:w="2160"/>
+          </w:tcPr>
+          <w:p>
+            <w:r>
+              <w:t>飞利信科技有限公司</w:t>
+            </w:r>
+          </w:p>
+        </w:tc>
+        <w:tc>
+          <w:tcPr>
+            <w:tcW w:type="dxa" w:w="2160"/>
+          </w:tcPr>
+          <w:p>
+            <w:r>
+              <w:t>人工智能</w:t>
+            </w:r>
+          </w:p>
+        </w:tc>
+        <w:tc>
+          <w:tcPr>
+            <w:tcW w:type="dxa" w:w="2160"/>
+          </w:tcPr>
+          <w:p>
+            <w:r>
+              <w:t>240亿</w:t>
+            </w:r>
+          </w:p>
+        </w:tc>
+        <w:tc>
+          <w:tcPr>
+            <w:tcW w:type="dxa" w:w="2160"/>
+          </w:tcPr>
+          <w:p>
+            <w:r>
+              <w:t>21%</w:t>
+            </w:r>
+          </w:p>
+        </w:tc>
+      </w:tr>
+      <w:tr>
+        <w:tc>
+          <w:tcPr>
+            <w:tcW w:type="dxa" w:w="2160"/>
+          </w:tcPr>
+          <w:p>
+            <w:r>
+              <w:t>华成育卓科技有限公司</w:t>
+            </w:r>
+          </w:p>
+        </w:tc>
+        <w:tc>
+          <w:tcPr>
+            <w:tcW w:type="dxa" w:w="2160"/>
+          </w:tcPr>
+          <w:p>
+            <w:r>
+              <w:t>医疗科技</w:t>
+            </w:r>
+          </w:p>
+        </w:tc>
+        <w:tc>
+          <w:tcPr>
+            <w:tcW w:type="dxa" w:w="2160"/>
+          </w:tcPr>
+          <w:p>
+            <w:r>
+              <w:t>502亿</w:t>
+            </w:r>
+          </w:p>
+        </w:tc>
+        <w:tc>
+          <w:tcPr>
+            <w:tcW w:type="dxa" w:w="2160"/>
+          </w:tcPr>
+          <w:p>
+            <w:r>
+              <w:t>12%</w:t>
+            </w:r>
+          </w:p>
+        </w:tc>
+      </w:tr>
+      <w:tr>
+        <w:tc>
+          <w:tcPr>
+            <w:tcW w:type="dxa" w:w="2160"/>
+          </w:tcPr>
+          <w:p>
+            <w:r>
+              <w:t>惠派国际公司科技有限公司</w:t>
+            </w:r>
+          </w:p>
+        </w:tc>
+        <w:tc>
+          <w:tcPr>
+            <w:tcW w:type="dxa" w:w="2160"/>
+          </w:tcPr>
+          <w:p>
+            <w:r>
+              <w:t>人工智能</w:t>
+            </w:r>
+          </w:p>
+        </w:tc>
+        <w:tc>
+          <w:tcPr>
+            <w:tcW w:type="dxa" w:w="2160"/>
+          </w:tcPr>
+          <w:p>
+            <w:r>
+              <w:t>135亿</w:t>
+            </w:r>
+          </w:p>
+        </w:tc>
+        <w:tc>
+          <w:tcPr>
+            <w:tcW w:type="dxa" w:w="2160"/>
+          </w:tcPr>
+          <w:p>
+            <w:r>
+              <w:t>11%</w:t>
+            </w:r>
+          </w:p>
+        </w:tc>
+      </w:tr>
+      <w:tr>
+        <w:tc>
+          <w:tcPr>
+            <w:tcW w:type="dxa" w:w="2160"/>
+          </w:tcPr>
+          <w:p>
+            <w:r>
+              <w:t>恩悌网络有限公司</w:t>
+            </w:r>
+          </w:p>
+        </w:tc>
+        <w:tc>
+          <w:tcPr>
+            <w:tcW w:type="dxa" w:w="2160"/>
+          </w:tcPr>
+          <w:p>
+            <w:r>
+              <w:t>新能源</w:t>
+            </w:r>
+          </w:p>
+        </w:tc>
+        <w:tc>
+          <w:tcPr>
+            <w:tcW w:type="dxa" w:w="2160"/>
+          </w:tcPr>
+          <w:p>
+            <w:r>
+              <w:t>152亿</w:t>
+            </w:r>
+          </w:p>
+        </w:tc>
+        <w:tc>
+          <w:tcPr>
+            <w:tcW w:type="dxa" w:w="2160"/>
+          </w:tcPr>
+          <w:p>
+            <w:r>
+              <w:t>6%</w:t>
+            </w:r>
+          </w:p>
+        </w:tc>
+      </w:tr>
+      <w:tr>
+        <w:tc>
+          <w:tcPr>
+            <w:tcW w:type="dxa" w:w="2160"/>
+          </w:tcPr>
+          <w:p>
+            <w:r>
+              <w:t>明腾传媒有限公司</w:t>
+            </w:r>
+          </w:p>
+        </w:tc>
+        <w:tc>
+          <w:tcPr>
+            <w:tcW w:type="dxa" w:w="2160"/>
+          </w:tcPr>
+          <w:p>
+            <w:r>
+              <w:t>人工智能</w:t>
+            </w:r>
+          </w:p>
+        </w:tc>
+        <w:tc>
+          <w:tcPr>
+            <w:tcW w:type="dxa" w:w="2160"/>
+          </w:tcPr>
+          <w:p>
+            <w:r>
+              <w:t>426亿</w:t>
+            </w:r>
+          </w:p>
+        </w:tc>
+        <w:tc>
+          <w:tcPr>
+            <w:tcW w:type="dxa" w:w="2160"/>
+          </w:tcPr>
+          <w:p>
+            <w:r>
+              <w:t>21%</w:t>
+            </w:r>
+          </w:p>
+        </w:tc>
+      </w:tr>
+    </w:tbl>
+    <w:p>
+      <w:pPr>
+        <w:pStyle w:val="Heading1"/>
+      </w:pPr>
+      <w:r>
+        <w:t>行业分析 3</w:t>
+      </w:r>
+    </w:p>
+    <w:p>
+      <w:r>
+        <w:br/>
+        <w:t>从产业链角度看，人工智能 行业主要由上游设备厂商、</w:t>
+        <w:br/>
+        <w:t>中游平台企业以及下游应用厂商组成。</w:t>
+        <w:br/>
+        <w:t>明腾传媒有限公司 主要位于产业链的 上游 环节。</w:t>
+        <w:br/>
+      </w:r>
+    </w:p>
+    <w:p>
+      <w:r>
+        <w:br/>
+        <w:t>从产业链角度看，人工智能 行业主要由上游设备厂商、</w:t>
+        <w:br/>
+        <w:t>中游平台企业以及下游应用厂商组成。</w:t>
+        <w:br/>
+        <w:t>明腾传媒有限公司 主要位于产业链的 上游 环节。</w:t>
+        <w:br/>
+      </w:r>
+    </w:p>
+    <w:p>
+      <w:r>
+        <w:br/>
+        <w:t>从产业链角度看，半导体 行业主要由上游设备厂商、</w:t>
+        <w:br/>
+        <w:t>中游平台企业以及下游应用厂商组成。</w:t>
+        <w:br/>
+        <w:t>信诚致远网络有限公司 主要位于产业链的 下游 环节。</w:t>
+        <w:br/>
+      </w:r>
+    </w:p>
+    <w:p>
+      <w:r>
+        <w:br/>
+        <w:t>从产业链角度看，医疗科技 行业主要由上游设备厂商、</w:t>
+        <w:br/>
+        <w:t>中游平台企业以及下游应用厂商组成。</w:t>
+        <w:br/>
+        <w:t>迪摩信息有限公司 主要位于产业链的 下游 环节。</w:t>
+        <w:br/>
+      </w:r>
+    </w:p>
+    <w:p>
+      <w:r>
+        <w:br/>
+        <w:t>华辰资本旗下的 HC Alpha Growth Fund 在最近的资产配置会议中</w:t>
+        <w:br/>
+        <w:t>讨论了 人工智能 行业的投资机会，并对 明腾传媒有限公司</w:t>
+        <w:br/>
+        <w:t>进行了重点评估。</w:t>
+        <w:br/>
+      </w:r>
+    </w:p>
+    <w:p>
+      <w:r>
+        <w:br/>
+        <w:t>华辰资本旗下的 HC Quant Arbitrage Fund 在最近的资产配置会议中</w:t>
+        <w:br/>
+        <w:t>讨论了 新能源 行业的投资机会，并对 浦华众城网络有限公司</w:t>
+        <w:br/>
+        <w:t>进行了重点评估。</w:t>
+        <w:br/>
+      </w:r>
+    </w:p>
+    <w:p>
+      <w:r>
+        <w:br/>
+        <w:t>从产业链角度看，消费科技 行业主要由上游设备厂商、</w:t>
+        <w:br/>
+        <w:t>中游平台企业以及下游应用厂商组成。</w:t>
+        <w:br/>
+        <w:t>昂歌信息信息有限公司 主要位于产业链的 上游 环节。</w:t>
+        <w:br/>
+      </w:r>
+    </w:p>
+    <w:p>
+      <w:r>
+        <w:br/>
+        <w:t>风险管理部认为，云计算 行业仍然面临若干</w:t>
+        <w:br/>
+        <w:t>不确定性因素，包括技术迭代风险、政策变化、</w:t>
+        <w:br/>
+        <w:t>以及市场竞争加剧等问题。</w:t>
+        <w:br/>
+      </w:r>
+    </w:p>
+    <w:tbl>
+      <w:tblPr>
+        <w:tblW w:type="auto" w:w="0"/>
+        <w:tblLook w:firstColumn="1" w:firstRow="1" w:lastColumn="0" w:lastRow="0" w:noHBand="0" w:noVBand="1" w:val="04A0"/>
+      </w:tblPr>
+      <w:tblGrid>
+        <w:gridCol w:w="2160"/>
+        <w:gridCol w:w="2160"/>
+        <w:gridCol w:w="2160"/>
+        <w:gridCol w:w="2160"/>
+      </w:tblGrid>
+      <w:tr>
+        <w:tc>
+          <w:tcPr>
+            <w:tcW w:type="dxa" w:w="2160"/>
+          </w:tcPr>
+          <w:p>
+            <w:r>
+              <w:t>公司</w:t>
+            </w:r>
+          </w:p>
+        </w:tc>
+        <w:tc>
+          <w:tcPr>
+            <w:tcW w:type="dxa" w:w="2160"/>
+          </w:tcPr>
+          <w:p>
+            <w:r>
+              <w:t>行业</w:t>
+            </w:r>
+          </w:p>
+        </w:tc>
+        <w:tc>
+          <w:tcPr>
+            <w:tcW w:type="dxa" w:w="2160"/>
+          </w:tcPr>
+          <w:p>
+            <w:r>
+              <w:t>市值</w:t>
+            </w:r>
+          </w:p>
+        </w:tc>
+        <w:tc>
+          <w:tcPr>
+            <w:tcW w:type="dxa" w:w="2160"/>
+          </w:tcPr>
+          <w:p>
+            <w:r>
+              <w:t>增长率</w:t>
+            </w:r>
+          </w:p>
+        </w:tc>
+      </w:tr>
+      <w:tr>
+        <w:tc>
+          <w:tcPr>
+            <w:tcW w:type="dxa" w:w="2160"/>
+          </w:tcPr>
+          <w:p>
+            <w:r>
+              <w:t>通际名联科技有限公司</w:t>
+            </w:r>
+          </w:p>
+        </w:tc>
+        <w:tc>
+          <w:tcPr>
+            <w:tcW w:type="dxa" w:w="2160"/>
+          </w:tcPr>
+          <w:p>
+            <w:r>
+              <w:t>人工智能</w:t>
+            </w:r>
+          </w:p>
+        </w:tc>
+        <w:tc>
+          <w:tcPr>
+            <w:tcW w:type="dxa" w:w="2160"/>
+          </w:tcPr>
+          <w:p>
+            <w:r>
+              <w:t>613亿</w:t>
+            </w:r>
+          </w:p>
+        </w:tc>
+        <w:tc>
+          <w:tcPr>
+            <w:tcW w:type="dxa" w:w="2160"/>
+          </w:tcPr>
+          <w:p>
+            <w:r>
+              <w:t>30%</w:t>
+            </w:r>
+          </w:p>
+        </w:tc>
+      </w:tr>
+      <w:tr>
+        <w:tc>
+          <w:tcPr>
+            <w:tcW w:type="dxa" w:w="2160"/>
+          </w:tcPr>
+          <w:p>
+            <w:r>
+              <w:t>图龙信息传媒有限公司</w:t>
+            </w:r>
+          </w:p>
+        </w:tc>
+        <w:tc>
+          <w:tcPr>
+            <w:tcW w:type="dxa" w:w="2160"/>
+          </w:tcPr>
+          <w:p>
+            <w:r>
+              <w:t>机器人</w:t>
+            </w:r>
+          </w:p>
+        </w:tc>
+        <w:tc>
+          <w:tcPr>
+            <w:tcW w:type="dxa" w:w="2160"/>
+          </w:tcPr>
+          <w:p>
+            <w:r>
+              <w:t>123亿</w:t>
+            </w:r>
+          </w:p>
+        </w:tc>
+        <w:tc>
+          <w:tcPr>
+            <w:tcW w:type="dxa" w:w="2160"/>
+          </w:tcPr>
+          <w:p>
+            <w:r>
+              <w:t>14%</w:t>
+            </w:r>
+          </w:p>
+        </w:tc>
+      </w:tr>
+      <w:tr>
+        <w:tc>
+          <w:tcPr>
+            <w:tcW w:type="dxa" w:w="2160"/>
+          </w:tcPr>
+          <w:p>
+            <w:r>
+              <w:t>信诚致远网络有限公司</w:t>
+            </w:r>
+          </w:p>
+        </w:tc>
+        <w:tc>
+          <w:tcPr>
+            <w:tcW w:type="dxa" w:w="2160"/>
+          </w:tcPr>
+          <w:p>
+            <w:r>
+              <w:t>半导体</w:t>
+            </w:r>
+          </w:p>
+        </w:tc>
+        <w:tc>
+          <w:tcPr>
+            <w:tcW w:type="dxa" w:w="2160"/>
+          </w:tcPr>
+          <w:p>
+            <w:r>
+              <w:t>411亿</w:t>
+            </w:r>
+          </w:p>
+        </w:tc>
+        <w:tc>
+          <w:tcPr>
+            <w:tcW w:type="dxa" w:w="2160"/>
+          </w:tcPr>
+          <w:p>
+            <w:r>
+              <w:t>18%</w:t>
+            </w:r>
+          </w:p>
+        </w:tc>
+      </w:tr>
+      <w:tr>
+        <w:tc>
+          <w:tcPr>
+            <w:tcW w:type="dxa" w:w="2160"/>
+          </w:tcPr>
+          <w:p>
+            <w:r>
+              <w:t>联通时科传媒有限公司</w:t>
+            </w:r>
+          </w:p>
+        </w:tc>
+        <w:tc>
+          <w:tcPr>
+            <w:tcW w:type="dxa" w:w="2160"/>
+          </w:tcPr>
+          <w:p>
+            <w:r>
+              <w:t>消费科技</w:t>
+            </w:r>
+          </w:p>
+        </w:tc>
+        <w:tc>
+          <w:tcPr>
+            <w:tcW w:type="dxa" w:w="2160"/>
+          </w:tcPr>
+          <w:p>
+            <w:r>
+              <w:t>362亿</w:t>
+            </w:r>
+          </w:p>
+        </w:tc>
+        <w:tc>
+          <w:tcPr>
+            <w:tcW w:type="dxa" w:w="2160"/>
+          </w:tcPr>
+          <w:p>
+            <w:r>
+              <w:t>15%</w:t>
+            </w:r>
+          </w:p>
+        </w:tc>
+      </w:tr>
+      <w:tr>
+        <w:tc>
+          <w:tcPr>
+            <w:tcW w:type="dxa" w:w="2160"/>
+          </w:tcPr>
+          <w:p>
+            <w:r>
+              <w:t>华成育卓科技有限公司</w:t>
+            </w:r>
+          </w:p>
+        </w:tc>
+        <w:tc>
+          <w:tcPr>
+            <w:tcW w:type="dxa" w:w="2160"/>
+          </w:tcPr>
+          <w:p>
+            <w:r>
+              <w:t>医疗科技</w:t>
+            </w:r>
+          </w:p>
+        </w:tc>
+        <w:tc>
+          <w:tcPr>
+            <w:tcW w:type="dxa" w:w="2160"/>
+          </w:tcPr>
+          <w:p>
+            <w:r>
+              <w:t>251亿</w:t>
+            </w:r>
+          </w:p>
+        </w:tc>
+        <w:tc>
+          <w:tcPr>
+            <w:tcW w:type="dxa" w:w="2160"/>
+          </w:tcPr>
+          <w:p>
+            <w:r>
+              <w:t>9%</w:t>
+            </w:r>
+          </w:p>
+        </w:tc>
+      </w:tr>
+      <w:tr>
+        <w:tc>
+          <w:tcPr>
+            <w:tcW w:type="dxa" w:w="2160"/>
+          </w:tcPr>
+          <w:p>
+            <w:r>
+              <w:t>泰麒麟网络有限公司</w:t>
+            </w:r>
+          </w:p>
+        </w:tc>
+        <w:tc>
+          <w:tcPr>
+            <w:tcW w:type="dxa" w:w="2160"/>
+          </w:tcPr>
+          <w:p>
+            <w:r>
+              <w:t>云计算</w:t>
+            </w:r>
+          </w:p>
+        </w:tc>
+        <w:tc>
+          <w:tcPr>
+            <w:tcW w:type="dxa" w:w="2160"/>
+          </w:tcPr>
+          <w:p>
+            <w:r>
+              <w:t>607亿</w:t>
+            </w:r>
+          </w:p>
+        </w:tc>
+        <w:tc>
+          <w:tcPr>
+            <w:tcW w:type="dxa" w:w="2160"/>
+          </w:tcPr>
+          <w:p>
+            <w:r>
+              <w:t>19%</w:t>
+            </w:r>
+          </w:p>
+        </w:tc>
+      </w:tr>
+      <w:tr>
+        <w:tc>
+          <w:tcPr>
+            <w:tcW w:type="dxa" w:w="2160"/>
+          </w:tcPr>
+          <w:p>
+            <w:r>
+              <w:t>方正科技传媒有限公司</w:t>
+            </w:r>
+          </w:p>
+        </w:tc>
+        <w:tc>
+          <w:tcPr>
+            <w:tcW w:type="dxa" w:w="2160"/>
+          </w:tcPr>
+          <w:p>
+            <w:r>
+              <w:t>人工智能</w:t>
+            </w:r>
+          </w:p>
+        </w:tc>
+        <w:tc>
+          <w:tcPr>
+            <w:tcW w:type="dxa" w:w="2160"/>
+          </w:tcPr>
+          <w:p>
+            <w:r>
+              <w:t>424亿</w:t>
+            </w:r>
+          </w:p>
+        </w:tc>
+        <w:tc>
+          <w:tcPr>
+            <w:tcW w:type="dxa" w:w="2160"/>
+          </w:tcPr>
+          <w:p>
+            <w:r>
+              <w:t>10%</w:t>
+            </w:r>
+          </w:p>
+        </w:tc>
+      </w:tr>
+      <w:tr>
+        <w:tc>
+          <w:tcPr>
+            <w:tcW w:type="dxa" w:w="2160"/>
+          </w:tcPr>
+          <w:p>
+            <w:r>
+              <w:t>昊嘉科技有限公司</w:t>
+            </w:r>
+          </w:p>
+        </w:tc>
+        <w:tc>
+          <w:tcPr>
+            <w:tcW w:type="dxa" w:w="2160"/>
+          </w:tcPr>
+          <w:p>
+            <w:r>
+              <w:t>医疗科技</w:t>
+            </w:r>
+          </w:p>
+        </w:tc>
+        <w:tc>
+          <w:tcPr>
+            <w:tcW w:type="dxa" w:w="2160"/>
+          </w:tcPr>
+          <w:p>
+            <w:r>
+              <w:t>712亿</w:t>
+            </w:r>
+          </w:p>
+        </w:tc>
+        <w:tc>
+          <w:tcPr>
+            <w:tcW w:type="dxa" w:w="2160"/>
+          </w:tcPr>
+          <w:p>
+            <w:r>
+              <w:t>8%</w:t>
+            </w:r>
+          </w:p>
+        </w:tc>
+      </w:tr>
+      <w:tr>
+        <w:tc>
+          <w:tcPr>
+            <w:tcW w:type="dxa" w:w="2160"/>
+          </w:tcPr>
+          <w:p>
+            <w:r>
+              <w:t>雨林木风计算机科技有限公司</w:t>
+            </w:r>
+          </w:p>
+        </w:tc>
+        <w:tc>
+          <w:tcPr>
+            <w:tcW w:type="dxa" w:w="2160"/>
+          </w:tcPr>
+          <w:p>
+            <w:r>
+              <w:t>半导体</w:t>
+            </w:r>
+          </w:p>
+        </w:tc>
+        <w:tc>
+          <w:tcPr>
+            <w:tcW w:type="dxa" w:w="2160"/>
+          </w:tcPr>
+          <w:p>
+            <w:r>
+              <w:t>475亿</w:t>
+            </w:r>
+          </w:p>
+        </w:tc>
+        <w:tc>
+          <w:tcPr>
+            <w:tcW w:type="dxa" w:w="2160"/>
+          </w:tcPr>
+          <w:p>
+            <w:r>
+              <w:t>20%</w:t>
+            </w:r>
+          </w:p>
+        </w:tc>
+      </w:tr>
+      <w:tr>
+        <w:tc>
+          <w:tcPr>
+            <w:tcW w:type="dxa" w:w="2160"/>
+          </w:tcPr>
+          <w:p>
+            <w:r>
+              <w:t>毕博诚信息有限公司</w:t>
+            </w:r>
+          </w:p>
+        </w:tc>
+        <w:tc>
+          <w:tcPr>
+            <w:tcW w:type="dxa" w:w="2160"/>
+          </w:tcPr>
+          <w:p>
+            <w:r>
+              <w:t>机器人</w:t>
+            </w:r>
+          </w:p>
+        </w:tc>
+        <w:tc>
+          <w:tcPr>
+            <w:tcW w:type="dxa" w:w="2160"/>
+          </w:tcPr>
+          <w:p>
+            <w:r>
+              <w:t>370亿</w:t>
+            </w:r>
+          </w:p>
+        </w:tc>
+        <w:tc>
+          <w:tcPr>
+            <w:tcW w:type="dxa" w:w="2160"/>
+          </w:tcPr>
+          <w:p>
+            <w:r>
+              <w:t>28%</w:t>
+            </w:r>
+          </w:p>
+        </w:tc>
+      </w:tr>
+      <w:tr>
+        <w:tc>
+          <w:tcPr>
+            <w:tcW w:type="dxa" w:w="2160"/>
+          </w:tcPr>
+          <w:p>
+            <w:r>
+              <w:t>飞海科技传媒有限公司</w:t>
+            </w:r>
+          </w:p>
+        </w:tc>
+        <w:tc>
+          <w:tcPr>
+            <w:tcW w:type="dxa" w:w="2160"/>
+          </w:tcPr>
+          <w:p>
+            <w:r>
+              <w:t>消费科技</w:t>
+            </w:r>
+          </w:p>
+        </w:tc>
+        <w:tc>
+          <w:tcPr>
+            <w:tcW w:type="dxa" w:w="2160"/>
+          </w:tcPr>
+          <w:p>
+            <w:r>
+              <w:t>333亿</w:t>
+            </w:r>
+          </w:p>
+        </w:tc>
+        <w:tc>
+          <w:tcPr>
+            <w:tcW w:type="dxa" w:w="2160"/>
+          </w:tcPr>
+          <w:p>
+            <w:r>
+              <w:t>11%</w:t>
+            </w:r>
+          </w:p>
+        </w:tc>
+      </w:tr>
+      <w:tr>
+        <w:tc>
+          <w:tcPr>
+            <w:tcW w:type="dxa" w:w="2160"/>
+          </w:tcPr>
+          <w:p>
+            <w:r>
+              <w:t>九方传媒有限公司</w:t>
+            </w:r>
+          </w:p>
+        </w:tc>
+        <w:tc>
+          <w:tcPr>
+            <w:tcW w:type="dxa" w:w="2160"/>
+          </w:tcPr>
+          <w:p>
+            <w:r>
+              <w:t>医疗科技</w:t>
+            </w:r>
+          </w:p>
+        </w:tc>
+        <w:tc>
+          <w:tcPr>
+            <w:tcW w:type="dxa" w:w="2160"/>
+          </w:tcPr>
+          <w:p>
+            <w:r>
+              <w:t>694亿</w:t>
+            </w:r>
+          </w:p>
+        </w:tc>
+        <w:tc>
+          <w:tcPr>
+            <w:tcW w:type="dxa" w:w="2160"/>
+          </w:tcPr>
+          <w:p>
+            <w:r>
+              <w:t>29%</w:t>
+            </w:r>
+          </w:p>
+        </w:tc>
+      </w:tr>
+      <w:tr>
+        <w:tc>
+          <w:tcPr>
+            <w:tcW w:type="dxa" w:w="2160"/>
+          </w:tcPr>
+          <w:p>
+            <w:r>
+              <w:t>信诚致远网络有限公司</w:t>
+            </w:r>
+          </w:p>
+        </w:tc>
+        <w:tc>
+          <w:tcPr>
+            <w:tcW w:type="dxa" w:w="2160"/>
+          </w:tcPr>
+          <w:p>
+            <w:r>
+              <w:t>半导体</w:t>
+            </w:r>
+          </w:p>
+        </w:tc>
+        <w:tc>
+          <w:tcPr>
+            <w:tcW w:type="dxa" w:w="2160"/>
+          </w:tcPr>
+          <w:p>
+            <w:r>
+              <w:t>349亿</w:t>
+            </w:r>
+          </w:p>
+        </w:tc>
+        <w:tc>
+          <w:tcPr>
+            <w:tcW w:type="dxa" w:w="2160"/>
+          </w:tcPr>
+          <w:p>
+            <w:r>
+              <w:t>18%</w:t>
+            </w:r>
+          </w:p>
+        </w:tc>
+      </w:tr>
+      <w:tr>
+        <w:tc>
+          <w:tcPr>
+            <w:tcW w:type="dxa" w:w="2160"/>
+          </w:tcPr>
+          <w:p>
+            <w:r>
+              <w:t>鑫博腾飞信息有限公司</w:t>
+            </w:r>
+          </w:p>
+        </w:tc>
+        <w:tc>
+          <w:tcPr>
+            <w:tcW w:type="dxa" w:w="2160"/>
+          </w:tcPr>
+          <w:p>
+            <w:r>
+              <w:t>消费科技</w:t>
+            </w:r>
+          </w:p>
+        </w:tc>
+        <w:tc>
+          <w:tcPr>
+            <w:tcW w:type="dxa" w:w="2160"/>
+          </w:tcPr>
+          <w:p>
+            <w:r>
+              <w:t>270亿</w:t>
+            </w:r>
+          </w:p>
+        </w:tc>
+        <w:tc>
+          <w:tcPr>
+            <w:tcW w:type="dxa" w:w="2160"/>
+          </w:tcPr>
+          <w:p>
+            <w:r>
+              <w:t>24%</w:t>
+            </w:r>
+          </w:p>
+        </w:tc>
+      </w:tr>
+      <w:tr>
+        <w:tc>
+          <w:tcPr>
+            <w:tcW w:type="dxa" w:w="2160"/>
+          </w:tcPr>
+          <w:p>
+            <w:r>
+              <w:t>昊嘉科技有限公司</w:t>
+            </w:r>
+          </w:p>
+        </w:tc>
+        <w:tc>
+          <w:tcPr>
+            <w:tcW w:type="dxa" w:w="2160"/>
+          </w:tcPr>
+          <w:p>
+            <w:r>
+              <w:t>医疗科技</w:t>
+            </w:r>
+          </w:p>
+        </w:tc>
+        <w:tc>
+          <w:tcPr>
+            <w:tcW w:type="dxa" w:w="2160"/>
+          </w:tcPr>
+          <w:p>
+            <w:r>
+              <w:t>534亿</w:t>
+            </w:r>
+          </w:p>
+        </w:tc>
+        <w:tc>
+          <w:tcPr>
+            <w:tcW w:type="dxa" w:w="2160"/>
+          </w:tcPr>
+          <w:p>
+            <w:r>
+              <w:t>19%</w:t>
+            </w:r>
+          </w:p>
+        </w:tc>
+      </w:tr>
+    </w:tbl>
+    <w:p>
+      <w:pPr>
+        <w:pStyle w:val="Heading1"/>
+      </w:pPr>
+      <w:r>
+        <w:t>行业分析 4</w:t>
+      </w:r>
+    </w:p>
+    <w:p>
+      <w:r>
+        <w:br/>
+        <w:t>信诚致远网络有限公司 是中国 半导体 行业的重要企业之一。</w:t>
+        <w:br/>
+        <w:t>根据华辰资本 投资策略部 的研究，该公司成立于 2015 年，</w:t>
+        <w:br/>
+        <w:t>目前员工规模约 2901 人。公司近年来持续加大研发投入，</w:t>
+        <w:br/>
+        <w:t>在核心技术方面形成了较强的竞争壁垒。</w:t>
+        <w:br/>
+      </w:r>
+    </w:p>
+    <w:p>
+      <w:r>
+        <w:br/>
+        <w:t>华辰资本旗下的 HC Energy Transition Fund 在最近的资产配置会议中</w:t>
+        <w:br/>
+        <w:t>讨论了 云计算 行业的投资机会，并对 艾提科信科技有限公司</w:t>
+        <w:br/>
+        <w:t>进行了重点评估。</w:t>
+        <w:br/>
+      </w:r>
+    </w:p>
+    <w:p>
+      <w:r>
+        <w:br/>
+        <w:t>华辰资本旗下的 HC Energy Transition Fund 在最近的资产配置会议中</w:t>
+        <w:br/>
+        <w:t>讨论了 半导体 行业的投资机会，并对 华泰通安网络有限公司</w:t>
+        <w:br/>
+        <w:t>进行了重点评估。</w:t>
+        <w:br/>
+      </w:r>
+    </w:p>
+    <w:p>
+      <w:r>
+        <w:br/>
+        <w:t>根据内部财务模型测算，联软科技有限公司 在未来三年</w:t>
+        <w:br/>
+        <w:t>收入复合增长率预计可达到 11% 左右。</w:t>
+        <w:br/>
+        <w:t>该预测基于行业需求增长以及公司产能扩张计划。</w:t>
+        <w:br/>
+      </w:r>
+    </w:p>
+    <w:p>
+      <w:r>
+        <w:br/>
+        <w:t>富罳网络有限公司 是中国 新能源 行业的重要企业之一。</w:t>
+        <w:br/>
+        <w:t>根据华辰资本 量化研究部 的研究，该公司成立于 2019 年，</w:t>
+        <w:br/>
+        <w:t>目前员工规模约 3621 人。公司近年来持续加大研发投入，</w:t>
+        <w:br/>
+        <w:t>在核心技术方面形成了较强的竞争壁垒。</w:t>
+        <w:br/>
+      </w:r>
+    </w:p>
+    <w:p>
+      <w:r>
+        <w:br/>
+        <w:t>根据内部财务模型测算，华泰通安传媒有限公司 在未来三年</w:t>
+        <w:br/>
+        <w:t>收入复合增长率预计可达到 16% 左右。</w:t>
+        <w:br/>
+        <w:t>该预测基于行业需求增长以及公司产能扩张计划。</w:t>
+        <w:br/>
+      </w:r>
+    </w:p>
+    <w:p>
+      <w:r>
+        <w:br/>
+        <w:t>飞海科技传媒有限公司 是中国 消费科技 行业的重要企业之一。</w:t>
+        <w:br/>
+        <w:t>根据华辰资本 投资策略部 的研究，该公司成立于 2016 年，</w:t>
+        <w:br/>
+        <w:t>目前员工规模约 2007 人。公司近年来持续加大研发投入，</w:t>
+        <w:br/>
+        <w:t>在核心技术方面形成了较强的竞争壁垒。</w:t>
+        <w:br/>
+      </w:r>
+    </w:p>
+    <w:p>
+      <w:r>
+        <w:br/>
+        <w:t>风险管理部认为，云计算 行业仍然面临若干</w:t>
+        <w:br/>
+        <w:t>不确定性因素，包括技术迭代风险、政策变化、</w:t>
+        <w:br/>
+        <w:t>以及市场竞争加剧等问题。</w:t>
+        <w:br/>
+      </w:r>
+    </w:p>
+    <w:tbl>
+      <w:tblPr>
+        <w:tblW w:type="auto" w:w="0"/>
+        <w:tblLook w:firstColumn="1" w:firstRow="1" w:lastColumn="0" w:lastRow="0" w:noHBand="0" w:noVBand="1" w:val="04A0"/>
+      </w:tblPr>
+      <w:tblGrid>
+        <w:gridCol w:w="2160"/>
+        <w:gridCol w:w="2160"/>
+        <w:gridCol w:w="2160"/>
+        <w:gridCol w:w="2160"/>
+      </w:tblGrid>
+      <w:tr>
+        <w:tc>
+          <w:tcPr>
+            <w:tcW w:type="dxa" w:w="2160"/>
+          </w:tcPr>
+          <w:p>
+            <w:r>
+              <w:t>公司</w:t>
+            </w:r>
+          </w:p>
+        </w:tc>
+        <w:tc>
+          <w:tcPr>
+            <w:tcW w:type="dxa" w:w="2160"/>
+          </w:tcPr>
+          <w:p>
+            <w:r>
+              <w:t>行业</w:t>
+            </w:r>
+          </w:p>
+        </w:tc>
+        <w:tc>
+          <w:tcPr>
+            <w:tcW w:type="dxa" w:w="2160"/>
+          </w:tcPr>
+          <w:p>
+            <w:r>
+              <w:t>市值</w:t>
+            </w:r>
+          </w:p>
+        </w:tc>
+        <w:tc>
+          <w:tcPr>
+            <w:tcW w:type="dxa" w:w="2160"/>
+          </w:tcPr>
+          <w:p>
+            <w:r>
+              <w:t>增长率</w:t>
+            </w:r>
+          </w:p>
+        </w:tc>
+      </w:tr>
+      <w:tr>
+        <w:tc>
+          <w:tcPr>
+            <w:tcW w:type="dxa" w:w="2160"/>
+          </w:tcPr>
+          <w:p>
+            <w:r>
+              <w:t>毕博诚信息有限公司</w:t>
+            </w:r>
+          </w:p>
+        </w:tc>
+        <w:tc>
+          <w:tcPr>
+            <w:tcW w:type="dxa" w:w="2160"/>
+          </w:tcPr>
+          <w:p>
+            <w:r>
+              <w:t>机器人</w:t>
+            </w:r>
+          </w:p>
+        </w:tc>
+        <w:tc>
+          <w:tcPr>
+            <w:tcW w:type="dxa" w:w="2160"/>
+          </w:tcPr>
+          <w:p>
+            <w:r>
+              <w:t>449亿</w:t>
+            </w:r>
+          </w:p>
+        </w:tc>
+        <w:tc>
+          <w:tcPr>
+            <w:tcW w:type="dxa" w:w="2160"/>
+          </w:tcPr>
+          <w:p>
+            <w:r>
+              <w:t>14%</w:t>
+            </w:r>
+          </w:p>
+        </w:tc>
+      </w:tr>
+      <w:tr>
+        <w:tc>
+          <w:tcPr>
+            <w:tcW w:type="dxa" w:w="2160"/>
+          </w:tcPr>
+          <w:p>
+            <w:r>
+              <w:t>昊嘉科技有限公司</w:t>
+            </w:r>
+          </w:p>
+        </w:tc>
+        <w:tc>
+          <w:tcPr>
+            <w:tcW w:type="dxa" w:w="2160"/>
+          </w:tcPr>
+          <w:p>
+            <w:r>
+              <w:t>医疗科技</w:t>
+            </w:r>
+          </w:p>
+        </w:tc>
+        <w:tc>
+          <w:tcPr>
+            <w:tcW w:type="dxa" w:w="2160"/>
+          </w:tcPr>
+          <w:p>
+            <w:r>
+              <w:t>640亿</w:t>
+            </w:r>
+          </w:p>
+        </w:tc>
+        <w:tc>
+          <w:tcPr>
+            <w:tcW w:type="dxa" w:w="2160"/>
+          </w:tcPr>
+          <w:p>
+            <w:r>
+              <w:t>22%</w:t>
+            </w:r>
+          </w:p>
+        </w:tc>
+      </w:tr>
+      <w:tr>
+        <w:tc>
+          <w:tcPr>
+            <w:tcW w:type="dxa" w:w="2160"/>
+          </w:tcPr>
+          <w:p>
+            <w:r>
+              <w:t>富罳网络有限公司</w:t>
+            </w:r>
+          </w:p>
+        </w:tc>
+        <w:tc>
+          <w:tcPr>
+            <w:tcW w:type="dxa" w:w="2160"/>
+          </w:tcPr>
+          <w:p>
+            <w:r>
+              <w:t>新能源</w:t>
+            </w:r>
+          </w:p>
+        </w:tc>
+        <w:tc>
+          <w:tcPr>
+            <w:tcW w:type="dxa" w:w="2160"/>
+          </w:tcPr>
+          <w:p>
+            <w:r>
+              <w:t>581亿</w:t>
+            </w:r>
+          </w:p>
+        </w:tc>
+        <w:tc>
+          <w:tcPr>
+            <w:tcW w:type="dxa" w:w="2160"/>
+          </w:tcPr>
+          <w:p>
+            <w:r>
+              <w:t>5%</w:t>
+            </w:r>
+          </w:p>
+        </w:tc>
+      </w:tr>
+      <w:tr>
+        <w:tc>
+          <w:tcPr>
+            <w:tcW w:type="dxa" w:w="2160"/>
+          </w:tcPr>
+          <w:p>
+            <w:r>
+              <w:t>图龙信息传媒有限公司</w:t>
+            </w:r>
+          </w:p>
+        </w:tc>
+        <w:tc>
+          <w:tcPr>
+            <w:tcW w:type="dxa" w:w="2160"/>
+          </w:tcPr>
+          <w:p>
+            <w:r>
+              <w:t>机器人</w:t>
+            </w:r>
+          </w:p>
+        </w:tc>
+        <w:tc>
+          <w:tcPr>
+            <w:tcW w:type="dxa" w:w="2160"/>
+          </w:tcPr>
+          <w:p>
+            <w:r>
+              <w:t>434亿</w:t>
+            </w:r>
+          </w:p>
+        </w:tc>
+        <w:tc>
+          <w:tcPr>
+            <w:tcW w:type="dxa" w:w="2160"/>
+          </w:tcPr>
+          <w:p>
+            <w:r>
+              <w:t>5%</w:t>
+            </w:r>
+          </w:p>
+        </w:tc>
+      </w:tr>
+      <w:tr>
+        <w:tc>
+          <w:tcPr>
+            <w:tcW w:type="dxa" w:w="2160"/>
+          </w:tcPr>
+          <w:p>
+            <w:r>
+              <w:t>创汇传媒有限公司</w:t>
+            </w:r>
+          </w:p>
+        </w:tc>
+        <w:tc>
+          <w:tcPr>
+            <w:tcW w:type="dxa" w:w="2160"/>
+          </w:tcPr>
+          <w:p>
+            <w:r>
+              <w:t>新能源</w:t>
+            </w:r>
+          </w:p>
+        </w:tc>
+        <w:tc>
+          <w:tcPr>
+            <w:tcW w:type="dxa" w:w="2160"/>
+          </w:tcPr>
+          <w:p>
+            <w:r>
+              <w:t>427亿</w:t>
+            </w:r>
+          </w:p>
+        </w:tc>
+        <w:tc>
+          <w:tcPr>
+            <w:tcW w:type="dxa" w:w="2160"/>
+          </w:tcPr>
+          <w:p>
+            <w:r>
+              <w:t>29%</w:t>
+            </w:r>
+          </w:p>
+        </w:tc>
+      </w:tr>
+      <w:tr>
+        <w:tc>
+          <w:tcPr>
+            <w:tcW w:type="dxa" w:w="2160"/>
+          </w:tcPr>
+          <w:p>
+            <w:r>
+              <w:t>图龙信息传媒有限公司</w:t>
+            </w:r>
+          </w:p>
+        </w:tc>
+        <w:tc>
+          <w:tcPr>
+            <w:tcW w:type="dxa" w:w="2160"/>
+          </w:tcPr>
+          <w:p>
+            <w:r>
+              <w:t>机器人</w:t>
+            </w:r>
+          </w:p>
+        </w:tc>
+        <w:tc>
+          <w:tcPr>
+            <w:tcW w:type="dxa" w:w="2160"/>
+          </w:tcPr>
+          <w:p>
+            <w:r>
+              <w:t>600亿</w:t>
+            </w:r>
+          </w:p>
+        </w:tc>
+        <w:tc>
+          <w:tcPr>
+            <w:tcW w:type="dxa" w:w="2160"/>
+          </w:tcPr>
+          <w:p>
+            <w:r>
+              <w:t>18%</w:t>
+            </w:r>
+          </w:p>
+        </w:tc>
+      </w:tr>
+      <w:tr>
+        <w:tc>
+          <w:tcPr>
+            <w:tcW w:type="dxa" w:w="2160"/>
+          </w:tcPr>
+          <w:p>
+            <w:r>
+              <w:t>通际名联科技有限公司</w:t>
+            </w:r>
+          </w:p>
+        </w:tc>
+        <w:tc>
+          <w:tcPr>
+            <w:tcW w:type="dxa" w:w="2160"/>
+          </w:tcPr>
+          <w:p>
+            <w:r>
+              <w:t>人工智能</w:t>
+            </w:r>
+          </w:p>
+        </w:tc>
+        <w:tc>
+          <w:tcPr>
+            <w:tcW w:type="dxa" w:w="2160"/>
+          </w:tcPr>
+          <w:p>
+            <w:r>
+              <w:t>718亿</w:t>
+            </w:r>
+          </w:p>
+        </w:tc>
+        <w:tc>
+          <w:tcPr>
+            <w:tcW w:type="dxa" w:w="2160"/>
+          </w:tcPr>
+          <w:p>
+            <w:r>
+              <w:t>15%</w:t>
+            </w:r>
+          </w:p>
+        </w:tc>
+      </w:tr>
+      <w:tr>
+        <w:tc>
+          <w:tcPr>
+            <w:tcW w:type="dxa" w:w="2160"/>
+          </w:tcPr>
+          <w:p>
+            <w:r>
+              <w:t>华成育卓科技有限公司</w:t>
+            </w:r>
+          </w:p>
+        </w:tc>
+        <w:tc>
+          <w:tcPr>
+            <w:tcW w:type="dxa" w:w="2160"/>
+          </w:tcPr>
+          <w:p>
+            <w:r>
+              <w:t>医疗科技</w:t>
+            </w:r>
+          </w:p>
+        </w:tc>
+        <w:tc>
+          <w:tcPr>
+            <w:tcW w:type="dxa" w:w="2160"/>
+          </w:tcPr>
+          <w:p>
+            <w:r>
+              <w:t>612亿</w:t>
+            </w:r>
+          </w:p>
+        </w:tc>
+        <w:tc>
+          <w:tcPr>
+            <w:tcW w:type="dxa" w:w="2160"/>
+          </w:tcPr>
+          <w:p>
+            <w:r>
+              <w:t>21%</w:t>
+            </w:r>
+          </w:p>
+        </w:tc>
+      </w:tr>
+      <w:tr>
+        <w:tc>
+          <w:tcPr>
+            <w:tcW w:type="dxa" w:w="2160"/>
+          </w:tcPr>
+          <w:p>
+            <w:r>
+              <w:t>富罳网络有限公司</w:t>
+            </w:r>
+          </w:p>
+        </w:tc>
+        <w:tc>
+          <w:tcPr>
+            <w:tcW w:type="dxa" w:w="2160"/>
+          </w:tcPr>
+          <w:p>
+            <w:r>
+              <w:t>新能源</w:t>
+            </w:r>
+          </w:p>
+        </w:tc>
+        <w:tc>
+          <w:tcPr>
+            <w:tcW w:type="dxa" w:w="2160"/>
+          </w:tcPr>
+          <w:p>
+            <w:r>
+              <w:t>135亿</w:t>
+            </w:r>
+          </w:p>
+        </w:tc>
+        <w:tc>
+          <w:tcPr>
+            <w:tcW w:type="dxa" w:w="2160"/>
+          </w:tcPr>
+          <w:p>
+            <w:r>
+              <w:t>10%</w:t>
+            </w:r>
+          </w:p>
+        </w:tc>
+      </w:tr>
+      <w:tr>
+        <w:tc>
+          <w:tcPr>
+            <w:tcW w:type="dxa" w:w="2160"/>
+          </w:tcPr>
+          <w:p>
+            <w:r>
               <w:t>艾提科信科技有限公司</w:t>
             </w:r>
           </w:p>
@@ -3906,17 +2904,59 @@
           </w:tcPr>
           <w:p>
             <w:r>
-              <w:t>机器人</w:t>
-            </w:r>
-          </w:p>
-        </w:tc>
-        <w:tc>
-          <w:tcPr>
-            <w:tcW w:type="dxa" w:w="2160"/>
-          </w:tcPr>
-          <w:p>
-            <w:r>
-              <w:t>686亿</w:t>
+              <w:t>云计算</w:t>
+            </w:r>
+          </w:p>
+        </w:tc>
+        <w:tc>
+          <w:tcPr>
+            <w:tcW w:type="dxa" w:w="2160"/>
+          </w:tcPr>
+          <w:p>
+            <w:r>
+              <w:t>361亿</w:t>
+            </w:r>
+          </w:p>
+        </w:tc>
+        <w:tc>
+          <w:tcPr>
+            <w:tcW w:type="dxa" w:w="2160"/>
+          </w:tcPr>
+          <w:p>
+            <w:r>
+              <w:t>10%</w:t>
+            </w:r>
+          </w:p>
+        </w:tc>
+      </w:tr>
+      <w:tr>
+        <w:tc>
+          <w:tcPr>
+            <w:tcW w:type="dxa" w:w="2160"/>
+          </w:tcPr>
+          <w:p>
+            <w:r>
+              <w:t>华成育卓传媒有限公司</w:t>
+            </w:r>
+          </w:p>
+        </w:tc>
+        <w:tc>
+          <w:tcPr>
+            <w:tcW w:type="dxa" w:w="2160"/>
+          </w:tcPr>
+          <w:p>
+            <w:r>
+              <w:t>人工智能</w:t>
+            </w:r>
+          </w:p>
+        </w:tc>
+        <w:tc>
+          <w:tcPr>
+            <w:tcW w:type="dxa" w:w="2160"/>
+          </w:tcPr>
+          <w:p>
+            <w:r>
+              <w:t>467亿</w:t>
             </w:r>
           </w:p>
         </w:tc>
@@ -3927,6 +2967,958 @@
           <w:p>
             <w:r>
               <w:t>21%</w:t>
+            </w:r>
+          </w:p>
+        </w:tc>
+      </w:tr>
+      <w:tr>
+        <w:tc>
+          <w:tcPr>
+            <w:tcW w:type="dxa" w:w="2160"/>
+          </w:tcPr>
+          <w:p>
+            <w:r>
+              <w:t>信诚致远网络有限公司</w:t>
+            </w:r>
+          </w:p>
+        </w:tc>
+        <w:tc>
+          <w:tcPr>
+            <w:tcW w:type="dxa" w:w="2160"/>
+          </w:tcPr>
+          <w:p>
+            <w:r>
+              <w:t>半导体</w:t>
+            </w:r>
+          </w:p>
+        </w:tc>
+        <w:tc>
+          <w:tcPr>
+            <w:tcW w:type="dxa" w:w="2160"/>
+          </w:tcPr>
+          <w:p>
+            <w:r>
+              <w:t>228亿</w:t>
+            </w:r>
+          </w:p>
+        </w:tc>
+        <w:tc>
+          <w:tcPr>
+            <w:tcW w:type="dxa" w:w="2160"/>
+          </w:tcPr>
+          <w:p>
+            <w:r>
+              <w:t>29%</w:t>
+            </w:r>
+          </w:p>
+        </w:tc>
+      </w:tr>
+      <w:tr>
+        <w:tc>
+          <w:tcPr>
+            <w:tcW w:type="dxa" w:w="2160"/>
+          </w:tcPr>
+          <w:p>
+            <w:r>
+              <w:t>富罳网络有限公司</w:t>
+            </w:r>
+          </w:p>
+        </w:tc>
+        <w:tc>
+          <w:tcPr>
+            <w:tcW w:type="dxa" w:w="2160"/>
+          </w:tcPr>
+          <w:p>
+            <w:r>
+              <w:t>新能源</w:t>
+            </w:r>
+          </w:p>
+        </w:tc>
+        <w:tc>
+          <w:tcPr>
+            <w:tcW w:type="dxa" w:w="2160"/>
+          </w:tcPr>
+          <w:p>
+            <w:r>
+              <w:t>475亿</w:t>
+            </w:r>
+          </w:p>
+        </w:tc>
+        <w:tc>
+          <w:tcPr>
+            <w:tcW w:type="dxa" w:w="2160"/>
+          </w:tcPr>
+          <w:p>
+            <w:r>
+              <w:t>13%</w:t>
+            </w:r>
+          </w:p>
+        </w:tc>
+      </w:tr>
+      <w:tr>
+        <w:tc>
+          <w:tcPr>
+            <w:tcW w:type="dxa" w:w="2160"/>
+          </w:tcPr>
+          <w:p>
+            <w:r>
+              <w:t>华成育卓传媒有限公司</w:t>
+            </w:r>
+          </w:p>
+        </w:tc>
+        <w:tc>
+          <w:tcPr>
+            <w:tcW w:type="dxa" w:w="2160"/>
+          </w:tcPr>
+          <w:p>
+            <w:r>
+              <w:t>人工智能</w:t>
+            </w:r>
+          </w:p>
+        </w:tc>
+        <w:tc>
+          <w:tcPr>
+            <w:tcW w:type="dxa" w:w="2160"/>
+          </w:tcPr>
+          <w:p>
+            <w:r>
+              <w:t>150亿</w:t>
+            </w:r>
+          </w:p>
+        </w:tc>
+        <w:tc>
+          <w:tcPr>
+            <w:tcW w:type="dxa" w:w="2160"/>
+          </w:tcPr>
+          <w:p>
+            <w:r>
+              <w:t>23%</w:t>
+            </w:r>
+          </w:p>
+        </w:tc>
+      </w:tr>
+      <w:tr>
+        <w:tc>
+          <w:tcPr>
+            <w:tcW w:type="dxa" w:w="2160"/>
+          </w:tcPr>
+          <w:p>
+            <w:r>
+              <w:t>天开科技有限公司</w:t>
+            </w:r>
+          </w:p>
+        </w:tc>
+        <w:tc>
+          <w:tcPr>
+            <w:tcW w:type="dxa" w:w="2160"/>
+          </w:tcPr>
+          <w:p>
+            <w:r>
+              <w:t>消费科技</w:t>
+            </w:r>
+          </w:p>
+        </w:tc>
+        <w:tc>
+          <w:tcPr>
+            <w:tcW w:type="dxa" w:w="2160"/>
+          </w:tcPr>
+          <w:p>
+            <w:r>
+              <w:t>143亿</w:t>
+            </w:r>
+          </w:p>
+        </w:tc>
+        <w:tc>
+          <w:tcPr>
+            <w:tcW w:type="dxa" w:w="2160"/>
+          </w:tcPr>
+          <w:p>
+            <w:r>
+              <w:t>28%</w:t>
+            </w:r>
+          </w:p>
+        </w:tc>
+      </w:tr>
+    </w:tbl>
+    <w:p>
+      <w:pPr>
+        <w:pStyle w:val="Heading1"/>
+      </w:pPr>
+      <w:r>
+        <w:t>行业分析 5</w:t>
+      </w:r>
+    </w:p>
+    <w:p>
+      <w:r>
+        <w:br/>
+        <w:t>华辰资本旗下的 HC Energy Transition Fund 在最近的资产配置会议中</w:t>
+        <w:br/>
+        <w:t>讨论了 人工智能 行业的投资机会，并对 新格林耐特网络有限公司</w:t>
+        <w:br/>
+        <w:t>进行了重点评估。</w:t>
+        <w:br/>
+      </w:r>
+    </w:p>
+    <w:p>
+      <w:r>
+        <w:br/>
+        <w:t>风险管理部认为，人工智能 行业仍然面临若干</w:t>
+        <w:br/>
+        <w:t>不确定性因素，包括技术迭代风险、政策变化、</w:t>
+        <w:br/>
+        <w:t>以及市场竞争加剧等问题。</w:t>
+        <w:br/>
+      </w:r>
+    </w:p>
+    <w:p>
+      <w:r>
+        <w:br/>
+        <w:t>华成育卓科技有限公司 是中国 医疗科技 行业的重要企业之一。</w:t>
+        <w:br/>
+        <w:t>根据华辰资本 量化研究部 的研究，该公司成立于 2020 年，</w:t>
+        <w:br/>
+        <w:t>目前员工规模约 650 人。公司近年来持续加大研发投入，</w:t>
+        <w:br/>
+        <w:t>在核心技术方面形成了较强的竞争壁垒。</w:t>
+        <w:br/>
+      </w:r>
+    </w:p>
+    <w:p>
+      <w:r>
+        <w:br/>
+        <w:t>从产业链角度看，消费科技 行业主要由上游设备厂商、</w:t>
+        <w:br/>
+        <w:t>中游平台企业以及下游应用厂商组成。</w:t>
+        <w:br/>
+        <w:t>鑫博腾飞信息有限公司 主要位于产业链的 中游 环节。</w:t>
+        <w:br/>
+      </w:r>
+    </w:p>
+    <w:p>
+      <w:r>
+        <w:br/>
+        <w:t>风险管理部认为，人工智能 行业仍然面临若干</w:t>
+        <w:br/>
+        <w:t>不确定性因素，包括技术迭代风险、政策变化、</w:t>
+        <w:br/>
+        <w:t>以及市场竞争加剧等问题。</w:t>
+        <w:br/>
+      </w:r>
+    </w:p>
+    <w:p>
+      <w:r>
+        <w:br/>
+        <w:t>从产业链角度看，人工智能 行业主要由上游设备厂商、</w:t>
+        <w:br/>
+        <w:t>中游平台企业以及下游应用厂商组成。</w:t>
+        <w:br/>
+        <w:t>新格林耐特网络有限公司 主要位于产业链的 下游 环节。</w:t>
+        <w:br/>
+      </w:r>
+    </w:p>
+    <w:p>
+      <w:r>
+        <w:br/>
+        <w:t>从产业链角度看，医疗科技 行业主要由上游设备厂商、</w:t>
+        <w:br/>
+        <w:t>中游平台企业以及下游应用厂商组成。</w:t>
+        <w:br/>
+        <w:t>华成育卓科技有限公司 主要位于产业链的 上游 环节。</w:t>
+        <w:br/>
+      </w:r>
+    </w:p>
+    <w:p>
+      <w:r>
+        <w:br/>
+        <w:t>精芯信息有限公司 是中国 半导体 行业的重要企业之一。</w:t>
+        <w:br/>
+        <w:t>根据华辰资本 投资委员会 的研究，该公司成立于 2019 年，</w:t>
+        <w:br/>
+        <w:t>目前员工规模约 5163 人。公司近年来持续加大研发投入，</w:t>
+        <w:br/>
+        <w:t>在核心技术方面形成了较强的竞争壁垒。</w:t>
+        <w:br/>
+      </w:r>
+    </w:p>
+    <w:tbl>
+      <w:tblPr>
+        <w:tblW w:type="auto" w:w="0"/>
+        <w:tblLook w:firstColumn="1" w:firstRow="1" w:lastColumn="0" w:lastRow="0" w:noHBand="0" w:noVBand="1" w:val="04A0"/>
+      </w:tblPr>
+      <w:tblGrid>
+        <w:gridCol w:w="2160"/>
+        <w:gridCol w:w="2160"/>
+        <w:gridCol w:w="2160"/>
+        <w:gridCol w:w="2160"/>
+      </w:tblGrid>
+      <w:tr>
+        <w:tc>
+          <w:tcPr>
+            <w:tcW w:type="dxa" w:w="2160"/>
+          </w:tcPr>
+          <w:p>
+            <w:r>
+              <w:t>公司</w:t>
+            </w:r>
+          </w:p>
+        </w:tc>
+        <w:tc>
+          <w:tcPr>
+            <w:tcW w:type="dxa" w:w="2160"/>
+          </w:tcPr>
+          <w:p>
+            <w:r>
+              <w:t>行业</w:t>
+            </w:r>
+          </w:p>
+        </w:tc>
+        <w:tc>
+          <w:tcPr>
+            <w:tcW w:type="dxa" w:w="2160"/>
+          </w:tcPr>
+          <w:p>
+            <w:r>
+              <w:t>市值</w:t>
+            </w:r>
+          </w:p>
+        </w:tc>
+        <w:tc>
+          <w:tcPr>
+            <w:tcW w:type="dxa" w:w="2160"/>
+          </w:tcPr>
+          <w:p>
+            <w:r>
+              <w:t>增长率</w:t>
+            </w:r>
+          </w:p>
+        </w:tc>
+      </w:tr>
+      <w:tr>
+        <w:tc>
+          <w:tcPr>
+            <w:tcW w:type="dxa" w:w="2160"/>
+          </w:tcPr>
+          <w:p>
+            <w:r>
+              <w:t>联通时科传媒有限公司</w:t>
+            </w:r>
+          </w:p>
+        </w:tc>
+        <w:tc>
+          <w:tcPr>
+            <w:tcW w:type="dxa" w:w="2160"/>
+          </w:tcPr>
+          <w:p>
+            <w:r>
+              <w:t>消费科技</w:t>
+            </w:r>
+          </w:p>
+        </w:tc>
+        <w:tc>
+          <w:tcPr>
+            <w:tcW w:type="dxa" w:w="2160"/>
+          </w:tcPr>
+          <w:p>
+            <w:r>
+              <w:t>524亿</w:t>
+            </w:r>
+          </w:p>
+        </w:tc>
+        <w:tc>
+          <w:tcPr>
+            <w:tcW w:type="dxa" w:w="2160"/>
+          </w:tcPr>
+          <w:p>
+            <w:r>
+              <w:t>23%</w:t>
+            </w:r>
+          </w:p>
+        </w:tc>
+      </w:tr>
+      <w:tr>
+        <w:tc>
+          <w:tcPr>
+            <w:tcW w:type="dxa" w:w="2160"/>
+          </w:tcPr>
+          <w:p>
+            <w:r>
+              <w:t>恩悌网络有限公司</w:t>
+            </w:r>
+          </w:p>
+        </w:tc>
+        <w:tc>
+          <w:tcPr>
+            <w:tcW w:type="dxa" w:w="2160"/>
+          </w:tcPr>
+          <w:p>
+            <w:r>
+              <w:t>新能源</w:t>
+            </w:r>
+          </w:p>
+        </w:tc>
+        <w:tc>
+          <w:tcPr>
+            <w:tcW w:type="dxa" w:w="2160"/>
+          </w:tcPr>
+          <w:p>
+            <w:r>
+              <w:t>113亿</w:t>
+            </w:r>
+          </w:p>
+        </w:tc>
+        <w:tc>
+          <w:tcPr>
+            <w:tcW w:type="dxa" w:w="2160"/>
+          </w:tcPr>
+          <w:p>
+            <w:r>
+              <w:t>8%</w:t>
+            </w:r>
+          </w:p>
+        </w:tc>
+      </w:tr>
+      <w:tr>
+        <w:tc>
+          <w:tcPr>
+            <w:tcW w:type="dxa" w:w="2160"/>
+          </w:tcPr>
+          <w:p>
+            <w:r>
+              <w:t>精芯信息有限公司</w:t>
+            </w:r>
+          </w:p>
+        </w:tc>
+        <w:tc>
+          <w:tcPr>
+            <w:tcW w:type="dxa" w:w="2160"/>
+          </w:tcPr>
+          <w:p>
+            <w:r>
+              <w:t>半导体</w:t>
+            </w:r>
+          </w:p>
+        </w:tc>
+        <w:tc>
+          <w:tcPr>
+            <w:tcW w:type="dxa" w:w="2160"/>
+          </w:tcPr>
+          <w:p>
+            <w:r>
+              <w:t>483亿</w:t>
+            </w:r>
+          </w:p>
+        </w:tc>
+        <w:tc>
+          <w:tcPr>
+            <w:tcW w:type="dxa" w:w="2160"/>
+          </w:tcPr>
+          <w:p>
+            <w:r>
+              <w:t>30%</w:t>
+            </w:r>
+          </w:p>
+        </w:tc>
+      </w:tr>
+      <w:tr>
+        <w:tc>
+          <w:tcPr>
+            <w:tcW w:type="dxa" w:w="2160"/>
+          </w:tcPr>
+          <w:p>
+            <w:r>
+              <w:t>方正科技信息有限公司</w:t>
+            </w:r>
+          </w:p>
+        </w:tc>
+        <w:tc>
+          <w:tcPr>
+            <w:tcW w:type="dxa" w:w="2160"/>
+          </w:tcPr>
+          <w:p>
+            <w:r>
+              <w:t>消费科技</w:t>
+            </w:r>
+          </w:p>
+        </w:tc>
+        <w:tc>
+          <w:tcPr>
+            <w:tcW w:type="dxa" w:w="2160"/>
+          </w:tcPr>
+          <w:p>
+            <w:r>
+              <w:t>760亿</w:t>
+            </w:r>
+          </w:p>
+        </w:tc>
+        <w:tc>
+          <w:tcPr>
+            <w:tcW w:type="dxa" w:w="2160"/>
+          </w:tcPr>
+          <w:p>
+            <w:r>
+              <w:t>7%</w:t>
+            </w:r>
+          </w:p>
+        </w:tc>
+      </w:tr>
+      <w:tr>
+        <w:tc>
+          <w:tcPr>
+            <w:tcW w:type="dxa" w:w="2160"/>
+          </w:tcPr>
+          <w:p>
+            <w:r>
+              <w:t>昊嘉科技有限公司</w:t>
+            </w:r>
+          </w:p>
+        </w:tc>
+        <w:tc>
+          <w:tcPr>
+            <w:tcW w:type="dxa" w:w="2160"/>
+          </w:tcPr>
+          <w:p>
+            <w:r>
+              <w:t>医疗科技</w:t>
+            </w:r>
+          </w:p>
+        </w:tc>
+        <w:tc>
+          <w:tcPr>
+            <w:tcW w:type="dxa" w:w="2160"/>
+          </w:tcPr>
+          <w:p>
+            <w:r>
+              <w:t>326亿</w:t>
+            </w:r>
+          </w:p>
+        </w:tc>
+        <w:tc>
+          <w:tcPr>
+            <w:tcW w:type="dxa" w:w="2160"/>
+          </w:tcPr>
+          <w:p>
+            <w:r>
+              <w:t>30%</w:t>
+            </w:r>
+          </w:p>
+        </w:tc>
+      </w:tr>
+      <w:tr>
+        <w:tc>
+          <w:tcPr>
+            <w:tcW w:type="dxa" w:w="2160"/>
+          </w:tcPr>
+          <w:p>
+            <w:r>
+              <w:t>创汇传媒有限公司</w:t>
+            </w:r>
+          </w:p>
+        </w:tc>
+        <w:tc>
+          <w:tcPr>
+            <w:tcW w:type="dxa" w:w="2160"/>
+          </w:tcPr>
+          <w:p>
+            <w:r>
+              <w:t>新能源</w:t>
+            </w:r>
+          </w:p>
+        </w:tc>
+        <w:tc>
+          <w:tcPr>
+            <w:tcW w:type="dxa" w:w="2160"/>
+          </w:tcPr>
+          <w:p>
+            <w:r>
+              <w:t>481亿</w:t>
+            </w:r>
+          </w:p>
+        </w:tc>
+        <w:tc>
+          <w:tcPr>
+            <w:tcW w:type="dxa" w:w="2160"/>
+          </w:tcPr>
+          <w:p>
+            <w:r>
+              <w:t>14%</w:t>
+            </w:r>
+          </w:p>
+        </w:tc>
+      </w:tr>
+      <w:tr>
+        <w:tc>
+          <w:tcPr>
+            <w:tcW w:type="dxa" w:w="2160"/>
+          </w:tcPr>
+          <w:p>
+            <w:r>
+              <w:t>鑫博腾飞信息有限公司</w:t>
+            </w:r>
+          </w:p>
+        </w:tc>
+        <w:tc>
+          <w:tcPr>
+            <w:tcW w:type="dxa" w:w="2160"/>
+          </w:tcPr>
+          <w:p>
+            <w:r>
+              <w:t>消费科技</w:t>
+            </w:r>
+          </w:p>
+        </w:tc>
+        <w:tc>
+          <w:tcPr>
+            <w:tcW w:type="dxa" w:w="2160"/>
+          </w:tcPr>
+          <w:p>
+            <w:r>
+              <w:t>525亿</w:t>
+            </w:r>
+          </w:p>
+        </w:tc>
+        <w:tc>
+          <w:tcPr>
+            <w:tcW w:type="dxa" w:w="2160"/>
+          </w:tcPr>
+          <w:p>
+            <w:r>
+              <w:t>14%</w:t>
+            </w:r>
+          </w:p>
+        </w:tc>
+      </w:tr>
+      <w:tr>
+        <w:tc>
+          <w:tcPr>
+            <w:tcW w:type="dxa" w:w="2160"/>
+          </w:tcPr>
+          <w:p>
+            <w:r>
+              <w:t>佳禾传媒有限公司</w:t>
+            </w:r>
+          </w:p>
+        </w:tc>
+        <w:tc>
+          <w:tcPr>
+            <w:tcW w:type="dxa" w:w="2160"/>
+          </w:tcPr>
+          <w:p>
+            <w:r>
+              <w:t>云计算</w:t>
+            </w:r>
+          </w:p>
+        </w:tc>
+        <w:tc>
+          <w:tcPr>
+            <w:tcW w:type="dxa" w:w="2160"/>
+          </w:tcPr>
+          <w:p>
+            <w:r>
+              <w:t>462亿</w:t>
+            </w:r>
+          </w:p>
+        </w:tc>
+        <w:tc>
+          <w:tcPr>
+            <w:tcW w:type="dxa" w:w="2160"/>
+          </w:tcPr>
+          <w:p>
+            <w:r>
+              <w:t>27%</w:t>
+            </w:r>
+          </w:p>
+        </w:tc>
+      </w:tr>
+      <w:tr>
+        <w:tc>
+          <w:tcPr>
+            <w:tcW w:type="dxa" w:w="2160"/>
+          </w:tcPr>
+          <w:p>
+            <w:r>
+              <w:t>迪摩信息有限公司</w:t>
+            </w:r>
+          </w:p>
+        </w:tc>
+        <w:tc>
+          <w:tcPr>
+            <w:tcW w:type="dxa" w:w="2160"/>
+          </w:tcPr>
+          <w:p>
+            <w:r>
+              <w:t>医疗科技</w:t>
+            </w:r>
+          </w:p>
+        </w:tc>
+        <w:tc>
+          <w:tcPr>
+            <w:tcW w:type="dxa" w:w="2160"/>
+          </w:tcPr>
+          <w:p>
+            <w:r>
+              <w:t>291亿</w:t>
+            </w:r>
+          </w:p>
+        </w:tc>
+        <w:tc>
+          <w:tcPr>
+            <w:tcW w:type="dxa" w:w="2160"/>
+          </w:tcPr>
+          <w:p>
+            <w:r>
+              <w:t>12%</w:t>
+            </w:r>
+          </w:p>
+        </w:tc>
+      </w:tr>
+      <w:tr>
+        <w:tc>
+          <w:tcPr>
+            <w:tcW w:type="dxa" w:w="2160"/>
+          </w:tcPr>
+          <w:p>
+            <w:r>
+              <w:t>雨林木风计算机科技有限公司</w:t>
+            </w:r>
+          </w:p>
+        </w:tc>
+        <w:tc>
+          <w:tcPr>
+            <w:tcW w:type="dxa" w:w="2160"/>
+          </w:tcPr>
+          <w:p>
+            <w:r>
+              <w:t>半导体</w:t>
+            </w:r>
+          </w:p>
+        </w:tc>
+        <w:tc>
+          <w:tcPr>
+            <w:tcW w:type="dxa" w:w="2160"/>
+          </w:tcPr>
+          <w:p>
+            <w:r>
+              <w:t>645亿</w:t>
+            </w:r>
+          </w:p>
+        </w:tc>
+        <w:tc>
+          <w:tcPr>
+            <w:tcW w:type="dxa" w:w="2160"/>
+          </w:tcPr>
+          <w:p>
+            <w:r>
+              <w:t>21%</w:t>
+            </w:r>
+          </w:p>
+        </w:tc>
+      </w:tr>
+      <w:tr>
+        <w:tc>
+          <w:tcPr>
+            <w:tcW w:type="dxa" w:w="2160"/>
+          </w:tcPr>
+          <w:p>
+            <w:r>
+              <w:t>雨林木风计算机科技有限公司</w:t>
+            </w:r>
+          </w:p>
+        </w:tc>
+        <w:tc>
+          <w:tcPr>
+            <w:tcW w:type="dxa" w:w="2160"/>
+          </w:tcPr>
+          <w:p>
+            <w:r>
+              <w:t>半导体</w:t>
+            </w:r>
+          </w:p>
+        </w:tc>
+        <w:tc>
+          <w:tcPr>
+            <w:tcW w:type="dxa" w:w="2160"/>
+          </w:tcPr>
+          <w:p>
+            <w:r>
+              <w:t>533亿</w:t>
+            </w:r>
+          </w:p>
+        </w:tc>
+        <w:tc>
+          <w:tcPr>
+            <w:tcW w:type="dxa" w:w="2160"/>
+          </w:tcPr>
+          <w:p>
+            <w:r>
+              <w:t>29%</w:t>
+            </w:r>
+          </w:p>
+        </w:tc>
+      </w:tr>
+      <w:tr>
+        <w:tc>
+          <w:tcPr>
+            <w:tcW w:type="dxa" w:w="2160"/>
+          </w:tcPr>
+          <w:p>
+            <w:r>
+              <w:t>九方传媒有限公司</w:t>
+            </w:r>
+          </w:p>
+        </w:tc>
+        <w:tc>
+          <w:tcPr>
+            <w:tcW w:type="dxa" w:w="2160"/>
+          </w:tcPr>
+          <w:p>
+            <w:r>
+              <w:t>医疗科技</w:t>
+            </w:r>
+          </w:p>
+        </w:tc>
+        <w:tc>
+          <w:tcPr>
+            <w:tcW w:type="dxa" w:w="2160"/>
+          </w:tcPr>
+          <w:p>
+            <w:r>
+              <w:t>350亿</w:t>
+            </w:r>
+          </w:p>
+        </w:tc>
+        <w:tc>
+          <w:tcPr>
+            <w:tcW w:type="dxa" w:w="2160"/>
+          </w:tcPr>
+          <w:p>
+            <w:r>
+              <w:t>30%</w:t>
+            </w:r>
+          </w:p>
+        </w:tc>
+      </w:tr>
+      <w:tr>
+        <w:tc>
+          <w:tcPr>
+            <w:tcW w:type="dxa" w:w="2160"/>
+          </w:tcPr>
+          <w:p>
+            <w:r>
+              <w:t>华成育卓科技有限公司</w:t>
+            </w:r>
+          </w:p>
+        </w:tc>
+        <w:tc>
+          <w:tcPr>
+            <w:tcW w:type="dxa" w:w="2160"/>
+          </w:tcPr>
+          <w:p>
+            <w:r>
+              <w:t>医疗科技</w:t>
+            </w:r>
+          </w:p>
+        </w:tc>
+        <w:tc>
+          <w:tcPr>
+            <w:tcW w:type="dxa" w:w="2160"/>
+          </w:tcPr>
+          <w:p>
+            <w:r>
+              <w:t>553亿</w:t>
+            </w:r>
+          </w:p>
+        </w:tc>
+        <w:tc>
+          <w:tcPr>
+            <w:tcW w:type="dxa" w:w="2160"/>
+          </w:tcPr>
+          <w:p>
+            <w:r>
+              <w:t>30%</w:t>
+            </w:r>
+          </w:p>
+        </w:tc>
+      </w:tr>
+      <w:tr>
+        <w:tc>
+          <w:tcPr>
+            <w:tcW w:type="dxa" w:w="2160"/>
+          </w:tcPr>
+          <w:p>
+            <w:r>
+              <w:t>飞利信科技有限公司</w:t>
+            </w:r>
+          </w:p>
+        </w:tc>
+        <w:tc>
+          <w:tcPr>
+            <w:tcW w:type="dxa" w:w="2160"/>
+          </w:tcPr>
+          <w:p>
+            <w:r>
+              <w:t>人工智能</w:t>
+            </w:r>
+          </w:p>
+        </w:tc>
+        <w:tc>
+          <w:tcPr>
+            <w:tcW w:type="dxa" w:w="2160"/>
+          </w:tcPr>
+          <w:p>
+            <w:r>
+              <w:t>589亿</w:t>
+            </w:r>
+          </w:p>
+        </w:tc>
+        <w:tc>
+          <w:tcPr>
+            <w:tcW w:type="dxa" w:w="2160"/>
+          </w:tcPr>
+          <w:p>
+            <w:r>
+              <w:t>5%</w:t>
+            </w:r>
+          </w:p>
+        </w:tc>
+      </w:tr>
+      <w:tr>
+        <w:tc>
+          <w:tcPr>
+            <w:tcW w:type="dxa" w:w="2160"/>
+          </w:tcPr>
+          <w:p>
+            <w:r>
+              <w:t>信诚致远科技有限公司</w:t>
+            </w:r>
+          </w:p>
+        </w:tc>
+        <w:tc>
+          <w:tcPr>
+            <w:tcW w:type="dxa" w:w="2160"/>
+          </w:tcPr>
+          <w:p>
+            <w:r>
+              <w:t>云计算</w:t>
+            </w:r>
+          </w:p>
+        </w:tc>
+        <w:tc>
+          <w:tcPr>
+            <w:tcW w:type="dxa" w:w="2160"/>
+          </w:tcPr>
+          <w:p>
+            <w:r>
+              <w:t>165亿</w:t>
+            </w:r>
+          </w:p>
+        </w:tc>
+        <w:tc>
+          <w:tcPr>
+            <w:tcW w:type="dxa" w:w="2160"/>
+          </w:tcPr>
+          <w:p>
+            <w:r>
+              <w:t>22%</w:t>
             </w:r>
           </w:p>
         </w:tc>
